--- a/Documentations/The-Inventory.docx
+++ b/Documentations/The-Inventory.docx
@@ -19,7 +19,7 @@
           <w:noProof/>
         </w:rPr>
         <w:drawing>
-          <wp:inline distT="0" distB="0" distL="0" distR="0" wp14:anchorId="5B6B9178" wp14:editId="28AC4334">
+          <wp:inline distT="0" distB="0" distL="0" distR="0" wp14:anchorId="5B6B9178" wp14:editId="12A5A177">
             <wp:extent cx="861649" cy="740979"/>
             <wp:effectExtent l="0" t="0" r="0" b="2540"/>
             <wp:docPr id="1402543487" name="Imagine 3" descr="Universitatea Ștefan cel Mare din Suceava | EUROSCI Network"/>
@@ -9086,51 +9086,7 @@
             <w:sz w:val="24"/>
             <w:szCs w:val="28"/>
           </w:rPr>
-          <w:t>/T</w:t>
-        </w:r>
-        <w:r>
-          <w:rPr>
-            <w:rStyle w:val="Hyperlink"/>
-            <w:rFonts w:ascii="Segoe UI Emoji" w:hAnsi="Segoe UI Emoji" w:cs="Segoe UI Emoji"/>
-            <w:b/>
-            <w:bCs/>
-            <w:sz w:val="24"/>
-            <w:szCs w:val="28"/>
-          </w:rPr>
-          <w:t>h</w:t>
-        </w:r>
-        <w:r>
-          <w:rPr>
-            <w:rStyle w:val="Hyperlink"/>
-            <w:rFonts w:ascii="Segoe UI Emoji" w:hAnsi="Segoe UI Emoji" w:cs="Segoe UI Emoji"/>
-            <w:b/>
-            <w:bCs/>
-            <w:sz w:val="24"/>
-            <w:szCs w:val="28"/>
-          </w:rPr>
-          <w:t>e-i</w:t>
-        </w:r>
-        <w:r>
-          <w:rPr>
-            <w:rStyle w:val="Hyperlink"/>
-            <w:rFonts w:ascii="Segoe UI Emoji" w:hAnsi="Segoe UI Emoji" w:cs="Segoe UI Emoji"/>
-            <w:b/>
-            <w:bCs/>
-            <w:sz w:val="24"/>
-            <w:szCs w:val="28"/>
-          </w:rPr>
-          <w:t>n</w:t>
-        </w:r>
-        <w:r>
-          <w:rPr>
-            <w:rStyle w:val="Hyperlink"/>
-            <w:rFonts w:ascii="Segoe UI Emoji" w:hAnsi="Segoe UI Emoji" w:cs="Segoe UI Emoji"/>
-            <w:b/>
-            <w:bCs/>
-            <w:sz w:val="24"/>
-            <w:szCs w:val="28"/>
-          </w:rPr>
-          <w:t>ventory/</w:t>
+          <w:t>/The-inventory/</w:t>
         </w:r>
       </w:hyperlink>
     </w:p>
@@ -9223,21 +9179,21 @@
           <w:szCs w:val="28"/>
         </w:rPr>
         <w:drawing>
-          <wp:anchor distT="0" distB="0" distL="114300" distR="114300" simplePos="0" relativeHeight="251673600" behindDoc="1" locked="0" layoutInCell="1" allowOverlap="1" wp14:anchorId="4ED9E09F" wp14:editId="383A4953">
+          <wp:anchor distT="0" distB="0" distL="114300" distR="114300" simplePos="0" relativeHeight="251673600" behindDoc="1" locked="0" layoutInCell="1" allowOverlap="1" wp14:anchorId="4ED9E09F" wp14:editId="45380F09">
             <wp:simplePos x="0" y="0"/>
             <wp:positionH relativeFrom="column">
-              <wp:posOffset>1210568</wp:posOffset>
+              <wp:posOffset>1212850</wp:posOffset>
             </wp:positionH>
             <wp:positionV relativeFrom="page">
-              <wp:posOffset>5821309</wp:posOffset>
+              <wp:posOffset>5830570</wp:posOffset>
             </wp:positionV>
-            <wp:extent cx="3740785" cy="3756660"/>
+            <wp:extent cx="3740785" cy="3740785"/>
             <wp:effectExtent l="0" t="0" r="0" b="0"/>
             <wp:wrapTight wrapText="bothSides">
               <wp:wrapPolygon edited="0">
                 <wp:start x="0" y="0"/>
-                <wp:lineTo x="0" y="21469"/>
-                <wp:lineTo x="21450" y="21469"/>
+                <wp:lineTo x="0" y="21450"/>
+                <wp:lineTo x="21450" y="21450"/>
                 <wp:lineTo x="21450" y="0"/>
                 <wp:lineTo x="0" y="0"/>
               </wp:wrapPolygon>
@@ -9250,7 +9206,7 @@
               <a:graphicData uri="http://schemas.openxmlformats.org/drawingml/2006/picture">
                 <pic:pic xmlns:pic="http://schemas.openxmlformats.org/drawingml/2006/picture">
                   <pic:nvPicPr>
-                    <pic:cNvPr id="351727433" name="Imagine 351727433"/>
+                    <pic:cNvPr id="351727433" name="Imagine 1"/>
                     <pic:cNvPicPr/>
                   </pic:nvPicPr>
                   <pic:blipFill>
@@ -9268,7 +9224,7 @@
                   <pic:spPr>
                     <a:xfrm>
                       <a:off x="0" y="0"/>
-                      <a:ext cx="3740785" cy="3756660"/>
+                      <a:ext cx="3740785" cy="3740785"/>
                     </a:xfrm>
                     <a:prstGeom prst="rect">
                       <a:avLst/>
@@ -14477,6 +14433,7 @@
   <w:style w:type="character" w:default="1" w:styleId="Fontdeparagrafimplicit">
     <w:name w:val="Default Paragraph Font"/>
     <w:uiPriority w:val="1"/>
+    <w:semiHidden/>
     <w:unhideWhenUsed/>
   </w:style>
   <w:style w:type="table" w:default="1" w:styleId="TabelNormal">

--- a/Documentations/The-Inventory.docx
+++ b/Documentations/The-Inventory.docx
@@ -19,7 +19,7 @@
           <w:noProof/>
         </w:rPr>
         <w:drawing>
-          <wp:inline distT="0" distB="0" distL="0" distR="0" wp14:anchorId="5B6B9178" wp14:editId="12A5A177">
+          <wp:inline distT="0" distB="0" distL="0" distR="0" wp14:anchorId="5B6B9178" wp14:editId="6220168E">
             <wp:extent cx="861649" cy="740979"/>
             <wp:effectExtent l="0" t="0" r="0" b="2540"/>
             <wp:docPr id="1402543487" name="Imagine 3" descr="Universitatea Ștefan cel Mare din Suceava | EUROSCI Network"/>
@@ -746,7 +746,7 @@
           <w:r>
             <w:fldChar w:fldCharType="separate"/>
           </w:r>
-          <w:hyperlink w:anchor="_Toc230433508" w:history="1">
+          <w:hyperlink w:anchor="_Toc231156829" w:history="1">
             <w:r>
               <w:rPr>
                 <w:rStyle w:val="Hyperlink"/>
@@ -769,7 +769,7 @@
               <w:rPr>
                 <w:webHidden/>
               </w:rPr>
-              <w:instrText xml:space="preserve"> PAGEREF _Toc230433508 \h </w:instrText>
+              <w:instrText xml:space="preserve"> PAGEREF _Toc231156829 \h </w:instrText>
             </w:r>
             <w:r>
               <w:rPr>
@@ -809,7 +809,7 @@
               <w14:ligatures w14:val="standardContextual"/>
             </w:rPr>
           </w:pPr>
-          <w:hyperlink w:anchor="_Toc230433509" w:history="1">
+          <w:hyperlink w:anchor="_Toc231156830" w:history="1">
             <w:r>
               <w:rPr>
                 <w:rStyle w:val="Hyperlink"/>
@@ -832,7 +832,7 @@
               <w:rPr>
                 <w:webHidden/>
               </w:rPr>
-              <w:instrText xml:space="preserve"> PAGEREF _Toc230433509 \h </w:instrText>
+              <w:instrText xml:space="preserve"> PAGEREF _Toc231156830 \h </w:instrText>
             </w:r>
             <w:r>
               <w:rPr>
@@ -861,6 +861,402 @@
         </w:p>
         <w:p>
           <w:pPr>
+            <w:pStyle w:val="Cuprins2"/>
+            <w:tabs>
+              <w:tab w:val="left" w:pos="960"/>
+              <w:tab w:val="right" w:leader="dot" w:pos="8708"/>
+            </w:tabs>
+            <w:rPr>
+              <w:rFonts w:cstheme="minorBidi"/>
+              <w:b/>
+              <w:bCs/>
+              <w:noProof/>
+              <w:kern w:val="2"/>
+              <w:sz w:val="32"/>
+              <w:szCs w:val="32"/>
+              <w14:ligatures w14:val="standardContextual"/>
+            </w:rPr>
+          </w:pPr>
+          <w:hyperlink w:anchor="_Toc231156831" w:history="1">
+            <w:r>
+              <w:rPr>
+                <w:rStyle w:val="Hyperlink"/>
+                <w:b/>
+                <w:bCs/>
+                <w:noProof/>
+                <w:sz w:val="28"/>
+                <w:szCs w:val="28"/>
+              </w:rPr>
+              <w:t>2.1</w:t>
+            </w:r>
+            <w:r>
+              <w:rPr>
+                <w:rFonts w:cstheme="minorBidi"/>
+                <w:b/>
+                <w:bCs/>
+                <w:noProof/>
+                <w:kern w:val="2"/>
+                <w:sz w:val="32"/>
+                <w:szCs w:val="32"/>
+                <w14:ligatures w14:val="standardContextual"/>
+              </w:rPr>
+              <w:tab/>
+            </w:r>
+            <w:r>
+              <w:rPr>
+                <w:rStyle w:val="Hyperlink"/>
+                <w:b/>
+                <w:bCs/>
+                <w:noProof/>
+                <w:sz w:val="28"/>
+                <w:szCs w:val="28"/>
+              </w:rPr>
+              <w:t>Arhitectură și validare (Defensive Layers)</w:t>
+            </w:r>
+            <w:r>
+              <w:rPr>
+                <w:b/>
+                <w:bCs/>
+                <w:noProof/>
+                <w:webHidden/>
+                <w:sz w:val="28"/>
+                <w:szCs w:val="28"/>
+              </w:rPr>
+              <w:tab/>
+            </w:r>
+            <w:r>
+              <w:rPr>
+                <w:b/>
+                <w:bCs/>
+                <w:noProof/>
+                <w:webHidden/>
+                <w:sz w:val="28"/>
+                <w:szCs w:val="28"/>
+              </w:rPr>
+              <w:fldChar w:fldCharType="begin"/>
+            </w:r>
+            <w:r>
+              <w:rPr>
+                <w:b/>
+                <w:bCs/>
+                <w:noProof/>
+                <w:webHidden/>
+                <w:sz w:val="28"/>
+                <w:szCs w:val="28"/>
+              </w:rPr>
+              <w:instrText xml:space="preserve"> PAGEREF _Toc231156831 \h </w:instrText>
+            </w:r>
+            <w:r>
+              <w:rPr>
+                <w:b/>
+                <w:bCs/>
+                <w:noProof/>
+                <w:webHidden/>
+                <w:sz w:val="28"/>
+                <w:szCs w:val="28"/>
+              </w:rPr>
+            </w:r>
+            <w:r>
+              <w:rPr>
+                <w:b/>
+                <w:bCs/>
+                <w:noProof/>
+                <w:webHidden/>
+                <w:sz w:val="28"/>
+                <w:szCs w:val="28"/>
+              </w:rPr>
+              <w:fldChar w:fldCharType="separate"/>
+            </w:r>
+            <w:r>
+              <w:rPr>
+                <w:b/>
+                <w:bCs/>
+                <w:noProof/>
+                <w:webHidden/>
+                <w:sz w:val="28"/>
+                <w:szCs w:val="28"/>
+              </w:rPr>
+              <w:t>3</w:t>
+            </w:r>
+            <w:r>
+              <w:rPr>
+                <w:b/>
+                <w:bCs/>
+                <w:noProof/>
+                <w:webHidden/>
+                <w:sz w:val="28"/>
+                <w:szCs w:val="28"/>
+              </w:rPr>
+              <w:fldChar w:fldCharType="end"/>
+            </w:r>
+          </w:hyperlink>
+        </w:p>
+        <w:p>
+          <w:pPr>
+            <w:pStyle w:val="Cuprins2"/>
+            <w:tabs>
+              <w:tab w:val="left" w:pos="960"/>
+              <w:tab w:val="right" w:leader="dot" w:pos="8708"/>
+            </w:tabs>
+            <w:rPr>
+              <w:rFonts w:cstheme="minorBidi"/>
+              <w:b/>
+              <w:bCs/>
+              <w:noProof/>
+              <w:kern w:val="2"/>
+              <w:sz w:val="32"/>
+              <w:szCs w:val="32"/>
+              <w14:ligatures w14:val="standardContextual"/>
+            </w:rPr>
+          </w:pPr>
+          <w:hyperlink w:anchor="_Toc231156832" w:history="1">
+            <w:r>
+              <w:rPr>
+                <w:rStyle w:val="Hyperlink"/>
+                <w:b/>
+                <w:bCs/>
+                <w:noProof/>
+                <w:sz w:val="28"/>
+                <w:szCs w:val="28"/>
+              </w:rPr>
+              <w:t>2.2</w:t>
+            </w:r>
+            <w:r>
+              <w:rPr>
+                <w:rFonts w:cstheme="minorBidi"/>
+                <w:b/>
+                <w:bCs/>
+                <w:noProof/>
+                <w:kern w:val="2"/>
+                <w:sz w:val="32"/>
+                <w:szCs w:val="32"/>
+                <w14:ligatures w14:val="standardContextual"/>
+              </w:rPr>
+              <w:tab/>
+            </w:r>
+            <w:r>
+              <w:rPr>
+                <w:rStyle w:val="Hyperlink"/>
+                <w:b/>
+                <w:bCs/>
+                <w:noProof/>
+                <w:sz w:val="28"/>
+                <w:szCs w:val="28"/>
+              </w:rPr>
+              <w:t>Rute principale și operațiuni (CRUD)</w:t>
+            </w:r>
+            <w:r>
+              <w:rPr>
+                <w:b/>
+                <w:bCs/>
+                <w:noProof/>
+                <w:webHidden/>
+                <w:sz w:val="28"/>
+                <w:szCs w:val="28"/>
+              </w:rPr>
+              <w:tab/>
+            </w:r>
+            <w:r>
+              <w:rPr>
+                <w:b/>
+                <w:bCs/>
+                <w:noProof/>
+                <w:webHidden/>
+                <w:sz w:val="28"/>
+                <w:szCs w:val="28"/>
+              </w:rPr>
+              <w:fldChar w:fldCharType="begin"/>
+            </w:r>
+            <w:r>
+              <w:rPr>
+                <w:b/>
+                <w:bCs/>
+                <w:noProof/>
+                <w:webHidden/>
+                <w:sz w:val="28"/>
+                <w:szCs w:val="28"/>
+              </w:rPr>
+              <w:instrText xml:space="preserve"> PAGEREF _Toc231156832 \h </w:instrText>
+            </w:r>
+            <w:r>
+              <w:rPr>
+                <w:b/>
+                <w:bCs/>
+                <w:noProof/>
+                <w:webHidden/>
+                <w:sz w:val="28"/>
+                <w:szCs w:val="28"/>
+              </w:rPr>
+            </w:r>
+            <w:r>
+              <w:rPr>
+                <w:b/>
+                <w:bCs/>
+                <w:noProof/>
+                <w:webHidden/>
+                <w:sz w:val="28"/>
+                <w:szCs w:val="28"/>
+              </w:rPr>
+              <w:fldChar w:fldCharType="separate"/>
+            </w:r>
+            <w:r>
+              <w:rPr>
+                <w:b/>
+                <w:bCs/>
+                <w:noProof/>
+                <w:webHidden/>
+                <w:sz w:val="28"/>
+                <w:szCs w:val="28"/>
+              </w:rPr>
+              <w:t>3</w:t>
+            </w:r>
+            <w:r>
+              <w:rPr>
+                <w:b/>
+                <w:bCs/>
+                <w:noProof/>
+                <w:webHidden/>
+                <w:sz w:val="28"/>
+                <w:szCs w:val="28"/>
+              </w:rPr>
+              <w:fldChar w:fldCharType="end"/>
+            </w:r>
+          </w:hyperlink>
+        </w:p>
+        <w:p>
+          <w:pPr>
+            <w:pStyle w:val="Cuprins2"/>
+            <w:tabs>
+              <w:tab w:val="left" w:pos="960"/>
+              <w:tab w:val="right" w:leader="dot" w:pos="8708"/>
+            </w:tabs>
+            <w:rPr>
+              <w:rStyle w:val="Hyperlink"/>
+              <w:b/>
+              <w:bCs/>
+              <w:noProof/>
+              <w:sz w:val="28"/>
+              <w:szCs w:val="28"/>
+            </w:rPr>
+          </w:pPr>
+          <w:hyperlink w:anchor="_Toc231156833" w:history="1">
+            <w:r>
+              <w:rPr>
+                <w:rStyle w:val="Hyperlink"/>
+                <w:b/>
+                <w:bCs/>
+                <w:noProof/>
+                <w:sz w:val="28"/>
+                <w:szCs w:val="28"/>
+                <w:lang w:val="ro-RO"/>
+              </w:rPr>
+              <w:t>2.3</w:t>
+            </w:r>
+            <w:r>
+              <w:rPr>
+                <w:rFonts w:cstheme="minorBidi"/>
+                <w:b/>
+                <w:bCs/>
+                <w:noProof/>
+                <w:kern w:val="2"/>
+                <w:sz w:val="32"/>
+                <w:szCs w:val="32"/>
+                <w14:ligatures w14:val="standardContextual"/>
+              </w:rPr>
+              <w:tab/>
+            </w:r>
+            <w:r>
+              <w:rPr>
+                <w:rStyle w:val="Hyperlink"/>
+                <w:b/>
+                <w:bCs/>
+                <w:noProof/>
+                <w:sz w:val="28"/>
+                <w:szCs w:val="28"/>
+              </w:rPr>
+              <w:t>Gestiunea Codurilor de Stare HTTP</w:t>
+            </w:r>
+            <w:r>
+              <w:rPr>
+                <w:b/>
+                <w:bCs/>
+                <w:noProof/>
+                <w:webHidden/>
+                <w:sz w:val="28"/>
+                <w:szCs w:val="28"/>
+              </w:rPr>
+              <w:tab/>
+            </w:r>
+            <w:r>
+              <w:rPr>
+                <w:b/>
+                <w:bCs/>
+                <w:noProof/>
+                <w:webHidden/>
+                <w:sz w:val="28"/>
+                <w:szCs w:val="28"/>
+              </w:rPr>
+              <w:fldChar w:fldCharType="begin"/>
+            </w:r>
+            <w:r>
+              <w:rPr>
+                <w:b/>
+                <w:bCs/>
+                <w:noProof/>
+                <w:webHidden/>
+                <w:sz w:val="28"/>
+                <w:szCs w:val="28"/>
+              </w:rPr>
+              <w:instrText xml:space="preserve"> PAGEREF _Toc231156833 \h </w:instrText>
+            </w:r>
+            <w:r>
+              <w:rPr>
+                <w:b/>
+                <w:bCs/>
+                <w:noProof/>
+                <w:webHidden/>
+                <w:sz w:val="28"/>
+                <w:szCs w:val="28"/>
+              </w:rPr>
+            </w:r>
+            <w:r>
+              <w:rPr>
+                <w:b/>
+                <w:bCs/>
+                <w:noProof/>
+                <w:webHidden/>
+                <w:sz w:val="28"/>
+                <w:szCs w:val="28"/>
+              </w:rPr>
+              <w:fldChar w:fldCharType="separate"/>
+            </w:r>
+            <w:r>
+              <w:rPr>
+                <w:b/>
+                <w:bCs/>
+                <w:noProof/>
+                <w:webHidden/>
+                <w:sz w:val="28"/>
+                <w:szCs w:val="28"/>
+              </w:rPr>
+              <w:t>5</w:t>
+            </w:r>
+            <w:r>
+              <w:rPr>
+                <w:b/>
+                <w:bCs/>
+                <w:noProof/>
+                <w:webHidden/>
+                <w:sz w:val="28"/>
+                <w:szCs w:val="28"/>
+              </w:rPr>
+              <w:fldChar w:fldCharType="end"/>
+            </w:r>
+          </w:hyperlink>
+        </w:p>
+        <w:p/>
+        <w:p>
+          <w:pPr>
             <w:pStyle w:val="Cuprins1"/>
             <w:rPr>
               <w:rFonts w:cstheme="minorBidi"/>
@@ -872,7 +1268,7 @@
               <w14:ligatures w14:val="standardContextual"/>
             </w:rPr>
           </w:pPr>
-          <w:hyperlink w:anchor="_Toc230433510" w:history="1">
+          <w:hyperlink w:anchor="_Toc231156834" w:history="1">
             <w:r>
               <w:rPr>
                 <w:rStyle w:val="Hyperlink"/>
@@ -895,7 +1291,7 @@
               <w:rPr>
                 <w:webHidden/>
               </w:rPr>
-              <w:instrText xml:space="preserve"> PAGEREF _Toc230433510 \h </w:instrText>
+              <w:instrText xml:space="preserve"> PAGEREF _Toc231156834 \h </w:instrText>
             </w:r>
             <w:r>
               <w:rPr>
@@ -912,7 +1308,7 @@
               <w:rPr>
                 <w:webHidden/>
               </w:rPr>
-              <w:t>3</w:t>
+              <w:t>5</w:t>
             </w:r>
             <w:r>
               <w:rPr>
@@ -935,7 +1331,7 @@
               <w14:ligatures w14:val="standardContextual"/>
             </w:rPr>
           </w:pPr>
-          <w:hyperlink w:anchor="_Toc230433511" w:history="1">
+          <w:hyperlink w:anchor="_Toc231156835" w:history="1">
             <w:r>
               <w:rPr>
                 <w:rStyle w:val="Hyperlink"/>
@@ -958,7 +1354,7 @@
               <w:rPr>
                 <w:webHidden/>
               </w:rPr>
-              <w:instrText xml:space="preserve"> PAGEREF _Toc230433511 \h </w:instrText>
+              <w:instrText xml:space="preserve"> PAGEREF _Toc231156835 \h </w:instrText>
             </w:r>
             <w:r>
               <w:rPr>
@@ -975,7 +1371,7 @@
               <w:rPr>
                 <w:webHidden/>
               </w:rPr>
-              <w:t>4</w:t>
+              <w:t>6</w:t>
             </w:r>
             <w:r>
               <w:rPr>
@@ -1003,7 +1399,7 @@
               <w14:ligatures w14:val="standardContextual"/>
             </w:rPr>
           </w:pPr>
-          <w:hyperlink w:anchor="_Toc230433512" w:history="1">
+          <w:hyperlink w:anchor="_Toc231156836" w:history="1">
             <w:r>
               <w:rPr>
                 <w:rStyle w:val="Hyperlink"/>
@@ -1070,7 +1466,7 @@
                 <w:sz w:val="28"/>
                 <w:szCs w:val="28"/>
               </w:rPr>
-              <w:instrText xml:space="preserve"> PAGEREF _Toc230433512 \h </w:instrText>
+              <w:instrText xml:space="preserve"> PAGEREF _Toc231156836 \h </w:instrText>
             </w:r>
             <w:r>
               <w:rPr>
@@ -1102,7 +1498,7 @@
                 <w:sz w:val="28"/>
                 <w:szCs w:val="28"/>
               </w:rPr>
-              <w:t>4</w:t>
+              <w:t>6</w:t>
             </w:r>
             <w:r>
               <w:rPr>
@@ -1135,7 +1531,7 @@
               <w14:ligatures w14:val="standardContextual"/>
             </w:rPr>
           </w:pPr>
-          <w:hyperlink w:anchor="_Toc230433513" w:history="1">
+          <w:hyperlink w:anchor="_Toc231156837" w:history="1">
             <w:r>
               <w:rPr>
                 <w:rStyle w:val="Hyperlink"/>
@@ -1204,7 +1600,7 @@
                 <w:sz w:val="28"/>
                 <w:szCs w:val="28"/>
               </w:rPr>
-              <w:instrText xml:space="preserve"> PAGEREF _Toc230433513 \h </w:instrText>
+              <w:instrText xml:space="preserve"> PAGEREF _Toc231156837 \h </w:instrText>
             </w:r>
             <w:r>
               <w:rPr>
@@ -1236,7 +1632,7 @@
                 <w:sz w:val="28"/>
                 <w:szCs w:val="28"/>
               </w:rPr>
-              <w:t>5</w:t>
+              <w:t>7</w:t>
             </w:r>
             <w:r>
               <w:rPr>
@@ -1269,7 +1665,7 @@
               <w14:ligatures w14:val="standardContextual"/>
             </w:rPr>
           </w:pPr>
-          <w:hyperlink w:anchor="_Toc230433514" w:history="1">
+          <w:hyperlink w:anchor="_Toc231156838" w:history="1">
             <w:r>
               <w:rPr>
                 <w:rStyle w:val="Hyperlink"/>
@@ -1338,7 +1734,7 @@
                 <w:sz w:val="28"/>
                 <w:szCs w:val="28"/>
               </w:rPr>
-              <w:instrText xml:space="preserve"> PAGEREF _Toc230433514 \h </w:instrText>
+              <w:instrText xml:space="preserve"> PAGEREF _Toc231156838 \h </w:instrText>
             </w:r>
             <w:r>
               <w:rPr>
@@ -1370,7 +1766,7 @@
                 <w:sz w:val="28"/>
                 <w:szCs w:val="28"/>
               </w:rPr>
-              <w:t>5</w:t>
+              <w:t>7</w:t>
             </w:r>
             <w:r>
               <w:rPr>
@@ -1401,7 +1797,7 @@
               <w:szCs w:val="28"/>
             </w:rPr>
           </w:pPr>
-          <w:hyperlink w:anchor="_Toc230433515" w:history="1">
+          <w:hyperlink w:anchor="_Toc231156839" w:history="1">
             <w:r>
               <w:rPr>
                 <w:rStyle w:val="Hyperlink"/>
@@ -1470,7 +1866,7 @@
                 <w:sz w:val="28"/>
                 <w:szCs w:val="28"/>
               </w:rPr>
-              <w:instrText xml:space="preserve"> PAGEREF _Toc230433515 \h </w:instrText>
+              <w:instrText xml:space="preserve"> PAGEREF _Toc231156839 \h </w:instrText>
             </w:r>
             <w:r>
               <w:rPr>
@@ -1502,7 +1898,7 @@
                 <w:sz w:val="28"/>
                 <w:szCs w:val="28"/>
               </w:rPr>
-              <w:t>5</w:t>
+              <w:t>7</w:t>
             </w:r>
             <w:r>
               <w:rPr>
@@ -1531,7 +1927,7 @@
               <w14:ligatures w14:val="standardContextual"/>
             </w:rPr>
           </w:pPr>
-          <w:hyperlink w:anchor="_Toc230433516" w:history="1">
+          <w:hyperlink w:anchor="_Toc231156840" w:history="1">
             <w:r>
               <w:rPr>
                 <w:rStyle w:val="Hyperlink"/>
@@ -1554,7 +1950,7 @@
               <w:rPr>
                 <w:webHidden/>
               </w:rPr>
-              <w:instrText xml:space="preserve"> PAGEREF _Toc230433516 \h </w:instrText>
+              <w:instrText xml:space="preserve"> PAGEREF _Toc231156840 \h </w:instrText>
             </w:r>
             <w:r>
               <w:rPr>
@@ -1571,7 +1967,7 @@
               <w:rPr>
                 <w:webHidden/>
               </w:rPr>
-              <w:t>6</w:t>
+              <w:t>8</w:t>
             </w:r>
             <w:r>
               <w:rPr>
@@ -1599,7 +1995,7 @@
               <w14:ligatures w14:val="standardContextual"/>
             </w:rPr>
           </w:pPr>
-          <w:hyperlink w:anchor="_Toc230433517" w:history="1">
+          <w:hyperlink w:anchor="_Toc231156841" w:history="1">
             <w:r>
               <w:rPr>
                 <w:rStyle w:val="Hyperlink"/>
@@ -1668,7 +2064,7 @@
                 <w:sz w:val="28"/>
                 <w:szCs w:val="28"/>
               </w:rPr>
-              <w:instrText xml:space="preserve"> PAGEREF _Toc230433517 \h </w:instrText>
+              <w:instrText xml:space="preserve"> PAGEREF _Toc231156841 \h </w:instrText>
             </w:r>
             <w:r>
               <w:rPr>
@@ -1700,7 +2096,7 @@
                 <w:sz w:val="28"/>
                 <w:szCs w:val="28"/>
               </w:rPr>
-              <w:t>6</w:t>
+              <w:t>8</w:t>
             </w:r>
             <w:r>
               <w:rPr>
@@ -1731,7 +2127,7 @@
               <w:szCs w:val="28"/>
             </w:rPr>
           </w:pPr>
-          <w:hyperlink w:anchor="_Toc230433518" w:history="1">
+          <w:hyperlink w:anchor="_Toc231156842" w:history="1">
             <w:r>
               <w:rPr>
                 <w:rStyle w:val="Hyperlink"/>
@@ -1800,7 +2196,7 @@
                 <w:sz w:val="28"/>
                 <w:szCs w:val="28"/>
               </w:rPr>
-              <w:instrText xml:space="preserve"> PAGEREF _Toc230433518 \h </w:instrText>
+              <w:instrText xml:space="preserve"> PAGEREF _Toc231156842 \h </w:instrText>
             </w:r>
             <w:r>
               <w:rPr>
@@ -1832,7 +2228,7 @@
                 <w:sz w:val="28"/>
                 <w:szCs w:val="28"/>
               </w:rPr>
-              <w:t>7</w:t>
+              <w:t>9</w:t>
             </w:r>
             <w:r>
               <w:rPr>
@@ -1847,16 +2243,7 @@
             </w:r>
           </w:hyperlink>
         </w:p>
-        <w:p>
-          <w:pPr>
-            <w:rPr>
-              <w:b/>
-              <w:bCs/>
-              <w:sz w:val="28"/>
-              <w:szCs w:val="32"/>
-            </w:rPr>
-          </w:pPr>
-        </w:p>
+        <w:p/>
         <w:p>
           <w:pPr>
             <w:pStyle w:val="Cuprins1"/>
@@ -1870,7 +2257,7 @@
               <w14:ligatures w14:val="standardContextual"/>
             </w:rPr>
           </w:pPr>
-          <w:hyperlink w:anchor="_Toc230433519" w:history="1">
+          <w:hyperlink w:anchor="_Toc231156843" w:history="1">
             <w:r>
               <w:rPr>
                 <w:rStyle w:val="Hyperlink"/>
@@ -1906,7 +2293,7 @@
               <w:rPr>
                 <w:webHidden/>
               </w:rPr>
-              <w:instrText xml:space="preserve"> PAGEREF _Toc230433519 \h </w:instrText>
+              <w:instrText xml:space="preserve"> PAGEREF _Toc231156843 \h </w:instrText>
             </w:r>
             <w:r>
               <w:rPr>
@@ -1923,7 +2310,7 @@
               <w:rPr>
                 <w:webHidden/>
               </w:rPr>
-              <w:t>8</w:t>
+              <w:t>9</w:t>
             </w:r>
             <w:r>
               <w:rPr>
@@ -1956,32 +2343,6 @@
             <w:fldChar w:fldCharType="end"/>
           </w:r>
         </w:p>
-        <w:p>
-          <w:pPr>
-            <w:spacing w:line="480" w:lineRule="auto"/>
-            <w:jc w:val="left"/>
-            <w:rPr>
-              <w:b/>
-              <w:bCs/>
-              <w:sz w:val="32"/>
-              <w:szCs w:val="36"/>
-              <w:lang w:val="ro-RO"/>
-            </w:rPr>
-          </w:pPr>
-        </w:p>
-        <w:p>
-          <w:pPr>
-            <w:spacing w:line="480" w:lineRule="auto"/>
-            <w:jc w:val="left"/>
-            <w:rPr>
-              <w:b/>
-              <w:bCs/>
-              <w:sz w:val="32"/>
-              <w:szCs w:val="36"/>
-              <w:lang w:val="ro-RO"/>
-            </w:rPr>
-          </w:pPr>
-        </w:p>
       </w:sdtContent>
     </w:sdt>
     <w:p>
@@ -1992,7 +2353,7 @@
           <w:szCs w:val="24"/>
         </w:rPr>
       </w:pPr>
-      <w:bookmarkStart w:id="0" w:name="_Toc230433508"/>
+      <w:bookmarkStart w:id="0" w:name="_Toc231156829"/>
       <w:r>
         <w:rPr>
           <w:sz w:val="32"/>
@@ -2576,7 +2937,7 @@
           <w:szCs w:val="24"/>
         </w:rPr>
       </w:pPr>
-      <w:bookmarkStart w:id="1" w:name="_Toc230433509"/>
+      <w:bookmarkStart w:id="1" w:name="_Toc231156830"/>
       <w:r>
         <w:rPr>
           <w:sz w:val="32"/>
@@ -2588,19 +2949,105 @@
     </w:p>
     <w:p>
       <w:pPr>
+        <w:rPr>
+          <w:lang w:val="ro-RO"/>
+        </w:rPr>
+      </w:pPr>
+    </w:p>
+    <w:p>
+      <w:pPr>
         <w:pStyle w:val="Listparagraf"/>
+        <w:numPr>
+          <w:ilvl w:val="0"/>
+          <w:numId w:val="5"/>
+        </w:numPr>
         <w:spacing w:after="0"/>
-        <w:ind w:left="1778" w:firstLine="0"/>
         <w:jc w:val="left"/>
         <w:rPr>
           <w:b/>
           <w:bCs/>
+          <w:vanish/>
           <w:sz w:val="40"/>
           <w:szCs w:val="44"/>
-          <w:lang w:val="ro-RO"/>
-        </w:rPr>
-      </w:pPr>
-    </w:p>
+        </w:rPr>
+      </w:pPr>
+    </w:p>
+    <w:p>
+      <w:pPr>
+        <w:pStyle w:val="Listparagraf"/>
+        <w:numPr>
+          <w:ilvl w:val="0"/>
+          <w:numId w:val="5"/>
+        </w:numPr>
+        <w:spacing w:after="0"/>
+        <w:jc w:val="left"/>
+        <w:rPr>
+          <w:b/>
+          <w:bCs/>
+          <w:vanish/>
+          <w:sz w:val="40"/>
+          <w:szCs w:val="44"/>
+        </w:rPr>
+      </w:pPr>
+    </w:p>
+    <w:p>
+      <w:pPr>
+        <w:pStyle w:val="Titlu2"/>
+        <w:rPr>
+          <w:sz w:val="28"/>
+          <w:szCs w:val="24"/>
+        </w:rPr>
+      </w:pPr>
+      <w:bookmarkStart w:id="2" w:name="_Toc231156831"/>
+      <w:proofErr w:type="spellStart"/>
+      <w:r>
+        <w:rPr>
+          <w:sz w:val="28"/>
+          <w:szCs w:val="24"/>
+        </w:rPr>
+        <w:t>Arhitectură</w:t>
+      </w:r>
+      <w:proofErr w:type="spellEnd"/>
+      <w:r>
+        <w:rPr>
+          <w:sz w:val="28"/>
+          <w:szCs w:val="24"/>
+        </w:rPr>
+        <w:t xml:space="preserve"> și</w:t>
+      </w:r>
+      <w:r>
+        <w:rPr>
+          <w:sz w:val="28"/>
+          <w:szCs w:val="24"/>
+        </w:rPr>
+        <w:t xml:space="preserve"> </w:t>
+      </w:r>
+      <w:proofErr w:type="spellStart"/>
+      <w:r>
+        <w:rPr>
+          <w:sz w:val="28"/>
+          <w:szCs w:val="24"/>
+        </w:rPr>
+        <w:t>v</w:t>
+      </w:r>
+      <w:r>
+        <w:rPr>
+          <w:sz w:val="28"/>
+          <w:szCs w:val="24"/>
+        </w:rPr>
+        <w:t>alidare</w:t>
+      </w:r>
+      <w:proofErr w:type="spellEnd"/>
+      <w:r>
+        <w:rPr>
+          <w:sz w:val="28"/>
+          <w:szCs w:val="24"/>
+        </w:rPr>
+        <w:t xml:space="preserve"> (Defensive Layers)</w:t>
+      </w:r>
+      <w:bookmarkEnd w:id="2"/>
+    </w:p>
+    <w:p/>
     <w:p>
       <w:pPr>
         <w:spacing w:after="0"/>
@@ -2612,55 +3059,81 @@
           <w:lang w:val="ro-RO"/>
         </w:rPr>
       </w:pPr>
-      <w:r>
-        <w:rPr>
-          <w:sz w:val="24"/>
-          <w:szCs w:val="28"/>
-          <w:lang w:val="ro-RO"/>
-        </w:rPr>
-        <w:t xml:space="preserve">Documentație </w:t>
-      </w:r>
-      <w:r>
-        <w:rPr>
-          <w:sz w:val="24"/>
-          <w:szCs w:val="28"/>
-          <w:lang w:val="ro-RO"/>
-        </w:rPr>
-        <w:t>a</w:t>
-      </w:r>
-      <w:r>
-        <w:rPr>
-          <w:sz w:val="24"/>
-          <w:szCs w:val="28"/>
-          <w:lang w:val="ro-RO"/>
-        </w:rPr>
-        <w:t xml:space="preserve">utomată: </w:t>
-      </w:r>
-      <w:proofErr w:type="spellStart"/>
-      <w:r>
-        <w:rPr>
-          <w:sz w:val="24"/>
-          <w:szCs w:val="28"/>
-          <w:lang w:val="ro-RO"/>
-        </w:rPr>
-        <w:t>b</w:t>
-      </w:r>
-      <w:r>
-        <w:rPr>
-          <w:sz w:val="24"/>
-          <w:szCs w:val="28"/>
-          <w:lang w:val="ro-RO"/>
-        </w:rPr>
-        <w:t>ackend-ul</w:t>
-      </w:r>
-      <w:proofErr w:type="spellEnd"/>
-      <w:r>
-        <w:rPr>
-          <w:sz w:val="24"/>
-          <w:szCs w:val="28"/>
-          <w:lang w:val="ro-RO"/>
-        </w:rPr>
-        <w:t xml:space="preserve"> utilizează specificația </w:t>
+      <w:proofErr w:type="spellStart"/>
+      <w:r>
+        <w:rPr>
+          <w:b/>
+          <w:bCs/>
+          <w:sz w:val="24"/>
+          <w:szCs w:val="28"/>
+          <w:lang w:val="ro-RO"/>
+        </w:rPr>
+        <w:t>Backend</w:t>
+      </w:r>
+      <w:r>
+        <w:rPr>
+          <w:sz w:val="24"/>
+          <w:szCs w:val="28"/>
+          <w:lang w:val="ro-RO"/>
+        </w:rPr>
+        <w:t>-ul</w:t>
+      </w:r>
+      <w:proofErr w:type="spellEnd"/>
+      <w:r>
+        <w:rPr>
+          <w:sz w:val="24"/>
+          <w:szCs w:val="28"/>
+          <w:lang w:val="ro-RO"/>
+        </w:rPr>
+        <w:t xml:space="preserve"> este expus printr-un </w:t>
+      </w:r>
+      <w:r>
+        <w:rPr>
+          <w:b/>
+          <w:bCs/>
+          <w:sz w:val="24"/>
+          <w:szCs w:val="28"/>
+          <w:lang w:val="ro-RO"/>
+        </w:rPr>
+        <w:t xml:space="preserve">API </w:t>
+      </w:r>
+      <w:proofErr w:type="spellStart"/>
+      <w:r>
+        <w:rPr>
+          <w:b/>
+          <w:bCs/>
+          <w:sz w:val="24"/>
+          <w:szCs w:val="28"/>
+          <w:lang w:val="ro-RO"/>
+        </w:rPr>
+        <w:t>RESTful</w:t>
+      </w:r>
+      <w:proofErr w:type="spellEnd"/>
+      <w:r>
+        <w:rPr>
+          <w:sz w:val="24"/>
+          <w:szCs w:val="28"/>
+          <w:lang w:val="ro-RO"/>
+        </w:rPr>
+        <w:t xml:space="preserve"> asincron construit cu </w:t>
+      </w:r>
+      <w:proofErr w:type="spellStart"/>
+      <w:r>
+        <w:rPr>
+          <w:sz w:val="24"/>
+          <w:szCs w:val="28"/>
+          <w:lang w:val="ro-RO"/>
+        </w:rPr>
+        <w:t>FastAPI</w:t>
+      </w:r>
+      <w:proofErr w:type="spellEnd"/>
+      <w:r>
+        <w:rPr>
+          <w:sz w:val="24"/>
+          <w:szCs w:val="28"/>
+          <w:lang w:val="ro-RO"/>
+        </w:rPr>
+        <w:t xml:space="preserve">. Utilizează specificația </w:t>
       </w:r>
       <w:proofErr w:type="spellStart"/>
       <w:r>
@@ -2676,6 +3149,8 @@
       <w:proofErr w:type="spellEnd"/>
       <w:r>
         <w:rPr>
+          <w:b/>
+          <w:bCs/>
           <w:sz w:val="24"/>
           <w:szCs w:val="28"/>
           <w:lang w:val="ro-RO"/>
@@ -2696,17 +3171,113 @@
       <w:proofErr w:type="spellEnd"/>
       <w:r>
         <w:rPr>
-          <w:sz w:val="24"/>
-          <w:szCs w:val="28"/>
-          <w:lang w:val="ro-RO"/>
-        </w:rPr>
-        <w:t xml:space="preserve">) pentru generarea interfeței de testare. </w:t>
+          <w:b/>
+          <w:bCs/>
+          <w:sz w:val="24"/>
+          <w:szCs w:val="28"/>
+          <w:lang w:val="ro-RO"/>
+        </w:rPr>
+        <w:t>)</w:t>
+      </w:r>
+      <w:r>
+        <w:rPr>
+          <w:sz w:val="24"/>
+          <w:szCs w:val="28"/>
+          <w:lang w:val="ro-RO"/>
+        </w:rPr>
+        <w:t xml:space="preserve"> pentru generarea interfeței interactive de testare. Un element central al arhitecturii este stratul de validare (</w:t>
+      </w:r>
+      <w:r>
+        <w:rPr>
+          <w:b/>
+          <w:bCs/>
+          <w:sz w:val="24"/>
+          <w:szCs w:val="28"/>
+          <w:lang w:val="ro-RO"/>
+        </w:rPr>
+        <w:t xml:space="preserve">Defensive </w:t>
+      </w:r>
+      <w:proofErr w:type="spellStart"/>
+      <w:r>
+        <w:rPr>
+          <w:b/>
+          <w:bCs/>
+          <w:sz w:val="24"/>
+          <w:szCs w:val="28"/>
+          <w:lang w:val="ro-RO"/>
+        </w:rPr>
+        <w:t>Layer</w:t>
+      </w:r>
+      <w:proofErr w:type="spellEnd"/>
+      <w:r>
+        <w:rPr>
+          <w:sz w:val="24"/>
+          <w:szCs w:val="28"/>
+          <w:lang w:val="ro-RO"/>
+        </w:rPr>
+        <w:t>): toate datele de intrare (</w:t>
+      </w:r>
+      <w:proofErr w:type="spellStart"/>
+      <w:r>
+        <w:rPr>
+          <w:sz w:val="24"/>
+          <w:szCs w:val="28"/>
+          <w:lang w:val="ro-RO"/>
+        </w:rPr>
+        <w:t>request</w:t>
+      </w:r>
+      <w:proofErr w:type="spellEnd"/>
+      <w:r>
+        <w:rPr>
+          <w:sz w:val="24"/>
+          <w:szCs w:val="28"/>
+          <w:lang w:val="ro-RO"/>
+        </w:rPr>
+        <w:t xml:space="preserve"> body) și de ieșire (</w:t>
+      </w:r>
+      <w:proofErr w:type="spellStart"/>
+      <w:r>
+        <w:rPr>
+          <w:sz w:val="24"/>
+          <w:szCs w:val="28"/>
+          <w:lang w:val="ro-RO"/>
+        </w:rPr>
+        <w:t>response</w:t>
+      </w:r>
+      <w:proofErr w:type="spellEnd"/>
+      <w:r>
+        <w:rPr>
+          <w:sz w:val="24"/>
+          <w:szCs w:val="28"/>
+          <w:lang w:val="ro-RO"/>
+        </w:rPr>
+        <w:t xml:space="preserve">) sunt validate strict folosind scheme </w:t>
+      </w:r>
+      <w:proofErr w:type="spellStart"/>
+      <w:r>
+        <w:rPr>
+          <w:b/>
+          <w:bCs/>
+          <w:sz w:val="24"/>
+          <w:szCs w:val="28"/>
+          <w:lang w:val="ro-RO"/>
+        </w:rPr>
+        <w:t>Pydantic</w:t>
+      </w:r>
+      <w:proofErr w:type="spellEnd"/>
+      <w:r>
+        <w:rPr>
+          <w:sz w:val="24"/>
+          <w:szCs w:val="28"/>
+          <w:lang w:val="ro-RO"/>
+        </w:rPr>
+        <w:t>. Acest lucru asigură integritatea bazei de date și previne procesarea informațiilor corupte.</w:t>
       </w:r>
     </w:p>
     <w:p>
       <w:pPr>
         <w:spacing w:after="0"/>
-        <w:ind w:left="720" w:firstLine="698"/>
+        <w:ind w:left="0" w:firstLine="0"/>
         <w:jc w:val="left"/>
         <w:rPr>
           <w:b/>
@@ -2716,35 +3287,4215 @@
           <w:lang w:val="ro-RO"/>
         </w:rPr>
       </w:pPr>
-      <w:r>
-        <w:rPr>
-          <w:b/>
-          <w:bCs/>
-          <w:sz w:val="24"/>
-          <w:szCs w:val="28"/>
-          <w:lang w:val="ro-RO"/>
+    </w:p>
+    <w:p>
+      <w:pPr>
+        <w:pStyle w:val="Titlu2"/>
+        <w:rPr>
+          <w:sz w:val="28"/>
+          <w:szCs w:val="24"/>
+        </w:rPr>
+      </w:pPr>
+      <w:bookmarkStart w:id="3" w:name="_Toc231156832"/>
+      <w:r>
+        <w:rPr>
+          <w:sz w:val="28"/>
+          <w:szCs w:val="24"/>
         </w:rPr>
         <w:t xml:space="preserve">Rute </w:t>
       </w:r>
-      <w:r>
-        <w:rPr>
-          <w:b/>
-          <w:bCs/>
-          <w:sz w:val="24"/>
-          <w:szCs w:val="28"/>
-          <w:lang w:val="ro-RO"/>
+      <w:proofErr w:type="spellStart"/>
+      <w:r>
+        <w:rPr>
+          <w:sz w:val="28"/>
+          <w:szCs w:val="24"/>
         </w:rPr>
         <w:t>p</w:t>
       </w:r>
       <w:r>
         <w:rPr>
-          <w:b/>
-          <w:bCs/>
-          <w:sz w:val="24"/>
-          <w:szCs w:val="28"/>
-          <w:lang w:val="ro-RO"/>
-        </w:rPr>
-        <w:t xml:space="preserve">rincipale: </w:t>
+          <w:sz w:val="28"/>
+          <w:szCs w:val="24"/>
+        </w:rPr>
+        <w:t>rincipale</w:t>
+      </w:r>
+      <w:proofErr w:type="spellEnd"/>
+      <w:r>
+        <w:rPr>
+          <w:sz w:val="28"/>
+          <w:szCs w:val="24"/>
+        </w:rPr>
+        <w:t xml:space="preserve"> și </w:t>
+      </w:r>
+      <w:proofErr w:type="spellStart"/>
+      <w:r>
+        <w:rPr>
+          <w:sz w:val="28"/>
+          <w:szCs w:val="24"/>
+        </w:rPr>
+        <w:t>o</w:t>
+      </w:r>
+      <w:r>
+        <w:rPr>
+          <w:sz w:val="28"/>
+          <w:szCs w:val="24"/>
+        </w:rPr>
+        <w:t>perațiuni</w:t>
+      </w:r>
+      <w:proofErr w:type="spellEnd"/>
+      <w:r>
+        <w:rPr>
+          <w:sz w:val="28"/>
+          <w:szCs w:val="24"/>
+        </w:rPr>
+        <w:t xml:space="preserve"> (CRUD)</w:t>
+      </w:r>
+      <w:bookmarkEnd w:id="3"/>
+    </w:p>
+    <w:p/>
+    <w:p>
+      <w:pPr>
+        <w:spacing w:after="0"/>
+        <w:ind w:left="0" w:firstLine="576"/>
+        <w:jc w:val="left"/>
+        <w:rPr>
+          <w:sz w:val="32"/>
+          <w:szCs w:val="36"/>
+          <w:lang w:val="ro-RO"/>
+        </w:rPr>
+      </w:pPr>
+      <w:proofErr w:type="spellStart"/>
+      <w:r>
+        <w:rPr>
+          <w:b/>
+          <w:bCs/>
+          <w:sz w:val="28"/>
+          <w:szCs w:val="32"/>
+          <w:lang w:val="ro-RO"/>
+        </w:rPr>
+        <w:t>Warehouse</w:t>
+      </w:r>
+      <w:proofErr w:type="spellEnd"/>
+      <w:r>
+        <w:rPr>
+          <w:b/>
+          <w:bCs/>
+          <w:sz w:val="28"/>
+          <w:szCs w:val="32"/>
+          <w:lang w:val="ro-RO"/>
+        </w:rPr>
+        <w:t xml:space="preserve"> Management (/</w:t>
+      </w:r>
+      <w:proofErr w:type="spellStart"/>
+      <w:r>
+        <w:rPr>
+          <w:b/>
+          <w:bCs/>
+          <w:sz w:val="28"/>
+          <w:szCs w:val="32"/>
+          <w:lang w:val="ro-RO"/>
+        </w:rPr>
+        <w:t>api</w:t>
+      </w:r>
+      <w:proofErr w:type="spellEnd"/>
+      <w:r>
+        <w:rPr>
+          <w:b/>
+          <w:bCs/>
+          <w:sz w:val="28"/>
+          <w:szCs w:val="32"/>
+          <w:lang w:val="ro-RO"/>
+        </w:rPr>
+        <w:t>/</w:t>
+      </w:r>
+      <w:proofErr w:type="spellStart"/>
+      <w:r>
+        <w:rPr>
+          <w:b/>
+          <w:bCs/>
+          <w:sz w:val="28"/>
+          <w:szCs w:val="32"/>
+          <w:lang w:val="ro-RO"/>
+        </w:rPr>
+        <w:t>warehouses</w:t>
+      </w:r>
+      <w:proofErr w:type="spellEnd"/>
+      <w:r>
+        <w:rPr>
+          <w:b/>
+          <w:bCs/>
+          <w:sz w:val="28"/>
+          <w:szCs w:val="32"/>
+          <w:lang w:val="ro-RO"/>
+        </w:rPr>
+        <w:t>)</w:t>
+      </w:r>
+      <w:r>
+        <w:rPr>
+          <w:sz w:val="32"/>
+          <w:szCs w:val="36"/>
+          <w:lang w:val="ro-RO"/>
+        </w:rPr>
+        <w:t xml:space="preserve"> </w:t>
+      </w:r>
+    </w:p>
+    <w:p>
+      <w:pPr>
+        <w:spacing w:after="0"/>
+        <w:ind w:left="0" w:firstLine="576"/>
+        <w:jc w:val="left"/>
+        <w:rPr>
+          <w:sz w:val="24"/>
+          <w:szCs w:val="28"/>
+          <w:lang w:val="ro-RO"/>
+        </w:rPr>
+      </w:pPr>
+      <w:r>
+        <w:rPr>
+          <w:i/>
+          <w:iCs/>
+          <w:sz w:val="24"/>
+          <w:szCs w:val="28"/>
+          <w:lang w:val="ro-RO"/>
+        </w:rPr>
+        <w:t>Gestionarea capacităților fizice de stocare</w:t>
+      </w:r>
+      <w:r>
+        <w:rPr>
+          <w:sz w:val="24"/>
+          <w:szCs w:val="28"/>
+          <w:lang w:val="ro-RO"/>
+        </w:rPr>
+        <w:t>.</w:t>
+      </w:r>
+    </w:p>
+    <w:p>
+      <w:pPr>
+        <w:spacing w:after="0"/>
+        <w:ind w:left="0" w:firstLine="576"/>
+        <w:jc w:val="left"/>
+        <w:rPr>
+          <w:b/>
+          <w:bCs/>
+          <w:sz w:val="24"/>
+          <w:szCs w:val="28"/>
+          <w:lang w:val="ro-RO"/>
+        </w:rPr>
+      </w:pPr>
+    </w:p>
+    <w:p>
+      <w:pPr>
+        <w:spacing w:after="0"/>
+        <w:ind w:left="0" w:firstLine="0"/>
+        <w:jc w:val="left"/>
+        <w:rPr>
+          <w:b/>
+          <w:bCs/>
+          <w:sz w:val="24"/>
+          <w:szCs w:val="28"/>
+          <w:lang w:val="en-US"/>
+        </w:rPr>
+      </w:pPr>
+      <w:r>
+        <w:rPr>
+          <w:b/>
+          <w:bCs/>
+          <w:sz w:val="24"/>
+          <w:szCs w:val="28"/>
+          <w:lang w:val="ro-RO"/>
+        </w:rPr>
+        <w:t xml:space="preserve">           CRUD</w:t>
+      </w:r>
+      <w:r>
+        <w:rPr>
+          <w:b/>
+          <w:bCs/>
+          <w:sz w:val="24"/>
+          <w:szCs w:val="28"/>
+          <w:lang w:val="en-US"/>
+        </w:rPr>
+        <w:t>:</w:t>
+      </w:r>
+    </w:p>
+    <w:p>
+      <w:pPr>
+        <w:spacing w:after="0"/>
+        <w:ind w:left="0" w:firstLine="0"/>
+        <w:jc w:val="left"/>
+        <w:rPr>
+          <w:b/>
+          <w:bCs/>
+          <w:sz w:val="24"/>
+          <w:szCs w:val="28"/>
+          <w:lang w:val="en-US"/>
+        </w:rPr>
+      </w:pPr>
+    </w:p>
+    <w:p>
+      <w:pPr>
+        <w:spacing w:after="0"/>
+        <w:ind w:left="576" w:firstLine="576"/>
+        <w:jc w:val="left"/>
+        <w:rPr>
+          <w:sz w:val="24"/>
+          <w:szCs w:val="28"/>
+          <w:lang w:val="ro-RO"/>
+        </w:rPr>
+      </w:pPr>
+      <w:r>
+        <w:rPr>
+          <w:b/>
+          <w:bCs/>
+          <w:sz w:val="24"/>
+          <w:szCs w:val="28"/>
+          <w:lang w:val="ro-RO"/>
+        </w:rPr>
+        <w:t>GET /</w:t>
+      </w:r>
+      <w:proofErr w:type="spellStart"/>
+      <w:r>
+        <w:rPr>
+          <w:b/>
+          <w:bCs/>
+          <w:sz w:val="24"/>
+          <w:szCs w:val="28"/>
+          <w:lang w:val="ro-RO"/>
+        </w:rPr>
+        <w:t>api</w:t>
+      </w:r>
+      <w:proofErr w:type="spellEnd"/>
+      <w:r>
+        <w:rPr>
+          <w:b/>
+          <w:bCs/>
+          <w:sz w:val="24"/>
+          <w:szCs w:val="28"/>
+          <w:lang w:val="ro-RO"/>
+        </w:rPr>
+        <w:t>/</w:t>
+      </w:r>
+      <w:proofErr w:type="spellStart"/>
+      <w:r>
+        <w:rPr>
+          <w:b/>
+          <w:bCs/>
+          <w:sz w:val="24"/>
+          <w:szCs w:val="28"/>
+          <w:lang w:val="ro-RO"/>
+        </w:rPr>
+        <w:t>warehouses</w:t>
+      </w:r>
+      <w:proofErr w:type="spellEnd"/>
+      <w:r>
+        <w:rPr>
+          <w:sz w:val="24"/>
+          <w:szCs w:val="28"/>
+          <w:lang w:val="ro-RO"/>
+        </w:rPr>
+        <w:t xml:space="preserve">: Obține lista tuturor depozitelor. </w:t>
+      </w:r>
+    </w:p>
+    <w:p>
+      <w:pPr>
+        <w:spacing w:after="0"/>
+        <w:ind w:left="576" w:firstLine="576"/>
+        <w:jc w:val="left"/>
+        <w:rPr>
+          <w:sz w:val="24"/>
+          <w:szCs w:val="28"/>
+          <w:lang w:val="ro-RO"/>
+        </w:rPr>
+      </w:pPr>
+      <w:r>
+        <w:rPr>
+          <w:b/>
+          <w:bCs/>
+          <w:sz w:val="24"/>
+          <w:szCs w:val="28"/>
+          <w:lang w:val="ro-RO"/>
+        </w:rPr>
+        <w:t>POST /</w:t>
+      </w:r>
+      <w:proofErr w:type="spellStart"/>
+      <w:r>
+        <w:rPr>
+          <w:b/>
+          <w:bCs/>
+          <w:sz w:val="24"/>
+          <w:szCs w:val="28"/>
+          <w:lang w:val="ro-RO"/>
+        </w:rPr>
+        <w:t>api</w:t>
+      </w:r>
+      <w:proofErr w:type="spellEnd"/>
+      <w:r>
+        <w:rPr>
+          <w:b/>
+          <w:bCs/>
+          <w:sz w:val="24"/>
+          <w:szCs w:val="28"/>
+          <w:lang w:val="ro-RO"/>
+        </w:rPr>
+        <w:t>/</w:t>
+      </w:r>
+      <w:proofErr w:type="spellStart"/>
+      <w:r>
+        <w:rPr>
+          <w:b/>
+          <w:bCs/>
+          <w:sz w:val="24"/>
+          <w:szCs w:val="28"/>
+          <w:lang w:val="ro-RO"/>
+        </w:rPr>
+        <w:t>warehouses</w:t>
+      </w:r>
+      <w:proofErr w:type="spellEnd"/>
+      <w:r>
+        <w:rPr>
+          <w:sz w:val="24"/>
+          <w:szCs w:val="28"/>
+          <w:lang w:val="ro-RO"/>
+        </w:rPr>
+        <w:t xml:space="preserve">: Creează un depozit nou. </w:t>
+      </w:r>
+    </w:p>
+    <w:p>
+      <w:pPr>
+        <w:spacing w:after="0"/>
+        <w:ind w:left="576" w:firstLine="576"/>
+        <w:jc w:val="left"/>
+        <w:rPr>
+          <w:sz w:val="24"/>
+          <w:szCs w:val="28"/>
+          <w:lang w:val="ro-RO"/>
+        </w:rPr>
+      </w:pPr>
+      <w:r>
+        <w:rPr>
+          <w:b/>
+          <w:bCs/>
+          <w:sz w:val="24"/>
+          <w:szCs w:val="28"/>
+          <w:lang w:val="ro-RO"/>
+        </w:rPr>
+        <w:t>GET /</w:t>
+      </w:r>
+      <w:proofErr w:type="spellStart"/>
+      <w:r>
+        <w:rPr>
+          <w:b/>
+          <w:bCs/>
+          <w:sz w:val="24"/>
+          <w:szCs w:val="28"/>
+          <w:lang w:val="ro-RO"/>
+        </w:rPr>
+        <w:t>api</w:t>
+      </w:r>
+      <w:proofErr w:type="spellEnd"/>
+      <w:r>
+        <w:rPr>
+          <w:b/>
+          <w:bCs/>
+          <w:sz w:val="24"/>
+          <w:szCs w:val="28"/>
+          <w:lang w:val="ro-RO"/>
+        </w:rPr>
+        <w:t>/</w:t>
+      </w:r>
+      <w:proofErr w:type="spellStart"/>
+      <w:r>
+        <w:rPr>
+          <w:b/>
+          <w:bCs/>
+          <w:sz w:val="24"/>
+          <w:szCs w:val="28"/>
+          <w:lang w:val="ro-RO"/>
+        </w:rPr>
+        <w:t>warehouses</w:t>
+      </w:r>
+      <w:proofErr w:type="spellEnd"/>
+      <w:r>
+        <w:rPr>
+          <w:b/>
+          <w:bCs/>
+          <w:sz w:val="24"/>
+          <w:szCs w:val="28"/>
+          <w:lang w:val="ro-RO"/>
+        </w:rPr>
+        <w:t>/{</w:t>
+      </w:r>
+      <w:proofErr w:type="spellStart"/>
+      <w:r>
+        <w:rPr>
+          <w:b/>
+          <w:bCs/>
+          <w:sz w:val="24"/>
+          <w:szCs w:val="28"/>
+          <w:lang w:val="ro-RO"/>
+        </w:rPr>
+        <w:t>id</w:t>
+      </w:r>
+      <w:proofErr w:type="spellEnd"/>
+      <w:r>
+        <w:rPr>
+          <w:b/>
+          <w:bCs/>
+          <w:sz w:val="24"/>
+          <w:szCs w:val="28"/>
+          <w:lang w:val="ro-RO"/>
+        </w:rPr>
+        <w:t>}</w:t>
+      </w:r>
+      <w:r>
+        <w:rPr>
+          <w:sz w:val="24"/>
+          <w:szCs w:val="28"/>
+          <w:lang w:val="ro-RO"/>
+        </w:rPr>
+        <w:t xml:space="preserve">: Obține detaliile unui depozit specific. </w:t>
+      </w:r>
+    </w:p>
+    <w:p>
+      <w:pPr>
+        <w:spacing w:after="0"/>
+        <w:ind w:left="1152" w:firstLine="0"/>
+        <w:jc w:val="left"/>
+        <w:rPr>
+          <w:sz w:val="24"/>
+          <w:szCs w:val="28"/>
+          <w:lang w:val="ro-RO"/>
+        </w:rPr>
+      </w:pPr>
+      <w:r>
+        <w:rPr>
+          <w:b/>
+          <w:bCs/>
+          <w:sz w:val="24"/>
+          <w:szCs w:val="28"/>
+          <w:lang w:val="ro-RO"/>
+        </w:rPr>
+        <w:t>PUT /</w:t>
+      </w:r>
+      <w:proofErr w:type="spellStart"/>
+      <w:r>
+        <w:rPr>
+          <w:b/>
+          <w:bCs/>
+          <w:sz w:val="24"/>
+          <w:szCs w:val="28"/>
+          <w:lang w:val="ro-RO"/>
+        </w:rPr>
+        <w:t>api</w:t>
+      </w:r>
+      <w:proofErr w:type="spellEnd"/>
+      <w:r>
+        <w:rPr>
+          <w:b/>
+          <w:bCs/>
+          <w:sz w:val="24"/>
+          <w:szCs w:val="28"/>
+          <w:lang w:val="ro-RO"/>
+        </w:rPr>
+        <w:t>/</w:t>
+      </w:r>
+      <w:proofErr w:type="spellStart"/>
+      <w:r>
+        <w:rPr>
+          <w:b/>
+          <w:bCs/>
+          <w:sz w:val="24"/>
+          <w:szCs w:val="28"/>
+          <w:lang w:val="ro-RO"/>
+        </w:rPr>
+        <w:t>warehouses</w:t>
+      </w:r>
+      <w:proofErr w:type="spellEnd"/>
+      <w:r>
+        <w:rPr>
+          <w:b/>
+          <w:bCs/>
+          <w:sz w:val="24"/>
+          <w:szCs w:val="28"/>
+          <w:lang w:val="ro-RO"/>
+        </w:rPr>
+        <w:t>/{</w:t>
+      </w:r>
+      <w:proofErr w:type="spellStart"/>
+      <w:r>
+        <w:rPr>
+          <w:b/>
+          <w:bCs/>
+          <w:sz w:val="24"/>
+          <w:szCs w:val="28"/>
+          <w:lang w:val="ro-RO"/>
+        </w:rPr>
+        <w:t>id</w:t>
+      </w:r>
+      <w:proofErr w:type="spellEnd"/>
+      <w:r>
+        <w:rPr>
+          <w:b/>
+          <w:bCs/>
+          <w:sz w:val="24"/>
+          <w:szCs w:val="28"/>
+          <w:lang w:val="ro-RO"/>
+        </w:rPr>
+        <w:t>}</w:t>
+      </w:r>
+      <w:r>
+        <w:rPr>
+          <w:sz w:val="24"/>
+          <w:szCs w:val="28"/>
+          <w:lang w:val="ro-RO"/>
+        </w:rPr>
+        <w:t xml:space="preserve">: Înlocuiește/Actualizează complet datele unui depozit. </w:t>
+      </w:r>
+    </w:p>
+    <w:p>
+      <w:pPr>
+        <w:spacing w:after="0"/>
+        <w:ind w:left="1152" w:firstLine="0"/>
+        <w:jc w:val="left"/>
+        <w:rPr>
+          <w:sz w:val="24"/>
+          <w:szCs w:val="28"/>
+          <w:lang w:val="ro-RO"/>
+        </w:rPr>
+      </w:pPr>
+      <w:r>
+        <w:rPr>
+          <w:b/>
+          <w:bCs/>
+          <w:sz w:val="24"/>
+          <w:szCs w:val="28"/>
+          <w:lang w:val="ro-RO"/>
+        </w:rPr>
+        <w:t>PATCH /</w:t>
+      </w:r>
+      <w:proofErr w:type="spellStart"/>
+      <w:r>
+        <w:rPr>
+          <w:b/>
+          <w:bCs/>
+          <w:sz w:val="24"/>
+          <w:szCs w:val="28"/>
+          <w:lang w:val="ro-RO"/>
+        </w:rPr>
+        <w:t>api</w:t>
+      </w:r>
+      <w:proofErr w:type="spellEnd"/>
+      <w:r>
+        <w:rPr>
+          <w:b/>
+          <w:bCs/>
+          <w:sz w:val="24"/>
+          <w:szCs w:val="28"/>
+          <w:lang w:val="ro-RO"/>
+        </w:rPr>
+        <w:t>/</w:t>
+      </w:r>
+      <w:proofErr w:type="spellStart"/>
+      <w:r>
+        <w:rPr>
+          <w:b/>
+          <w:bCs/>
+          <w:sz w:val="24"/>
+          <w:szCs w:val="28"/>
+          <w:lang w:val="ro-RO"/>
+        </w:rPr>
+        <w:t>warehouses</w:t>
+      </w:r>
+      <w:proofErr w:type="spellEnd"/>
+      <w:r>
+        <w:rPr>
+          <w:b/>
+          <w:bCs/>
+          <w:sz w:val="24"/>
+          <w:szCs w:val="28"/>
+          <w:lang w:val="ro-RO"/>
+        </w:rPr>
+        <w:t>/{</w:t>
+      </w:r>
+      <w:proofErr w:type="spellStart"/>
+      <w:r>
+        <w:rPr>
+          <w:b/>
+          <w:bCs/>
+          <w:sz w:val="24"/>
+          <w:szCs w:val="28"/>
+          <w:lang w:val="ro-RO"/>
+        </w:rPr>
+        <w:t>id</w:t>
+      </w:r>
+      <w:proofErr w:type="spellEnd"/>
+      <w:r>
+        <w:rPr>
+          <w:b/>
+          <w:bCs/>
+          <w:sz w:val="24"/>
+          <w:szCs w:val="28"/>
+          <w:lang w:val="ro-RO"/>
+        </w:rPr>
+        <w:t>}</w:t>
+      </w:r>
+      <w:r>
+        <w:rPr>
+          <w:sz w:val="24"/>
+          <w:szCs w:val="28"/>
+          <w:lang w:val="ro-RO"/>
+        </w:rPr>
+        <w:t xml:space="preserve">: Actualizează parțial detaliile unui depozit. </w:t>
+      </w:r>
+    </w:p>
+    <w:p>
+      <w:pPr>
+        <w:spacing w:after="0"/>
+        <w:ind w:left="1152" w:firstLine="0"/>
+        <w:jc w:val="left"/>
+        <w:rPr>
+          <w:sz w:val="24"/>
+          <w:szCs w:val="28"/>
+          <w:lang w:val="ro-RO"/>
+        </w:rPr>
+      </w:pPr>
+      <w:r>
+        <w:rPr>
+          <w:b/>
+          <w:bCs/>
+          <w:sz w:val="24"/>
+          <w:szCs w:val="28"/>
+          <w:lang w:val="ro-RO"/>
+        </w:rPr>
+        <w:t>DELETE /</w:t>
+      </w:r>
+      <w:proofErr w:type="spellStart"/>
+      <w:r>
+        <w:rPr>
+          <w:b/>
+          <w:bCs/>
+          <w:sz w:val="24"/>
+          <w:szCs w:val="28"/>
+          <w:lang w:val="ro-RO"/>
+        </w:rPr>
+        <w:t>api</w:t>
+      </w:r>
+      <w:proofErr w:type="spellEnd"/>
+      <w:r>
+        <w:rPr>
+          <w:b/>
+          <w:bCs/>
+          <w:sz w:val="24"/>
+          <w:szCs w:val="28"/>
+          <w:lang w:val="ro-RO"/>
+        </w:rPr>
+        <w:t>/</w:t>
+      </w:r>
+      <w:proofErr w:type="spellStart"/>
+      <w:r>
+        <w:rPr>
+          <w:b/>
+          <w:bCs/>
+          <w:sz w:val="24"/>
+          <w:szCs w:val="28"/>
+          <w:lang w:val="ro-RO"/>
+        </w:rPr>
+        <w:t>warehouses</w:t>
+      </w:r>
+      <w:proofErr w:type="spellEnd"/>
+      <w:r>
+        <w:rPr>
+          <w:b/>
+          <w:bCs/>
+          <w:sz w:val="24"/>
+          <w:szCs w:val="28"/>
+          <w:lang w:val="ro-RO"/>
+        </w:rPr>
+        <w:t>/{</w:t>
+      </w:r>
+      <w:proofErr w:type="spellStart"/>
+      <w:r>
+        <w:rPr>
+          <w:b/>
+          <w:bCs/>
+          <w:sz w:val="24"/>
+          <w:szCs w:val="28"/>
+          <w:lang w:val="ro-RO"/>
+        </w:rPr>
+        <w:t>id</w:t>
+      </w:r>
+      <w:proofErr w:type="spellEnd"/>
+      <w:r>
+        <w:rPr>
+          <w:b/>
+          <w:bCs/>
+          <w:sz w:val="24"/>
+          <w:szCs w:val="28"/>
+          <w:lang w:val="ro-RO"/>
+        </w:rPr>
+        <w:t>}</w:t>
+      </w:r>
+      <w:r>
+        <w:rPr>
+          <w:sz w:val="24"/>
+          <w:szCs w:val="28"/>
+          <w:lang w:val="ro-RO"/>
+        </w:rPr>
+        <w:t>: Elimină un depozit din sistem.</w:t>
+      </w:r>
+    </w:p>
+    <w:p>
+      <w:pPr>
+        <w:spacing w:after="0"/>
+        <w:ind w:left="576" w:firstLine="0"/>
+        <w:jc w:val="left"/>
+        <w:rPr>
+          <w:sz w:val="24"/>
+          <w:szCs w:val="28"/>
+          <w:lang w:val="ro-RO"/>
+        </w:rPr>
+      </w:pPr>
+    </w:p>
+    <w:p>
+      <w:pPr>
+        <w:spacing w:after="0"/>
+        <w:ind w:left="576" w:firstLine="0"/>
+        <w:jc w:val="left"/>
+        <w:rPr>
+          <w:sz w:val="24"/>
+          <w:szCs w:val="28"/>
+          <w:lang w:val="ro-RO"/>
+        </w:rPr>
+      </w:pPr>
+      <w:proofErr w:type="spellStart"/>
+      <w:r>
+        <w:rPr>
+          <w:b/>
+          <w:bCs/>
+          <w:sz w:val="28"/>
+          <w:szCs w:val="32"/>
+          <w:lang w:val="ro-RO"/>
+        </w:rPr>
+        <w:t>Supplier</w:t>
+      </w:r>
+      <w:proofErr w:type="spellEnd"/>
+      <w:r>
+        <w:rPr>
+          <w:b/>
+          <w:bCs/>
+          <w:sz w:val="28"/>
+          <w:szCs w:val="32"/>
+          <w:lang w:val="ro-RO"/>
+        </w:rPr>
+        <w:t xml:space="preserve"> Management (/</w:t>
+      </w:r>
+      <w:proofErr w:type="spellStart"/>
+      <w:r>
+        <w:rPr>
+          <w:b/>
+          <w:bCs/>
+          <w:sz w:val="28"/>
+          <w:szCs w:val="32"/>
+          <w:lang w:val="ro-RO"/>
+        </w:rPr>
+        <w:t>api</w:t>
+      </w:r>
+      <w:proofErr w:type="spellEnd"/>
+      <w:r>
+        <w:rPr>
+          <w:b/>
+          <w:bCs/>
+          <w:sz w:val="28"/>
+          <w:szCs w:val="32"/>
+          <w:lang w:val="ro-RO"/>
+        </w:rPr>
+        <w:t>/</w:t>
+      </w:r>
+      <w:proofErr w:type="spellStart"/>
+      <w:r>
+        <w:rPr>
+          <w:b/>
+          <w:bCs/>
+          <w:sz w:val="28"/>
+          <w:szCs w:val="32"/>
+          <w:lang w:val="ro-RO"/>
+        </w:rPr>
+        <w:t>suppliers</w:t>
+      </w:r>
+      <w:proofErr w:type="spellEnd"/>
+      <w:r>
+        <w:rPr>
+          <w:b/>
+          <w:bCs/>
+          <w:sz w:val="28"/>
+          <w:szCs w:val="32"/>
+          <w:lang w:val="ro-RO"/>
+        </w:rPr>
+        <w:t>)</w:t>
+      </w:r>
+      <w:r>
+        <w:rPr>
+          <w:sz w:val="24"/>
+          <w:szCs w:val="28"/>
+          <w:lang w:val="ro-RO"/>
+        </w:rPr>
+        <w:t xml:space="preserve"> </w:t>
+      </w:r>
+    </w:p>
+    <w:p>
+      <w:pPr>
+        <w:spacing w:after="0"/>
+        <w:ind w:left="0" w:firstLine="576"/>
+        <w:jc w:val="left"/>
+        <w:rPr>
+          <w:i/>
+          <w:iCs/>
+          <w:sz w:val="24"/>
+          <w:szCs w:val="28"/>
+          <w:lang w:val="ro-RO"/>
+        </w:rPr>
+      </w:pPr>
+      <w:r>
+        <w:rPr>
+          <w:i/>
+          <w:iCs/>
+          <w:sz w:val="24"/>
+          <w:szCs w:val="28"/>
+          <w:lang w:val="ro-RO"/>
+        </w:rPr>
+        <w:t xml:space="preserve">Tabelul </w:t>
+      </w:r>
+      <w:r>
+        <w:rPr>
+          <w:i/>
+          <w:iCs/>
+          <w:sz w:val="24"/>
+          <w:szCs w:val="28"/>
+          <w:lang w:val="ro-RO"/>
+        </w:rPr>
+        <w:t>de date a</w:t>
+      </w:r>
+      <w:r>
+        <w:rPr>
+          <w:i/>
+          <w:iCs/>
+          <w:sz w:val="24"/>
+          <w:szCs w:val="28"/>
+          <w:lang w:val="ro-RO"/>
+        </w:rPr>
+        <w:t>l</w:t>
+      </w:r>
+      <w:r>
+        <w:rPr>
+          <w:i/>
+          <w:iCs/>
+          <w:sz w:val="24"/>
+          <w:szCs w:val="28"/>
+          <w:lang w:val="ro-RO"/>
+        </w:rPr>
+        <w:t xml:space="preserve"> </w:t>
+      </w:r>
+      <w:r>
+        <w:rPr>
+          <w:i/>
+          <w:iCs/>
+          <w:sz w:val="24"/>
+          <w:szCs w:val="28"/>
+          <w:lang w:val="ro-RO"/>
+        </w:rPr>
+        <w:t>furnizorilor</w:t>
+      </w:r>
+      <w:r>
+        <w:rPr>
+          <w:i/>
+          <w:iCs/>
+          <w:sz w:val="24"/>
+          <w:szCs w:val="28"/>
+          <w:lang w:val="ro-RO"/>
+        </w:rPr>
+        <w:t xml:space="preserve">. </w:t>
+      </w:r>
+    </w:p>
+    <w:p>
+      <w:pPr>
+        <w:spacing w:after="0"/>
+        <w:ind w:left="0" w:firstLine="576"/>
+        <w:jc w:val="left"/>
+        <w:rPr>
+          <w:sz w:val="24"/>
+          <w:szCs w:val="28"/>
+          <w:lang w:val="ro-RO"/>
+        </w:rPr>
+      </w:pPr>
+    </w:p>
+    <w:p>
+      <w:pPr>
+        <w:spacing w:after="0"/>
+        <w:ind w:left="0" w:firstLine="0"/>
+        <w:jc w:val="left"/>
+        <w:rPr>
+          <w:b/>
+          <w:bCs/>
+          <w:sz w:val="24"/>
+          <w:szCs w:val="28"/>
+          <w:lang w:val="en-US"/>
+        </w:rPr>
+      </w:pPr>
+      <w:r>
+        <w:rPr>
+          <w:b/>
+          <w:bCs/>
+          <w:sz w:val="24"/>
+          <w:szCs w:val="28"/>
+          <w:lang w:val="ro-RO"/>
+        </w:rPr>
+        <w:lastRenderedPageBreak/>
+        <w:t xml:space="preserve">           CRUD</w:t>
+      </w:r>
+      <w:r>
+        <w:rPr>
+          <w:b/>
+          <w:bCs/>
+          <w:sz w:val="24"/>
+          <w:szCs w:val="28"/>
+          <w:lang w:val="en-US"/>
+        </w:rPr>
+        <w:t>:</w:t>
+      </w:r>
+    </w:p>
+    <w:p>
+      <w:pPr>
+        <w:tabs>
+          <w:tab w:val="left" w:pos="2503"/>
+        </w:tabs>
+        <w:spacing w:after="0"/>
+        <w:ind w:left="0" w:firstLine="576"/>
+        <w:jc w:val="left"/>
+        <w:rPr>
+          <w:b/>
+          <w:bCs/>
+          <w:sz w:val="24"/>
+          <w:szCs w:val="28"/>
+          <w:lang w:val="en-US"/>
+        </w:rPr>
+      </w:pPr>
+      <w:r>
+        <w:rPr>
+          <w:b/>
+          <w:bCs/>
+          <w:sz w:val="24"/>
+          <w:szCs w:val="28"/>
+          <w:lang w:val="en-US"/>
+        </w:rPr>
+        <w:tab/>
+      </w:r>
+    </w:p>
+    <w:p>
+      <w:pPr>
+        <w:spacing w:after="0"/>
+        <w:ind w:left="576" w:firstLine="576"/>
+        <w:jc w:val="left"/>
+        <w:rPr>
+          <w:sz w:val="24"/>
+          <w:szCs w:val="28"/>
+          <w:lang w:val="ro-RO"/>
+        </w:rPr>
+      </w:pPr>
+      <w:r>
+        <w:rPr>
+          <w:b/>
+          <w:bCs/>
+          <w:sz w:val="24"/>
+          <w:szCs w:val="28"/>
+          <w:lang w:val="ro-RO"/>
+        </w:rPr>
+        <w:t>GET /</w:t>
+      </w:r>
+      <w:proofErr w:type="spellStart"/>
+      <w:r>
+        <w:rPr>
+          <w:b/>
+          <w:bCs/>
+          <w:sz w:val="24"/>
+          <w:szCs w:val="28"/>
+          <w:lang w:val="ro-RO"/>
+        </w:rPr>
+        <w:t>api</w:t>
+      </w:r>
+      <w:proofErr w:type="spellEnd"/>
+      <w:r>
+        <w:rPr>
+          <w:b/>
+          <w:bCs/>
+          <w:sz w:val="24"/>
+          <w:szCs w:val="28"/>
+          <w:lang w:val="ro-RO"/>
+        </w:rPr>
+        <w:t>/</w:t>
+      </w:r>
+      <w:proofErr w:type="spellStart"/>
+      <w:r>
+        <w:rPr>
+          <w:b/>
+          <w:bCs/>
+          <w:sz w:val="24"/>
+          <w:szCs w:val="28"/>
+          <w:lang w:val="ro-RO"/>
+        </w:rPr>
+        <w:t>suppliers</w:t>
+      </w:r>
+      <w:proofErr w:type="spellEnd"/>
+      <w:r>
+        <w:rPr>
+          <w:sz w:val="24"/>
+          <w:szCs w:val="28"/>
+          <w:lang w:val="ro-RO"/>
+        </w:rPr>
+        <w:t>: Returnează lista tuturor furnizorilor.</w:t>
+      </w:r>
+    </w:p>
+    <w:p>
+      <w:pPr>
+        <w:spacing w:after="0"/>
+        <w:ind w:left="576" w:firstLine="576"/>
+        <w:jc w:val="left"/>
+        <w:rPr>
+          <w:sz w:val="24"/>
+          <w:szCs w:val="28"/>
+          <w:lang w:val="ro-RO"/>
+        </w:rPr>
+      </w:pPr>
+      <w:r>
+        <w:rPr>
+          <w:b/>
+          <w:bCs/>
+          <w:sz w:val="24"/>
+          <w:szCs w:val="28"/>
+          <w:lang w:val="ro-RO"/>
+        </w:rPr>
+        <w:t>POST /</w:t>
+      </w:r>
+      <w:proofErr w:type="spellStart"/>
+      <w:r>
+        <w:rPr>
+          <w:b/>
+          <w:bCs/>
+          <w:sz w:val="24"/>
+          <w:szCs w:val="28"/>
+          <w:lang w:val="ro-RO"/>
+        </w:rPr>
+        <w:t>api</w:t>
+      </w:r>
+      <w:proofErr w:type="spellEnd"/>
+      <w:r>
+        <w:rPr>
+          <w:b/>
+          <w:bCs/>
+          <w:sz w:val="24"/>
+          <w:szCs w:val="28"/>
+          <w:lang w:val="ro-RO"/>
+        </w:rPr>
+        <w:t>/</w:t>
+      </w:r>
+      <w:proofErr w:type="spellStart"/>
+      <w:r>
+        <w:rPr>
+          <w:b/>
+          <w:bCs/>
+          <w:sz w:val="24"/>
+          <w:szCs w:val="28"/>
+          <w:lang w:val="ro-RO"/>
+        </w:rPr>
+        <w:t>suppliers</w:t>
+      </w:r>
+      <w:proofErr w:type="spellEnd"/>
+      <w:r>
+        <w:rPr>
+          <w:sz w:val="24"/>
+          <w:szCs w:val="28"/>
+          <w:lang w:val="ro-RO"/>
+        </w:rPr>
+        <w:t>: Înregistrează un furnizor nou (include validări de format</w:t>
+      </w:r>
+      <w:r>
+        <w:rPr>
+          <w:sz w:val="24"/>
+          <w:szCs w:val="28"/>
+          <w:lang w:val="ro-RO"/>
+        </w:rPr>
+        <w:t xml:space="preserve">, email + </w:t>
+      </w:r>
+      <w:proofErr w:type="spellStart"/>
+      <w:r>
+        <w:rPr>
+          <w:sz w:val="24"/>
+          <w:szCs w:val="28"/>
+          <w:lang w:val="ro-RO"/>
+        </w:rPr>
+        <w:t>numar</w:t>
+      </w:r>
+      <w:proofErr w:type="spellEnd"/>
+      <w:r>
+        <w:rPr>
+          <w:sz w:val="24"/>
+          <w:szCs w:val="28"/>
+          <w:lang w:val="ro-RO"/>
+        </w:rPr>
+        <w:t xml:space="preserve">). </w:t>
+      </w:r>
+    </w:p>
+    <w:p>
+      <w:pPr>
+        <w:spacing w:after="0"/>
+        <w:ind w:firstLine="84"/>
+        <w:jc w:val="left"/>
+        <w:rPr>
+          <w:sz w:val="24"/>
+          <w:szCs w:val="28"/>
+          <w:lang w:val="ro-RO"/>
+        </w:rPr>
+      </w:pPr>
+      <w:r>
+        <w:rPr>
+          <w:b/>
+          <w:bCs/>
+          <w:sz w:val="24"/>
+          <w:szCs w:val="28"/>
+          <w:lang w:val="ro-RO"/>
+        </w:rPr>
+        <w:t>GET /</w:t>
+      </w:r>
+      <w:proofErr w:type="spellStart"/>
+      <w:r>
+        <w:rPr>
+          <w:b/>
+          <w:bCs/>
+          <w:sz w:val="24"/>
+          <w:szCs w:val="28"/>
+          <w:lang w:val="ro-RO"/>
+        </w:rPr>
+        <w:t>api</w:t>
+      </w:r>
+      <w:proofErr w:type="spellEnd"/>
+      <w:r>
+        <w:rPr>
+          <w:b/>
+          <w:bCs/>
+          <w:sz w:val="24"/>
+          <w:szCs w:val="28"/>
+          <w:lang w:val="ro-RO"/>
+        </w:rPr>
+        <w:t>/</w:t>
+      </w:r>
+      <w:proofErr w:type="spellStart"/>
+      <w:r>
+        <w:rPr>
+          <w:b/>
+          <w:bCs/>
+          <w:sz w:val="24"/>
+          <w:szCs w:val="28"/>
+          <w:lang w:val="ro-RO"/>
+        </w:rPr>
+        <w:t>suppliers</w:t>
+      </w:r>
+      <w:proofErr w:type="spellEnd"/>
+      <w:r>
+        <w:rPr>
+          <w:b/>
+          <w:bCs/>
+          <w:sz w:val="24"/>
+          <w:szCs w:val="28"/>
+          <w:lang w:val="ro-RO"/>
+        </w:rPr>
+        <w:t>/{</w:t>
+      </w:r>
+      <w:proofErr w:type="spellStart"/>
+      <w:r>
+        <w:rPr>
+          <w:b/>
+          <w:bCs/>
+          <w:sz w:val="24"/>
+          <w:szCs w:val="28"/>
+          <w:lang w:val="ro-RO"/>
+        </w:rPr>
+        <w:t>id</w:t>
+      </w:r>
+      <w:proofErr w:type="spellEnd"/>
+      <w:r>
+        <w:rPr>
+          <w:b/>
+          <w:bCs/>
+          <w:sz w:val="24"/>
+          <w:szCs w:val="28"/>
+          <w:lang w:val="ro-RO"/>
+        </w:rPr>
+        <w:t>}:</w:t>
+      </w:r>
+      <w:r>
+        <w:rPr>
+          <w:sz w:val="24"/>
+          <w:szCs w:val="28"/>
+          <w:lang w:val="ro-RO"/>
+        </w:rPr>
+        <w:t xml:space="preserve"> Obține informațiile unui furnizor specific. </w:t>
+      </w:r>
+    </w:p>
+    <w:p>
+      <w:pPr>
+        <w:spacing w:after="0"/>
+        <w:ind w:firstLine="84"/>
+        <w:jc w:val="left"/>
+        <w:rPr>
+          <w:sz w:val="24"/>
+          <w:szCs w:val="28"/>
+          <w:lang w:val="ro-RO"/>
+        </w:rPr>
+      </w:pPr>
+      <w:r>
+        <w:rPr>
+          <w:b/>
+          <w:bCs/>
+          <w:sz w:val="24"/>
+          <w:szCs w:val="28"/>
+          <w:lang w:val="ro-RO"/>
+        </w:rPr>
+        <w:t>PUT /</w:t>
+      </w:r>
+      <w:proofErr w:type="spellStart"/>
+      <w:r>
+        <w:rPr>
+          <w:b/>
+          <w:bCs/>
+          <w:sz w:val="24"/>
+          <w:szCs w:val="28"/>
+          <w:lang w:val="ro-RO"/>
+        </w:rPr>
+        <w:t>api</w:t>
+      </w:r>
+      <w:proofErr w:type="spellEnd"/>
+      <w:r>
+        <w:rPr>
+          <w:b/>
+          <w:bCs/>
+          <w:sz w:val="24"/>
+          <w:szCs w:val="28"/>
+          <w:lang w:val="ro-RO"/>
+        </w:rPr>
+        <w:t>/</w:t>
+      </w:r>
+      <w:proofErr w:type="spellStart"/>
+      <w:r>
+        <w:rPr>
+          <w:b/>
+          <w:bCs/>
+          <w:sz w:val="24"/>
+          <w:szCs w:val="28"/>
+          <w:lang w:val="ro-RO"/>
+        </w:rPr>
+        <w:t>suppliers</w:t>
+      </w:r>
+      <w:proofErr w:type="spellEnd"/>
+      <w:r>
+        <w:rPr>
+          <w:b/>
+          <w:bCs/>
+          <w:sz w:val="24"/>
+          <w:szCs w:val="28"/>
+          <w:lang w:val="ro-RO"/>
+        </w:rPr>
+        <w:t>/{</w:t>
+      </w:r>
+      <w:proofErr w:type="spellStart"/>
+      <w:r>
+        <w:rPr>
+          <w:b/>
+          <w:bCs/>
+          <w:sz w:val="24"/>
+          <w:szCs w:val="28"/>
+          <w:lang w:val="ro-RO"/>
+        </w:rPr>
+        <w:t>id</w:t>
+      </w:r>
+      <w:proofErr w:type="spellEnd"/>
+      <w:r>
+        <w:rPr>
+          <w:b/>
+          <w:bCs/>
+          <w:sz w:val="24"/>
+          <w:szCs w:val="28"/>
+          <w:lang w:val="ro-RO"/>
+        </w:rPr>
+        <w:t>}:</w:t>
+      </w:r>
+      <w:r>
+        <w:rPr>
+          <w:sz w:val="24"/>
+          <w:szCs w:val="28"/>
+          <w:lang w:val="ro-RO"/>
+        </w:rPr>
+        <w:t xml:space="preserve"> Actualizează complet datele de contact. </w:t>
+      </w:r>
+    </w:p>
+    <w:p>
+      <w:pPr>
+        <w:spacing w:after="0"/>
+        <w:ind w:firstLine="84"/>
+        <w:jc w:val="left"/>
+        <w:rPr>
+          <w:sz w:val="24"/>
+          <w:szCs w:val="28"/>
+          <w:lang w:val="ro-RO"/>
+        </w:rPr>
+      </w:pPr>
+      <w:r>
+        <w:rPr>
+          <w:b/>
+          <w:bCs/>
+          <w:sz w:val="24"/>
+          <w:szCs w:val="28"/>
+          <w:lang w:val="ro-RO"/>
+        </w:rPr>
+        <w:t>PATCH /</w:t>
+      </w:r>
+      <w:proofErr w:type="spellStart"/>
+      <w:r>
+        <w:rPr>
+          <w:b/>
+          <w:bCs/>
+          <w:sz w:val="24"/>
+          <w:szCs w:val="28"/>
+          <w:lang w:val="ro-RO"/>
+        </w:rPr>
+        <w:t>api</w:t>
+      </w:r>
+      <w:proofErr w:type="spellEnd"/>
+      <w:r>
+        <w:rPr>
+          <w:b/>
+          <w:bCs/>
+          <w:sz w:val="24"/>
+          <w:szCs w:val="28"/>
+          <w:lang w:val="ro-RO"/>
+        </w:rPr>
+        <w:t>/</w:t>
+      </w:r>
+      <w:proofErr w:type="spellStart"/>
+      <w:r>
+        <w:rPr>
+          <w:b/>
+          <w:bCs/>
+          <w:sz w:val="24"/>
+          <w:szCs w:val="28"/>
+          <w:lang w:val="ro-RO"/>
+        </w:rPr>
+        <w:t>suppliers</w:t>
+      </w:r>
+      <w:proofErr w:type="spellEnd"/>
+      <w:r>
+        <w:rPr>
+          <w:b/>
+          <w:bCs/>
+          <w:sz w:val="24"/>
+          <w:szCs w:val="28"/>
+          <w:lang w:val="ro-RO"/>
+        </w:rPr>
+        <w:t>/{</w:t>
+      </w:r>
+      <w:proofErr w:type="spellStart"/>
+      <w:r>
+        <w:rPr>
+          <w:b/>
+          <w:bCs/>
+          <w:sz w:val="24"/>
+          <w:szCs w:val="28"/>
+          <w:lang w:val="ro-RO"/>
+        </w:rPr>
+        <w:t>id</w:t>
+      </w:r>
+      <w:proofErr w:type="spellEnd"/>
+      <w:r>
+        <w:rPr>
+          <w:b/>
+          <w:bCs/>
+          <w:sz w:val="24"/>
+          <w:szCs w:val="28"/>
+          <w:lang w:val="ro-RO"/>
+        </w:rPr>
+        <w:t xml:space="preserve">}: </w:t>
+      </w:r>
+      <w:r>
+        <w:rPr>
+          <w:sz w:val="24"/>
+          <w:szCs w:val="28"/>
+          <w:lang w:val="ro-RO"/>
+        </w:rPr>
+        <w:t xml:space="preserve">Modifică parțial informațiile furnizorului. </w:t>
+      </w:r>
+    </w:p>
+    <w:p>
+      <w:pPr>
+        <w:spacing w:after="0"/>
+        <w:ind w:firstLine="84"/>
+        <w:jc w:val="left"/>
+        <w:rPr>
+          <w:sz w:val="24"/>
+          <w:szCs w:val="28"/>
+          <w:lang w:val="ro-RO"/>
+        </w:rPr>
+      </w:pPr>
+      <w:r>
+        <w:rPr>
+          <w:b/>
+          <w:bCs/>
+          <w:sz w:val="24"/>
+          <w:szCs w:val="28"/>
+          <w:lang w:val="ro-RO"/>
+        </w:rPr>
+        <w:t>DELETE /</w:t>
+      </w:r>
+      <w:proofErr w:type="spellStart"/>
+      <w:r>
+        <w:rPr>
+          <w:b/>
+          <w:bCs/>
+          <w:sz w:val="24"/>
+          <w:szCs w:val="28"/>
+          <w:lang w:val="ro-RO"/>
+        </w:rPr>
+        <w:t>api</w:t>
+      </w:r>
+      <w:proofErr w:type="spellEnd"/>
+      <w:r>
+        <w:rPr>
+          <w:b/>
+          <w:bCs/>
+          <w:sz w:val="24"/>
+          <w:szCs w:val="28"/>
+          <w:lang w:val="ro-RO"/>
+        </w:rPr>
+        <w:t>/</w:t>
+      </w:r>
+      <w:proofErr w:type="spellStart"/>
+      <w:r>
+        <w:rPr>
+          <w:b/>
+          <w:bCs/>
+          <w:sz w:val="24"/>
+          <w:szCs w:val="28"/>
+          <w:lang w:val="ro-RO"/>
+        </w:rPr>
+        <w:t>suppliers</w:t>
+      </w:r>
+      <w:proofErr w:type="spellEnd"/>
+      <w:r>
+        <w:rPr>
+          <w:b/>
+          <w:bCs/>
+          <w:sz w:val="24"/>
+          <w:szCs w:val="28"/>
+          <w:lang w:val="ro-RO"/>
+        </w:rPr>
+        <w:t>/{</w:t>
+      </w:r>
+      <w:proofErr w:type="spellStart"/>
+      <w:r>
+        <w:rPr>
+          <w:b/>
+          <w:bCs/>
+          <w:sz w:val="24"/>
+          <w:szCs w:val="28"/>
+          <w:lang w:val="ro-RO"/>
+        </w:rPr>
+        <w:t>id</w:t>
+      </w:r>
+      <w:proofErr w:type="spellEnd"/>
+      <w:r>
+        <w:rPr>
+          <w:b/>
+          <w:bCs/>
+          <w:sz w:val="24"/>
+          <w:szCs w:val="28"/>
+          <w:lang w:val="ro-RO"/>
+        </w:rPr>
+        <w:t>}:</w:t>
+      </w:r>
+      <w:r>
+        <w:rPr>
+          <w:sz w:val="24"/>
+          <w:szCs w:val="28"/>
+          <w:lang w:val="ro-RO"/>
+        </w:rPr>
+        <w:t xml:space="preserve"> Șterge înregistrarea unui furnizor.</w:t>
+      </w:r>
+    </w:p>
+    <w:p>
+      <w:pPr>
+        <w:spacing w:after="0"/>
+        <w:ind w:left="576" w:firstLine="0"/>
+        <w:jc w:val="left"/>
+        <w:rPr>
+          <w:sz w:val="24"/>
+          <w:szCs w:val="28"/>
+          <w:lang w:val="ro-RO"/>
+        </w:rPr>
+      </w:pPr>
+    </w:p>
+    <w:p>
+      <w:pPr>
+        <w:spacing w:after="0"/>
+        <w:ind w:left="576" w:firstLine="0"/>
+        <w:jc w:val="left"/>
+        <w:rPr>
+          <w:b/>
+          <w:bCs/>
+          <w:sz w:val="28"/>
+          <w:szCs w:val="32"/>
+          <w:lang w:val="ro-RO"/>
+        </w:rPr>
+      </w:pPr>
+      <w:r>
+        <w:rPr>
+          <w:b/>
+          <w:bCs/>
+          <w:sz w:val="28"/>
+          <w:szCs w:val="32"/>
+          <w:lang w:val="ro-RO"/>
+        </w:rPr>
+        <w:t>Product Management (/</w:t>
+      </w:r>
+      <w:proofErr w:type="spellStart"/>
+      <w:r>
+        <w:rPr>
+          <w:b/>
+          <w:bCs/>
+          <w:sz w:val="28"/>
+          <w:szCs w:val="32"/>
+          <w:lang w:val="ro-RO"/>
+        </w:rPr>
+        <w:t>api</w:t>
+      </w:r>
+      <w:proofErr w:type="spellEnd"/>
+      <w:r>
+        <w:rPr>
+          <w:b/>
+          <w:bCs/>
+          <w:sz w:val="28"/>
+          <w:szCs w:val="32"/>
+          <w:lang w:val="ro-RO"/>
+        </w:rPr>
+        <w:t>/</w:t>
+      </w:r>
+      <w:proofErr w:type="spellStart"/>
+      <w:r>
+        <w:rPr>
+          <w:b/>
+          <w:bCs/>
+          <w:sz w:val="28"/>
+          <w:szCs w:val="32"/>
+          <w:lang w:val="ro-RO"/>
+        </w:rPr>
+        <w:t>warehouses</w:t>
+      </w:r>
+      <w:proofErr w:type="spellEnd"/>
+      <w:r>
+        <w:rPr>
+          <w:b/>
+          <w:bCs/>
+          <w:sz w:val="28"/>
+          <w:szCs w:val="32"/>
+          <w:lang w:val="ro-RO"/>
+        </w:rPr>
+        <w:t>/.../</w:t>
+      </w:r>
+      <w:proofErr w:type="spellStart"/>
+      <w:r>
+        <w:rPr>
+          <w:b/>
+          <w:bCs/>
+          <w:sz w:val="28"/>
+          <w:szCs w:val="32"/>
+          <w:lang w:val="ro-RO"/>
+        </w:rPr>
+        <w:t>products</w:t>
+      </w:r>
+      <w:proofErr w:type="spellEnd"/>
+      <w:r>
+        <w:rPr>
+          <w:b/>
+          <w:bCs/>
+          <w:sz w:val="28"/>
+          <w:szCs w:val="32"/>
+          <w:lang w:val="ro-RO"/>
+        </w:rPr>
+        <w:t>)</w:t>
+      </w:r>
+    </w:p>
+    <w:p>
+      <w:pPr>
+        <w:spacing w:after="0"/>
+        <w:ind w:left="0" w:firstLine="576"/>
+        <w:jc w:val="left"/>
+        <w:rPr>
+          <w:i/>
+          <w:iCs/>
+          <w:sz w:val="24"/>
+          <w:szCs w:val="28"/>
+          <w:lang w:val="ro-RO"/>
+        </w:rPr>
+      </w:pPr>
+      <w:r>
+        <w:rPr>
+          <w:i/>
+          <w:iCs/>
+          <w:sz w:val="24"/>
+          <w:szCs w:val="28"/>
+          <w:lang w:val="ro-RO"/>
+        </w:rPr>
+        <w:t>Gestiunea catalogului de produse, structurată ierarhic pe depozite.</w:t>
+      </w:r>
+    </w:p>
+    <w:p>
+      <w:pPr>
+        <w:spacing w:after="0"/>
+        <w:ind w:left="0" w:firstLine="576"/>
+        <w:jc w:val="left"/>
+        <w:rPr>
+          <w:sz w:val="24"/>
+          <w:szCs w:val="28"/>
+          <w:lang w:val="ro-RO"/>
+        </w:rPr>
+      </w:pPr>
+    </w:p>
+    <w:p>
+      <w:pPr>
+        <w:spacing w:after="0"/>
+        <w:ind w:left="0" w:firstLine="0"/>
+        <w:jc w:val="left"/>
+        <w:rPr>
+          <w:b/>
+          <w:bCs/>
+          <w:sz w:val="24"/>
+          <w:szCs w:val="28"/>
+          <w:lang w:val="en-US"/>
+        </w:rPr>
+      </w:pPr>
+      <w:r>
+        <w:rPr>
+          <w:b/>
+          <w:bCs/>
+          <w:sz w:val="24"/>
+          <w:szCs w:val="28"/>
+          <w:lang w:val="ro-RO"/>
+        </w:rPr>
+        <w:t xml:space="preserve">           CRUD</w:t>
+      </w:r>
+      <w:r>
+        <w:rPr>
+          <w:b/>
+          <w:bCs/>
+          <w:sz w:val="24"/>
+          <w:szCs w:val="28"/>
+          <w:lang w:val="en-US"/>
+        </w:rPr>
+        <w:t>:</w:t>
+      </w:r>
+    </w:p>
+    <w:p>
+      <w:pPr>
+        <w:spacing w:after="0"/>
+        <w:ind w:left="0" w:firstLine="576"/>
+        <w:jc w:val="left"/>
+        <w:rPr>
+          <w:sz w:val="24"/>
+          <w:szCs w:val="28"/>
+          <w:lang w:val="ro-RO"/>
+        </w:rPr>
+      </w:pPr>
+    </w:p>
+    <w:p>
+      <w:pPr>
+        <w:spacing w:after="0"/>
+        <w:ind w:left="1142" w:firstLine="0"/>
+        <w:jc w:val="left"/>
+        <w:rPr>
+          <w:sz w:val="24"/>
+          <w:szCs w:val="28"/>
+          <w:lang w:val="ro-RO"/>
+        </w:rPr>
+      </w:pPr>
+      <w:r>
+        <w:rPr>
+          <w:b/>
+          <w:bCs/>
+          <w:sz w:val="24"/>
+          <w:szCs w:val="28"/>
+          <w:lang w:val="ro-RO"/>
+        </w:rPr>
+        <w:t>GET /</w:t>
+      </w:r>
+      <w:proofErr w:type="spellStart"/>
+      <w:r>
+        <w:rPr>
+          <w:b/>
+          <w:bCs/>
+          <w:sz w:val="24"/>
+          <w:szCs w:val="28"/>
+          <w:lang w:val="ro-RO"/>
+        </w:rPr>
+        <w:t>api</w:t>
+      </w:r>
+      <w:proofErr w:type="spellEnd"/>
+      <w:r>
+        <w:rPr>
+          <w:b/>
+          <w:bCs/>
+          <w:sz w:val="24"/>
+          <w:szCs w:val="28"/>
+          <w:lang w:val="ro-RO"/>
+        </w:rPr>
+        <w:t>/</w:t>
+      </w:r>
+      <w:proofErr w:type="spellStart"/>
+      <w:r>
+        <w:rPr>
+          <w:b/>
+          <w:bCs/>
+          <w:sz w:val="24"/>
+          <w:szCs w:val="28"/>
+          <w:lang w:val="ro-RO"/>
+        </w:rPr>
+        <w:t>warehouses</w:t>
+      </w:r>
+      <w:proofErr w:type="spellEnd"/>
+      <w:r>
+        <w:rPr>
+          <w:b/>
+          <w:bCs/>
+          <w:sz w:val="24"/>
+          <w:szCs w:val="28"/>
+          <w:lang w:val="ro-RO"/>
+        </w:rPr>
+        <w:t>/</w:t>
+      </w:r>
+      <w:proofErr w:type="spellStart"/>
+      <w:r>
+        <w:rPr>
+          <w:b/>
+          <w:bCs/>
+          <w:sz w:val="24"/>
+          <w:szCs w:val="28"/>
+          <w:lang w:val="ro-RO"/>
+        </w:rPr>
+        <w:t>products</w:t>
+      </w:r>
+      <w:proofErr w:type="spellEnd"/>
+      <w:r>
+        <w:rPr>
+          <w:b/>
+          <w:bCs/>
+          <w:sz w:val="24"/>
+          <w:szCs w:val="28"/>
+          <w:lang w:val="ro-RO"/>
+        </w:rPr>
+        <w:t>/</w:t>
+      </w:r>
+      <w:proofErr w:type="spellStart"/>
+      <w:r>
+        <w:rPr>
+          <w:b/>
+          <w:bCs/>
+          <w:sz w:val="24"/>
+          <w:szCs w:val="28"/>
+          <w:lang w:val="ro-RO"/>
+        </w:rPr>
+        <w:t>all</w:t>
+      </w:r>
+      <w:proofErr w:type="spellEnd"/>
+      <w:r>
+        <w:rPr>
+          <w:sz w:val="24"/>
+          <w:szCs w:val="28"/>
+          <w:lang w:val="ro-RO"/>
+        </w:rPr>
+        <w:t xml:space="preserve">: Returnează toate produsele din sistem. </w:t>
+      </w:r>
+    </w:p>
+    <w:p>
+      <w:pPr>
+        <w:spacing w:after="0"/>
+        <w:ind w:left="1142" w:firstLine="0"/>
+        <w:jc w:val="left"/>
+        <w:rPr>
+          <w:sz w:val="24"/>
+          <w:szCs w:val="28"/>
+          <w:lang w:val="ro-RO"/>
+        </w:rPr>
+      </w:pPr>
+      <w:r>
+        <w:rPr>
+          <w:b/>
+          <w:bCs/>
+          <w:sz w:val="24"/>
+          <w:szCs w:val="28"/>
+          <w:lang w:val="ro-RO"/>
+        </w:rPr>
+        <w:t>POST /</w:t>
+      </w:r>
+      <w:proofErr w:type="spellStart"/>
+      <w:r>
+        <w:rPr>
+          <w:b/>
+          <w:bCs/>
+          <w:sz w:val="24"/>
+          <w:szCs w:val="28"/>
+          <w:lang w:val="ro-RO"/>
+        </w:rPr>
+        <w:t>api</w:t>
+      </w:r>
+      <w:proofErr w:type="spellEnd"/>
+      <w:r>
+        <w:rPr>
+          <w:b/>
+          <w:bCs/>
+          <w:sz w:val="24"/>
+          <w:szCs w:val="28"/>
+          <w:lang w:val="ro-RO"/>
+        </w:rPr>
+        <w:t>/</w:t>
+      </w:r>
+      <w:proofErr w:type="spellStart"/>
+      <w:r>
+        <w:rPr>
+          <w:b/>
+          <w:bCs/>
+          <w:sz w:val="24"/>
+          <w:szCs w:val="28"/>
+          <w:lang w:val="ro-RO"/>
+        </w:rPr>
+        <w:t>warehouses</w:t>
+      </w:r>
+      <w:proofErr w:type="spellEnd"/>
+      <w:r>
+        <w:rPr>
+          <w:b/>
+          <w:bCs/>
+          <w:sz w:val="24"/>
+          <w:szCs w:val="28"/>
+          <w:lang w:val="ro-RO"/>
+        </w:rPr>
+        <w:t>/{</w:t>
+      </w:r>
+      <w:proofErr w:type="spellStart"/>
+      <w:r>
+        <w:rPr>
+          <w:b/>
+          <w:bCs/>
+          <w:sz w:val="24"/>
+          <w:szCs w:val="28"/>
+          <w:lang w:val="ro-RO"/>
+        </w:rPr>
+        <w:t>warehouseId</w:t>
+      </w:r>
+      <w:proofErr w:type="spellEnd"/>
+      <w:r>
+        <w:rPr>
+          <w:b/>
+          <w:bCs/>
+          <w:sz w:val="24"/>
+          <w:szCs w:val="28"/>
+          <w:lang w:val="ro-RO"/>
+        </w:rPr>
+        <w:t>}/</w:t>
+      </w:r>
+      <w:proofErr w:type="spellStart"/>
+      <w:r>
+        <w:rPr>
+          <w:b/>
+          <w:bCs/>
+          <w:sz w:val="24"/>
+          <w:szCs w:val="28"/>
+          <w:lang w:val="ro-RO"/>
+        </w:rPr>
+        <w:t>products</w:t>
+      </w:r>
+      <w:proofErr w:type="spellEnd"/>
+      <w:r>
+        <w:rPr>
+          <w:sz w:val="24"/>
+          <w:szCs w:val="28"/>
+          <w:lang w:val="ro-RO"/>
+        </w:rPr>
+        <w:t xml:space="preserve">: Creează și asignează un produs nou unui depozit specific. </w:t>
+      </w:r>
+    </w:p>
+    <w:p>
+      <w:pPr>
+        <w:spacing w:after="0"/>
+        <w:ind w:left="1142" w:firstLine="0"/>
+        <w:jc w:val="left"/>
+        <w:rPr>
+          <w:sz w:val="24"/>
+          <w:szCs w:val="28"/>
+          <w:lang w:val="ro-RO"/>
+        </w:rPr>
+      </w:pPr>
+      <w:r>
+        <w:rPr>
+          <w:b/>
+          <w:bCs/>
+          <w:sz w:val="24"/>
+          <w:szCs w:val="28"/>
+          <w:lang w:val="ro-RO"/>
+        </w:rPr>
+        <w:t>GET /</w:t>
+      </w:r>
+      <w:proofErr w:type="spellStart"/>
+      <w:r>
+        <w:rPr>
+          <w:b/>
+          <w:bCs/>
+          <w:sz w:val="24"/>
+          <w:szCs w:val="28"/>
+          <w:lang w:val="ro-RO"/>
+        </w:rPr>
+        <w:t>api</w:t>
+      </w:r>
+      <w:proofErr w:type="spellEnd"/>
+      <w:r>
+        <w:rPr>
+          <w:b/>
+          <w:bCs/>
+          <w:sz w:val="24"/>
+          <w:szCs w:val="28"/>
+          <w:lang w:val="ro-RO"/>
+        </w:rPr>
+        <w:t>/</w:t>
+      </w:r>
+      <w:proofErr w:type="spellStart"/>
+      <w:r>
+        <w:rPr>
+          <w:b/>
+          <w:bCs/>
+          <w:sz w:val="24"/>
+          <w:szCs w:val="28"/>
+          <w:lang w:val="ro-RO"/>
+        </w:rPr>
+        <w:t>warehouses</w:t>
+      </w:r>
+      <w:proofErr w:type="spellEnd"/>
+      <w:r>
+        <w:rPr>
+          <w:b/>
+          <w:bCs/>
+          <w:sz w:val="24"/>
+          <w:szCs w:val="28"/>
+          <w:lang w:val="ro-RO"/>
+        </w:rPr>
+        <w:t>/{</w:t>
+      </w:r>
+      <w:proofErr w:type="spellStart"/>
+      <w:r>
+        <w:rPr>
+          <w:b/>
+          <w:bCs/>
+          <w:sz w:val="24"/>
+          <w:szCs w:val="28"/>
+          <w:lang w:val="ro-RO"/>
+        </w:rPr>
+        <w:t>warehouseId</w:t>
+      </w:r>
+      <w:proofErr w:type="spellEnd"/>
+      <w:r>
+        <w:rPr>
+          <w:b/>
+          <w:bCs/>
+          <w:sz w:val="24"/>
+          <w:szCs w:val="28"/>
+          <w:lang w:val="ro-RO"/>
+        </w:rPr>
+        <w:t>}/</w:t>
+      </w:r>
+      <w:proofErr w:type="spellStart"/>
+      <w:r>
+        <w:rPr>
+          <w:b/>
+          <w:bCs/>
+          <w:sz w:val="24"/>
+          <w:szCs w:val="28"/>
+          <w:lang w:val="ro-RO"/>
+        </w:rPr>
+        <w:t>products</w:t>
+      </w:r>
+      <w:proofErr w:type="spellEnd"/>
+      <w:r>
+        <w:rPr>
+          <w:sz w:val="24"/>
+          <w:szCs w:val="28"/>
+          <w:lang w:val="ro-RO"/>
+        </w:rPr>
+        <w:t xml:space="preserve">: Listează toate produsele dintr-un anumit depozit. </w:t>
+      </w:r>
+    </w:p>
+    <w:p>
+      <w:pPr>
+        <w:spacing w:after="0"/>
+        <w:ind w:left="1142" w:firstLine="0"/>
+        <w:jc w:val="left"/>
+        <w:rPr>
+          <w:sz w:val="24"/>
+          <w:szCs w:val="28"/>
+          <w:lang w:val="ro-RO"/>
+        </w:rPr>
+      </w:pPr>
+      <w:r>
+        <w:rPr>
+          <w:b/>
+          <w:bCs/>
+          <w:sz w:val="24"/>
+          <w:szCs w:val="28"/>
+          <w:lang w:val="ro-RO"/>
+        </w:rPr>
+        <w:t>GET /</w:t>
+      </w:r>
+      <w:proofErr w:type="spellStart"/>
+      <w:r>
+        <w:rPr>
+          <w:b/>
+          <w:bCs/>
+          <w:sz w:val="24"/>
+          <w:szCs w:val="28"/>
+          <w:lang w:val="ro-RO"/>
+        </w:rPr>
+        <w:t>api</w:t>
+      </w:r>
+      <w:proofErr w:type="spellEnd"/>
+      <w:r>
+        <w:rPr>
+          <w:b/>
+          <w:bCs/>
+          <w:sz w:val="24"/>
+          <w:szCs w:val="28"/>
+          <w:lang w:val="ro-RO"/>
+        </w:rPr>
+        <w:t>/</w:t>
+      </w:r>
+      <w:proofErr w:type="spellStart"/>
+      <w:r>
+        <w:rPr>
+          <w:b/>
+          <w:bCs/>
+          <w:sz w:val="24"/>
+          <w:szCs w:val="28"/>
+          <w:lang w:val="ro-RO"/>
+        </w:rPr>
+        <w:t>warehouses</w:t>
+      </w:r>
+      <w:proofErr w:type="spellEnd"/>
+      <w:r>
+        <w:rPr>
+          <w:b/>
+          <w:bCs/>
+          <w:sz w:val="24"/>
+          <w:szCs w:val="28"/>
+          <w:lang w:val="ro-RO"/>
+        </w:rPr>
+        <w:t>/{</w:t>
+      </w:r>
+      <w:proofErr w:type="spellStart"/>
+      <w:r>
+        <w:rPr>
+          <w:b/>
+          <w:bCs/>
+          <w:sz w:val="24"/>
+          <w:szCs w:val="28"/>
+          <w:lang w:val="ro-RO"/>
+        </w:rPr>
+        <w:t>warehouseId</w:t>
+      </w:r>
+      <w:proofErr w:type="spellEnd"/>
+      <w:r>
+        <w:rPr>
+          <w:b/>
+          <w:bCs/>
+          <w:sz w:val="24"/>
+          <w:szCs w:val="28"/>
+          <w:lang w:val="ro-RO"/>
+        </w:rPr>
+        <w:t>}/</w:t>
+      </w:r>
+      <w:proofErr w:type="spellStart"/>
+      <w:r>
+        <w:rPr>
+          <w:b/>
+          <w:bCs/>
+          <w:sz w:val="24"/>
+          <w:szCs w:val="28"/>
+          <w:lang w:val="ro-RO"/>
+        </w:rPr>
+        <w:t>products</w:t>
+      </w:r>
+      <w:proofErr w:type="spellEnd"/>
+      <w:r>
+        <w:rPr>
+          <w:b/>
+          <w:bCs/>
+          <w:sz w:val="24"/>
+          <w:szCs w:val="28"/>
+          <w:lang w:val="ro-RO"/>
+        </w:rPr>
+        <w:t>/{</w:t>
+      </w:r>
+      <w:proofErr w:type="spellStart"/>
+      <w:r>
+        <w:rPr>
+          <w:b/>
+          <w:bCs/>
+          <w:sz w:val="24"/>
+          <w:szCs w:val="28"/>
+          <w:lang w:val="ro-RO"/>
+        </w:rPr>
+        <w:t>productId</w:t>
+      </w:r>
+      <w:proofErr w:type="spellEnd"/>
+      <w:r>
+        <w:rPr>
+          <w:b/>
+          <w:bCs/>
+          <w:sz w:val="24"/>
+          <w:szCs w:val="28"/>
+          <w:lang w:val="ro-RO"/>
+        </w:rPr>
+        <w:t>}</w:t>
+      </w:r>
+      <w:r>
+        <w:rPr>
+          <w:sz w:val="24"/>
+          <w:szCs w:val="28"/>
+          <w:lang w:val="ro-RO"/>
+        </w:rPr>
+        <w:t xml:space="preserve">: Extrage detaliile unui singur produs. </w:t>
+      </w:r>
+    </w:p>
+    <w:p>
+      <w:pPr>
+        <w:spacing w:after="0"/>
+        <w:ind w:left="1142" w:firstLine="0"/>
+        <w:jc w:val="left"/>
+        <w:rPr>
+          <w:sz w:val="24"/>
+          <w:szCs w:val="28"/>
+          <w:lang w:val="ro-RO"/>
+        </w:rPr>
+      </w:pPr>
+      <w:r>
+        <w:rPr>
+          <w:b/>
+          <w:bCs/>
+          <w:sz w:val="24"/>
+          <w:szCs w:val="28"/>
+          <w:lang w:val="ro-RO"/>
+        </w:rPr>
+        <w:t>PATCH /</w:t>
+      </w:r>
+      <w:proofErr w:type="spellStart"/>
+      <w:r>
+        <w:rPr>
+          <w:b/>
+          <w:bCs/>
+          <w:sz w:val="24"/>
+          <w:szCs w:val="28"/>
+          <w:lang w:val="ro-RO"/>
+        </w:rPr>
+        <w:t>api</w:t>
+      </w:r>
+      <w:proofErr w:type="spellEnd"/>
+      <w:r>
+        <w:rPr>
+          <w:b/>
+          <w:bCs/>
+          <w:sz w:val="24"/>
+          <w:szCs w:val="28"/>
+          <w:lang w:val="ro-RO"/>
+        </w:rPr>
+        <w:t>/</w:t>
+      </w:r>
+      <w:proofErr w:type="spellStart"/>
+      <w:r>
+        <w:rPr>
+          <w:b/>
+          <w:bCs/>
+          <w:sz w:val="24"/>
+          <w:szCs w:val="28"/>
+          <w:lang w:val="ro-RO"/>
+        </w:rPr>
+        <w:t>warehouses</w:t>
+      </w:r>
+      <w:proofErr w:type="spellEnd"/>
+      <w:r>
+        <w:rPr>
+          <w:b/>
+          <w:bCs/>
+          <w:sz w:val="24"/>
+          <w:szCs w:val="28"/>
+          <w:lang w:val="ro-RO"/>
+        </w:rPr>
+        <w:t>/{</w:t>
+      </w:r>
+      <w:proofErr w:type="spellStart"/>
+      <w:r>
+        <w:rPr>
+          <w:b/>
+          <w:bCs/>
+          <w:sz w:val="24"/>
+          <w:szCs w:val="28"/>
+          <w:lang w:val="ro-RO"/>
+        </w:rPr>
+        <w:t>warehouseId</w:t>
+      </w:r>
+      <w:proofErr w:type="spellEnd"/>
+      <w:r>
+        <w:rPr>
+          <w:b/>
+          <w:bCs/>
+          <w:sz w:val="24"/>
+          <w:szCs w:val="28"/>
+          <w:lang w:val="ro-RO"/>
+        </w:rPr>
+        <w:t>}/</w:t>
+      </w:r>
+      <w:proofErr w:type="spellStart"/>
+      <w:r>
+        <w:rPr>
+          <w:b/>
+          <w:bCs/>
+          <w:sz w:val="24"/>
+          <w:szCs w:val="28"/>
+          <w:lang w:val="ro-RO"/>
+        </w:rPr>
+        <w:t>products</w:t>
+      </w:r>
+      <w:proofErr w:type="spellEnd"/>
+      <w:r>
+        <w:rPr>
+          <w:b/>
+          <w:bCs/>
+          <w:sz w:val="24"/>
+          <w:szCs w:val="28"/>
+          <w:lang w:val="ro-RO"/>
+        </w:rPr>
+        <w:t>/{</w:t>
+      </w:r>
+      <w:proofErr w:type="spellStart"/>
+      <w:r>
+        <w:rPr>
+          <w:b/>
+          <w:bCs/>
+          <w:sz w:val="24"/>
+          <w:szCs w:val="28"/>
+          <w:lang w:val="ro-RO"/>
+        </w:rPr>
+        <w:t>productId</w:t>
+      </w:r>
+      <w:proofErr w:type="spellEnd"/>
+      <w:r>
+        <w:rPr>
+          <w:b/>
+          <w:bCs/>
+          <w:sz w:val="24"/>
+          <w:szCs w:val="28"/>
+          <w:lang w:val="ro-RO"/>
+        </w:rPr>
+        <w:t>}</w:t>
+      </w:r>
+      <w:r>
+        <w:rPr>
+          <w:sz w:val="24"/>
+          <w:szCs w:val="28"/>
+          <w:lang w:val="ro-RO"/>
+        </w:rPr>
+        <w:t>:</w:t>
+      </w:r>
+      <w:r>
+        <w:rPr>
+          <w:sz w:val="24"/>
+          <w:szCs w:val="28"/>
+          <w:lang w:val="ro-RO"/>
+        </w:rPr>
+        <w:t xml:space="preserve"> Actualizează detaliile produsului (ex: preț, categorie). </w:t>
+      </w:r>
+    </w:p>
+    <w:p>
+      <w:pPr>
+        <w:spacing w:after="0"/>
+        <w:ind w:left="1142" w:firstLine="0"/>
+        <w:jc w:val="left"/>
+        <w:rPr>
+          <w:sz w:val="24"/>
+          <w:szCs w:val="28"/>
+          <w:lang w:val="ro-RO"/>
+        </w:rPr>
+      </w:pPr>
+      <w:r>
+        <w:rPr>
+          <w:b/>
+          <w:bCs/>
+          <w:sz w:val="24"/>
+          <w:szCs w:val="28"/>
+          <w:lang w:val="ro-RO"/>
+        </w:rPr>
+        <w:t>PUT /</w:t>
+      </w:r>
+      <w:proofErr w:type="spellStart"/>
+      <w:r>
+        <w:rPr>
+          <w:b/>
+          <w:bCs/>
+          <w:sz w:val="24"/>
+          <w:szCs w:val="28"/>
+          <w:lang w:val="ro-RO"/>
+        </w:rPr>
+        <w:t>api</w:t>
+      </w:r>
+      <w:proofErr w:type="spellEnd"/>
+      <w:r>
+        <w:rPr>
+          <w:b/>
+          <w:bCs/>
+          <w:sz w:val="24"/>
+          <w:szCs w:val="28"/>
+          <w:lang w:val="ro-RO"/>
+        </w:rPr>
+        <w:t>/</w:t>
+      </w:r>
+      <w:proofErr w:type="spellStart"/>
+      <w:r>
+        <w:rPr>
+          <w:b/>
+          <w:bCs/>
+          <w:sz w:val="24"/>
+          <w:szCs w:val="28"/>
+          <w:lang w:val="ro-RO"/>
+        </w:rPr>
+        <w:t>warehouses</w:t>
+      </w:r>
+      <w:proofErr w:type="spellEnd"/>
+      <w:r>
+        <w:rPr>
+          <w:b/>
+          <w:bCs/>
+          <w:sz w:val="24"/>
+          <w:szCs w:val="28"/>
+          <w:lang w:val="ro-RO"/>
+        </w:rPr>
+        <w:t>/{</w:t>
+      </w:r>
+      <w:proofErr w:type="spellStart"/>
+      <w:r>
+        <w:rPr>
+          <w:b/>
+          <w:bCs/>
+          <w:sz w:val="24"/>
+          <w:szCs w:val="28"/>
+          <w:lang w:val="ro-RO"/>
+        </w:rPr>
+        <w:t>warehouseId</w:t>
+      </w:r>
+      <w:proofErr w:type="spellEnd"/>
+      <w:r>
+        <w:rPr>
+          <w:b/>
+          <w:bCs/>
+          <w:sz w:val="24"/>
+          <w:szCs w:val="28"/>
+          <w:lang w:val="ro-RO"/>
+        </w:rPr>
+        <w:t>}/</w:t>
+      </w:r>
+      <w:proofErr w:type="spellStart"/>
+      <w:r>
+        <w:rPr>
+          <w:b/>
+          <w:bCs/>
+          <w:sz w:val="24"/>
+          <w:szCs w:val="28"/>
+          <w:lang w:val="ro-RO"/>
+        </w:rPr>
+        <w:t>products</w:t>
+      </w:r>
+      <w:proofErr w:type="spellEnd"/>
+      <w:r>
+        <w:rPr>
+          <w:b/>
+          <w:bCs/>
+          <w:sz w:val="24"/>
+          <w:szCs w:val="28"/>
+          <w:lang w:val="ro-RO"/>
+        </w:rPr>
+        <w:t>/{</w:t>
+      </w:r>
+      <w:proofErr w:type="spellStart"/>
+      <w:r>
+        <w:rPr>
+          <w:b/>
+          <w:bCs/>
+          <w:sz w:val="24"/>
+          <w:szCs w:val="28"/>
+          <w:lang w:val="ro-RO"/>
+        </w:rPr>
+        <w:t>productId</w:t>
+      </w:r>
+      <w:proofErr w:type="spellEnd"/>
+      <w:r>
+        <w:rPr>
+          <w:b/>
+          <w:bCs/>
+          <w:sz w:val="24"/>
+          <w:szCs w:val="28"/>
+          <w:lang w:val="ro-RO"/>
+        </w:rPr>
+        <w:t>}</w:t>
+      </w:r>
+      <w:r>
+        <w:rPr>
+          <w:sz w:val="24"/>
+          <w:szCs w:val="28"/>
+          <w:lang w:val="ro-RO"/>
+        </w:rPr>
+        <w:t xml:space="preserve">: Actualizează complet sau recreează un produs. </w:t>
+      </w:r>
+    </w:p>
+    <w:p>
+      <w:pPr>
+        <w:spacing w:after="0"/>
+        <w:ind w:left="1142" w:firstLine="0"/>
+        <w:jc w:val="left"/>
+        <w:rPr>
+          <w:sz w:val="24"/>
+          <w:szCs w:val="28"/>
+          <w:lang w:val="ro-RO"/>
+        </w:rPr>
+      </w:pPr>
+      <w:r>
+        <w:rPr>
+          <w:b/>
+          <w:bCs/>
+          <w:sz w:val="24"/>
+          <w:szCs w:val="28"/>
+          <w:lang w:val="ro-RO"/>
+        </w:rPr>
+        <w:t>DELETE /</w:t>
+      </w:r>
+      <w:proofErr w:type="spellStart"/>
+      <w:r>
+        <w:rPr>
+          <w:b/>
+          <w:bCs/>
+          <w:sz w:val="24"/>
+          <w:szCs w:val="28"/>
+          <w:lang w:val="ro-RO"/>
+        </w:rPr>
+        <w:t>api</w:t>
+      </w:r>
+      <w:proofErr w:type="spellEnd"/>
+      <w:r>
+        <w:rPr>
+          <w:b/>
+          <w:bCs/>
+          <w:sz w:val="24"/>
+          <w:szCs w:val="28"/>
+          <w:lang w:val="ro-RO"/>
+        </w:rPr>
+        <w:t>/</w:t>
+      </w:r>
+      <w:proofErr w:type="spellStart"/>
+      <w:r>
+        <w:rPr>
+          <w:b/>
+          <w:bCs/>
+          <w:sz w:val="24"/>
+          <w:szCs w:val="28"/>
+          <w:lang w:val="ro-RO"/>
+        </w:rPr>
+        <w:t>warehouses</w:t>
+      </w:r>
+      <w:proofErr w:type="spellEnd"/>
+      <w:r>
+        <w:rPr>
+          <w:b/>
+          <w:bCs/>
+          <w:sz w:val="24"/>
+          <w:szCs w:val="28"/>
+          <w:lang w:val="ro-RO"/>
+        </w:rPr>
+        <w:t>/{</w:t>
+      </w:r>
+      <w:proofErr w:type="spellStart"/>
+      <w:r>
+        <w:rPr>
+          <w:b/>
+          <w:bCs/>
+          <w:sz w:val="24"/>
+          <w:szCs w:val="28"/>
+          <w:lang w:val="ro-RO"/>
+        </w:rPr>
+        <w:t>warehouseId</w:t>
+      </w:r>
+      <w:proofErr w:type="spellEnd"/>
+      <w:r>
+        <w:rPr>
+          <w:b/>
+          <w:bCs/>
+          <w:sz w:val="24"/>
+          <w:szCs w:val="28"/>
+          <w:lang w:val="ro-RO"/>
+        </w:rPr>
+        <w:t>}/</w:t>
+      </w:r>
+      <w:proofErr w:type="spellStart"/>
+      <w:r>
+        <w:rPr>
+          <w:b/>
+          <w:bCs/>
+          <w:sz w:val="24"/>
+          <w:szCs w:val="28"/>
+          <w:lang w:val="ro-RO"/>
+        </w:rPr>
+        <w:t>products</w:t>
+      </w:r>
+      <w:proofErr w:type="spellEnd"/>
+      <w:r>
+        <w:rPr>
+          <w:b/>
+          <w:bCs/>
+          <w:sz w:val="24"/>
+          <w:szCs w:val="28"/>
+          <w:lang w:val="ro-RO"/>
+        </w:rPr>
+        <w:t>/{</w:t>
+      </w:r>
+      <w:proofErr w:type="spellStart"/>
+      <w:r>
+        <w:rPr>
+          <w:b/>
+          <w:bCs/>
+          <w:sz w:val="24"/>
+          <w:szCs w:val="28"/>
+          <w:lang w:val="ro-RO"/>
+        </w:rPr>
+        <w:t>productId</w:t>
+      </w:r>
+      <w:proofErr w:type="spellEnd"/>
+      <w:r>
+        <w:rPr>
+          <w:b/>
+          <w:bCs/>
+          <w:sz w:val="24"/>
+          <w:szCs w:val="28"/>
+          <w:lang w:val="ro-RO"/>
+        </w:rPr>
+        <w:t>}</w:t>
+      </w:r>
+      <w:r>
+        <w:rPr>
+          <w:sz w:val="24"/>
+          <w:szCs w:val="28"/>
+          <w:lang w:val="ro-RO"/>
+        </w:rPr>
+        <w:t>: Elimină produsul</w:t>
+      </w:r>
+      <w:r>
+        <w:rPr>
+          <w:sz w:val="24"/>
+          <w:szCs w:val="28"/>
+          <w:lang w:val="ro-RO"/>
+        </w:rPr>
+        <w:t>.</w:t>
+      </w:r>
+    </w:p>
+    <w:p>
+      <w:pPr>
+        <w:spacing w:after="0"/>
+        <w:ind w:left="576" w:firstLine="0"/>
+        <w:jc w:val="left"/>
+        <w:rPr>
+          <w:sz w:val="24"/>
+          <w:szCs w:val="28"/>
+          <w:lang w:val="ro-RO"/>
+        </w:rPr>
+      </w:pPr>
+    </w:p>
+    <w:p>
+      <w:pPr>
+        <w:spacing w:after="0"/>
+        <w:ind w:left="576" w:firstLine="0"/>
+        <w:jc w:val="left"/>
+        <w:rPr>
+          <w:sz w:val="28"/>
+          <w:szCs w:val="32"/>
+          <w:lang w:val="ro-RO"/>
+        </w:rPr>
+      </w:pPr>
+      <w:proofErr w:type="spellStart"/>
+      <w:r>
+        <w:rPr>
+          <w:b/>
+          <w:bCs/>
+          <w:sz w:val="28"/>
+          <w:szCs w:val="32"/>
+          <w:lang w:val="ro-RO"/>
+        </w:rPr>
+        <w:t>Stock</w:t>
+      </w:r>
+      <w:proofErr w:type="spellEnd"/>
+      <w:r>
+        <w:rPr>
+          <w:b/>
+          <w:bCs/>
+          <w:sz w:val="28"/>
+          <w:szCs w:val="32"/>
+          <w:lang w:val="ro-RO"/>
+        </w:rPr>
+        <w:t xml:space="preserve"> Management (/</w:t>
+      </w:r>
+      <w:proofErr w:type="spellStart"/>
+      <w:r>
+        <w:rPr>
+          <w:b/>
+          <w:bCs/>
+          <w:sz w:val="28"/>
+          <w:szCs w:val="32"/>
+          <w:lang w:val="ro-RO"/>
+        </w:rPr>
+        <w:t>api</w:t>
+      </w:r>
+      <w:proofErr w:type="spellEnd"/>
+      <w:r>
+        <w:rPr>
+          <w:b/>
+          <w:bCs/>
+          <w:sz w:val="28"/>
+          <w:szCs w:val="32"/>
+          <w:lang w:val="ro-RO"/>
+        </w:rPr>
+        <w:t>/</w:t>
+      </w:r>
+      <w:proofErr w:type="spellStart"/>
+      <w:r>
+        <w:rPr>
+          <w:b/>
+          <w:bCs/>
+          <w:sz w:val="28"/>
+          <w:szCs w:val="32"/>
+          <w:lang w:val="ro-RO"/>
+        </w:rPr>
+        <w:t>warehouses</w:t>
+      </w:r>
+      <w:proofErr w:type="spellEnd"/>
+      <w:r>
+        <w:rPr>
+          <w:b/>
+          <w:bCs/>
+          <w:sz w:val="28"/>
+          <w:szCs w:val="32"/>
+          <w:lang w:val="ro-RO"/>
+        </w:rPr>
+        <w:t>/.../</w:t>
+      </w:r>
+      <w:proofErr w:type="spellStart"/>
+      <w:r>
+        <w:rPr>
+          <w:b/>
+          <w:bCs/>
+          <w:sz w:val="28"/>
+          <w:szCs w:val="32"/>
+          <w:lang w:val="ro-RO"/>
+        </w:rPr>
+        <w:t>inventory</w:t>
+      </w:r>
+      <w:proofErr w:type="spellEnd"/>
+      <w:r>
+        <w:rPr>
+          <w:b/>
+          <w:bCs/>
+          <w:sz w:val="28"/>
+          <w:szCs w:val="32"/>
+          <w:lang w:val="ro-RO"/>
+        </w:rPr>
+        <w:t>)</w:t>
+      </w:r>
+      <w:r>
+        <w:rPr>
+          <w:sz w:val="28"/>
+          <w:szCs w:val="32"/>
+          <w:lang w:val="ro-RO"/>
+        </w:rPr>
+        <w:t xml:space="preserve"> </w:t>
+      </w:r>
+    </w:p>
+    <w:p>
+      <w:pPr>
+        <w:spacing w:after="0"/>
+        <w:ind w:left="0" w:firstLine="576"/>
+        <w:jc w:val="left"/>
+        <w:rPr>
+          <w:i/>
+          <w:iCs/>
+          <w:sz w:val="24"/>
+          <w:szCs w:val="28"/>
+          <w:lang w:val="ro-RO"/>
+        </w:rPr>
+      </w:pPr>
+      <w:r>
+        <w:rPr>
+          <w:i/>
+          <w:iCs/>
+          <w:sz w:val="24"/>
+          <w:szCs w:val="28"/>
+          <w:lang w:val="ro-RO"/>
+        </w:rPr>
+        <w:t xml:space="preserve">Aceste rute expun logica de business complexă pentru fluxurile logistice. </w:t>
+      </w:r>
+    </w:p>
+    <w:p>
+      <w:pPr>
+        <w:spacing w:after="0"/>
+        <w:ind w:left="1296" w:firstLine="144"/>
+        <w:jc w:val="left"/>
+        <w:rPr>
+          <w:sz w:val="24"/>
+          <w:szCs w:val="28"/>
+          <w:lang w:val="ro-RO"/>
+        </w:rPr>
+      </w:pPr>
+    </w:p>
+    <w:p>
+      <w:pPr>
+        <w:spacing w:after="0"/>
+        <w:ind w:left="0" w:firstLine="0"/>
+        <w:jc w:val="left"/>
+        <w:rPr>
+          <w:b/>
+          <w:bCs/>
+          <w:sz w:val="24"/>
+          <w:szCs w:val="28"/>
+          <w:lang w:val="en-US"/>
+        </w:rPr>
+      </w:pPr>
+      <w:r>
+        <w:rPr>
+          <w:sz w:val="24"/>
+          <w:szCs w:val="28"/>
+          <w:lang w:val="ro-RO"/>
+        </w:rPr>
+        <w:t xml:space="preserve">           </w:t>
+      </w:r>
+      <w:r>
+        <w:rPr>
+          <w:b/>
+          <w:bCs/>
+          <w:sz w:val="24"/>
+          <w:szCs w:val="28"/>
+          <w:lang w:val="ro-RO"/>
+        </w:rPr>
+        <w:t>CRUD</w:t>
+      </w:r>
+      <w:r>
+        <w:rPr>
+          <w:b/>
+          <w:bCs/>
+          <w:sz w:val="24"/>
+          <w:szCs w:val="28"/>
+          <w:lang w:val="en-US"/>
+        </w:rPr>
+        <w:t>:</w:t>
+      </w:r>
+    </w:p>
+    <w:p>
+      <w:pPr>
+        <w:spacing w:after="0"/>
+        <w:ind w:left="0" w:firstLine="0"/>
+        <w:jc w:val="left"/>
+        <w:rPr>
+          <w:b/>
+          <w:bCs/>
+          <w:sz w:val="24"/>
+          <w:szCs w:val="28"/>
+          <w:lang w:val="en-US"/>
+        </w:rPr>
+      </w:pPr>
+    </w:p>
+    <w:p>
+      <w:pPr>
+        <w:spacing w:after="0"/>
+        <w:ind w:left="1058" w:firstLine="0"/>
+        <w:jc w:val="left"/>
+        <w:rPr>
+          <w:sz w:val="24"/>
+          <w:szCs w:val="28"/>
+          <w:lang w:val="ro-RO"/>
+        </w:rPr>
+      </w:pPr>
+      <w:r>
+        <w:rPr>
+          <w:b/>
+          <w:bCs/>
+          <w:sz w:val="24"/>
+          <w:szCs w:val="28"/>
+          <w:lang w:val="ro-RO"/>
+        </w:rPr>
+        <w:t>GET /</w:t>
+      </w:r>
+      <w:proofErr w:type="spellStart"/>
+      <w:r>
+        <w:rPr>
+          <w:b/>
+          <w:bCs/>
+          <w:sz w:val="24"/>
+          <w:szCs w:val="28"/>
+          <w:lang w:val="ro-RO"/>
+        </w:rPr>
+        <w:t>api</w:t>
+      </w:r>
+      <w:proofErr w:type="spellEnd"/>
+      <w:r>
+        <w:rPr>
+          <w:b/>
+          <w:bCs/>
+          <w:sz w:val="24"/>
+          <w:szCs w:val="28"/>
+          <w:lang w:val="ro-RO"/>
+        </w:rPr>
+        <w:t>/</w:t>
+      </w:r>
+      <w:proofErr w:type="spellStart"/>
+      <w:r>
+        <w:rPr>
+          <w:b/>
+          <w:bCs/>
+          <w:sz w:val="24"/>
+          <w:szCs w:val="28"/>
+          <w:lang w:val="ro-RO"/>
+        </w:rPr>
+        <w:t>warehouses</w:t>
+      </w:r>
+      <w:proofErr w:type="spellEnd"/>
+      <w:r>
+        <w:rPr>
+          <w:b/>
+          <w:bCs/>
+          <w:sz w:val="24"/>
+          <w:szCs w:val="28"/>
+          <w:lang w:val="ro-RO"/>
+        </w:rPr>
+        <w:t>/{</w:t>
+      </w:r>
+      <w:proofErr w:type="spellStart"/>
+      <w:r>
+        <w:rPr>
+          <w:b/>
+          <w:bCs/>
+          <w:sz w:val="24"/>
+          <w:szCs w:val="28"/>
+          <w:lang w:val="ro-RO"/>
+        </w:rPr>
+        <w:t>warehouseId</w:t>
+      </w:r>
+      <w:proofErr w:type="spellEnd"/>
+      <w:r>
+        <w:rPr>
+          <w:b/>
+          <w:bCs/>
+          <w:sz w:val="24"/>
+          <w:szCs w:val="28"/>
+          <w:lang w:val="ro-RO"/>
+        </w:rPr>
+        <w:t>}/</w:t>
+      </w:r>
+      <w:proofErr w:type="spellStart"/>
+      <w:r>
+        <w:rPr>
+          <w:b/>
+          <w:bCs/>
+          <w:sz w:val="24"/>
+          <w:szCs w:val="28"/>
+          <w:lang w:val="ro-RO"/>
+        </w:rPr>
+        <w:t>inventory</w:t>
+      </w:r>
+      <w:proofErr w:type="spellEnd"/>
+      <w:r>
+        <w:rPr>
+          <w:sz w:val="24"/>
+          <w:szCs w:val="28"/>
+          <w:lang w:val="ro-RO"/>
+        </w:rPr>
+        <w:t xml:space="preserve">: Returnează situația completă a inventarului pentru un depozit. </w:t>
+      </w:r>
+    </w:p>
+    <w:p>
+      <w:pPr>
+        <w:spacing w:after="0"/>
+        <w:ind w:left="1058" w:firstLine="0"/>
+        <w:jc w:val="left"/>
+        <w:rPr>
+          <w:sz w:val="24"/>
+          <w:szCs w:val="28"/>
+          <w:lang w:val="ro-RO"/>
+        </w:rPr>
+      </w:pPr>
+      <w:r>
+        <w:rPr>
+          <w:b/>
+          <w:bCs/>
+          <w:sz w:val="24"/>
+          <w:szCs w:val="28"/>
+          <w:lang w:val="ro-RO"/>
+        </w:rPr>
+        <w:t>GET /</w:t>
+      </w:r>
+      <w:proofErr w:type="spellStart"/>
+      <w:r>
+        <w:rPr>
+          <w:b/>
+          <w:bCs/>
+          <w:sz w:val="24"/>
+          <w:szCs w:val="28"/>
+          <w:lang w:val="ro-RO"/>
+        </w:rPr>
+        <w:t>api</w:t>
+      </w:r>
+      <w:proofErr w:type="spellEnd"/>
+      <w:r>
+        <w:rPr>
+          <w:b/>
+          <w:bCs/>
+          <w:sz w:val="24"/>
+          <w:szCs w:val="28"/>
+          <w:lang w:val="ro-RO"/>
+        </w:rPr>
+        <w:t>/</w:t>
+      </w:r>
+      <w:proofErr w:type="spellStart"/>
+      <w:r>
+        <w:rPr>
+          <w:b/>
+          <w:bCs/>
+          <w:sz w:val="24"/>
+          <w:szCs w:val="28"/>
+          <w:lang w:val="ro-RO"/>
+        </w:rPr>
+        <w:t>warehouses</w:t>
+      </w:r>
+      <w:proofErr w:type="spellEnd"/>
+      <w:r>
+        <w:rPr>
+          <w:b/>
+          <w:bCs/>
+          <w:sz w:val="24"/>
+          <w:szCs w:val="28"/>
+          <w:lang w:val="ro-RO"/>
+        </w:rPr>
+        <w:t>/{</w:t>
+      </w:r>
+      <w:proofErr w:type="spellStart"/>
+      <w:r>
+        <w:rPr>
+          <w:b/>
+          <w:bCs/>
+          <w:sz w:val="24"/>
+          <w:szCs w:val="28"/>
+          <w:lang w:val="ro-RO"/>
+        </w:rPr>
+        <w:t>warehouseId</w:t>
+      </w:r>
+      <w:proofErr w:type="spellEnd"/>
+      <w:r>
+        <w:rPr>
+          <w:b/>
+          <w:bCs/>
+          <w:sz w:val="24"/>
+          <w:szCs w:val="28"/>
+          <w:lang w:val="ro-RO"/>
+        </w:rPr>
+        <w:t>}/</w:t>
+      </w:r>
+      <w:proofErr w:type="spellStart"/>
+      <w:r>
+        <w:rPr>
+          <w:b/>
+          <w:bCs/>
+          <w:sz w:val="24"/>
+          <w:szCs w:val="28"/>
+          <w:lang w:val="ro-RO"/>
+        </w:rPr>
+        <w:t>inventory</w:t>
+      </w:r>
+      <w:proofErr w:type="spellEnd"/>
+      <w:r>
+        <w:rPr>
+          <w:b/>
+          <w:bCs/>
+          <w:sz w:val="24"/>
+          <w:szCs w:val="28"/>
+          <w:lang w:val="ro-RO"/>
+        </w:rPr>
+        <w:t>/{</w:t>
+      </w:r>
+      <w:proofErr w:type="spellStart"/>
+      <w:r>
+        <w:rPr>
+          <w:b/>
+          <w:bCs/>
+          <w:sz w:val="24"/>
+          <w:szCs w:val="28"/>
+          <w:lang w:val="ro-RO"/>
+        </w:rPr>
+        <w:t>productId</w:t>
+      </w:r>
+      <w:proofErr w:type="spellEnd"/>
+      <w:r>
+        <w:rPr>
+          <w:b/>
+          <w:bCs/>
+          <w:sz w:val="24"/>
+          <w:szCs w:val="28"/>
+          <w:lang w:val="ro-RO"/>
+        </w:rPr>
+        <w:t>}</w:t>
+      </w:r>
+      <w:r>
+        <w:rPr>
+          <w:sz w:val="24"/>
+          <w:szCs w:val="28"/>
+          <w:lang w:val="ro-RO"/>
+        </w:rPr>
+        <w:t xml:space="preserve">: Verifică inventarul exact al unui anumit produs. </w:t>
+      </w:r>
+    </w:p>
+    <w:p>
+      <w:pPr>
+        <w:spacing w:after="0"/>
+        <w:ind w:left="1058" w:firstLine="0"/>
+        <w:jc w:val="left"/>
+        <w:rPr>
+          <w:sz w:val="24"/>
+          <w:szCs w:val="28"/>
+          <w:lang w:val="ro-RO"/>
+        </w:rPr>
+      </w:pPr>
+      <w:r>
+        <w:rPr>
+          <w:b/>
+          <w:bCs/>
+          <w:sz w:val="24"/>
+          <w:szCs w:val="28"/>
+          <w:lang w:val="ro-RO"/>
+        </w:rPr>
+        <w:t>POST /</w:t>
+      </w:r>
+      <w:proofErr w:type="spellStart"/>
+      <w:r>
+        <w:rPr>
+          <w:b/>
+          <w:bCs/>
+          <w:sz w:val="24"/>
+          <w:szCs w:val="28"/>
+          <w:lang w:val="ro-RO"/>
+        </w:rPr>
+        <w:t>api</w:t>
+      </w:r>
+      <w:proofErr w:type="spellEnd"/>
+      <w:r>
+        <w:rPr>
+          <w:b/>
+          <w:bCs/>
+          <w:sz w:val="24"/>
+          <w:szCs w:val="28"/>
+          <w:lang w:val="ro-RO"/>
+        </w:rPr>
+        <w:t>/</w:t>
+      </w:r>
+      <w:proofErr w:type="spellStart"/>
+      <w:r>
+        <w:rPr>
+          <w:b/>
+          <w:bCs/>
+          <w:sz w:val="24"/>
+          <w:szCs w:val="28"/>
+          <w:lang w:val="ro-RO"/>
+        </w:rPr>
+        <w:t>warehouses</w:t>
+      </w:r>
+      <w:proofErr w:type="spellEnd"/>
+      <w:r>
+        <w:rPr>
+          <w:b/>
+          <w:bCs/>
+          <w:sz w:val="24"/>
+          <w:szCs w:val="28"/>
+          <w:lang w:val="ro-RO"/>
+        </w:rPr>
+        <w:t>/{</w:t>
+      </w:r>
+      <w:proofErr w:type="spellStart"/>
+      <w:r>
+        <w:rPr>
+          <w:b/>
+          <w:bCs/>
+          <w:sz w:val="24"/>
+          <w:szCs w:val="28"/>
+          <w:lang w:val="ro-RO"/>
+        </w:rPr>
+        <w:t>warehouseId</w:t>
+      </w:r>
+      <w:proofErr w:type="spellEnd"/>
+      <w:r>
+        <w:rPr>
+          <w:b/>
+          <w:bCs/>
+          <w:sz w:val="24"/>
+          <w:szCs w:val="28"/>
+          <w:lang w:val="ro-RO"/>
+        </w:rPr>
+        <w:t>}/</w:t>
+      </w:r>
+      <w:proofErr w:type="spellStart"/>
+      <w:r>
+        <w:rPr>
+          <w:b/>
+          <w:bCs/>
+          <w:sz w:val="24"/>
+          <w:szCs w:val="28"/>
+          <w:lang w:val="ro-RO"/>
+        </w:rPr>
+        <w:t>inventory</w:t>
+      </w:r>
+      <w:proofErr w:type="spellEnd"/>
+      <w:r>
+        <w:rPr>
+          <w:b/>
+          <w:bCs/>
+          <w:sz w:val="24"/>
+          <w:szCs w:val="28"/>
+          <w:lang w:val="ro-RO"/>
+        </w:rPr>
+        <w:t>/{</w:t>
+      </w:r>
+      <w:proofErr w:type="spellStart"/>
+      <w:r>
+        <w:rPr>
+          <w:b/>
+          <w:bCs/>
+          <w:sz w:val="24"/>
+          <w:szCs w:val="28"/>
+          <w:lang w:val="ro-RO"/>
+        </w:rPr>
+        <w:t>productId</w:t>
+      </w:r>
+      <w:proofErr w:type="spellEnd"/>
+      <w:r>
+        <w:rPr>
+          <w:b/>
+          <w:bCs/>
+          <w:sz w:val="24"/>
+          <w:szCs w:val="28"/>
+          <w:lang w:val="ro-RO"/>
+        </w:rPr>
+        <w:t>}/</w:t>
+      </w:r>
+      <w:proofErr w:type="spellStart"/>
+      <w:r>
+        <w:rPr>
+          <w:b/>
+          <w:bCs/>
+          <w:sz w:val="24"/>
+          <w:szCs w:val="28"/>
+          <w:lang w:val="ro-RO"/>
+        </w:rPr>
+        <w:t>increase</w:t>
+      </w:r>
+      <w:proofErr w:type="spellEnd"/>
+      <w:r>
+        <w:rPr>
+          <w:sz w:val="24"/>
+          <w:szCs w:val="28"/>
+          <w:lang w:val="ro-RO"/>
+        </w:rPr>
+        <w:t xml:space="preserve">: Suplimentează stocul pe baza noilor intrări de marfă. </w:t>
+      </w:r>
+    </w:p>
+    <w:p>
+      <w:pPr>
+        <w:spacing w:after="0"/>
+        <w:ind w:left="1058" w:firstLine="0"/>
+        <w:jc w:val="left"/>
+        <w:rPr>
+          <w:sz w:val="24"/>
+          <w:szCs w:val="28"/>
+          <w:lang w:val="ro-RO"/>
+        </w:rPr>
+      </w:pPr>
+      <w:r>
+        <w:rPr>
+          <w:b/>
+          <w:bCs/>
+          <w:sz w:val="24"/>
+          <w:szCs w:val="28"/>
+          <w:lang w:val="ro-RO"/>
+        </w:rPr>
+        <w:t>POST /</w:t>
+      </w:r>
+      <w:proofErr w:type="spellStart"/>
+      <w:r>
+        <w:rPr>
+          <w:b/>
+          <w:bCs/>
+          <w:sz w:val="24"/>
+          <w:szCs w:val="28"/>
+          <w:lang w:val="ro-RO"/>
+        </w:rPr>
+        <w:t>api</w:t>
+      </w:r>
+      <w:proofErr w:type="spellEnd"/>
+      <w:r>
+        <w:rPr>
+          <w:b/>
+          <w:bCs/>
+          <w:sz w:val="24"/>
+          <w:szCs w:val="28"/>
+          <w:lang w:val="ro-RO"/>
+        </w:rPr>
+        <w:t>/</w:t>
+      </w:r>
+      <w:proofErr w:type="spellStart"/>
+      <w:r>
+        <w:rPr>
+          <w:b/>
+          <w:bCs/>
+          <w:sz w:val="24"/>
+          <w:szCs w:val="28"/>
+          <w:lang w:val="ro-RO"/>
+        </w:rPr>
+        <w:t>warehouses</w:t>
+      </w:r>
+      <w:proofErr w:type="spellEnd"/>
+      <w:r>
+        <w:rPr>
+          <w:b/>
+          <w:bCs/>
+          <w:sz w:val="24"/>
+          <w:szCs w:val="28"/>
+          <w:lang w:val="ro-RO"/>
+        </w:rPr>
+        <w:t>/{</w:t>
+      </w:r>
+      <w:proofErr w:type="spellStart"/>
+      <w:r>
+        <w:rPr>
+          <w:b/>
+          <w:bCs/>
+          <w:sz w:val="24"/>
+          <w:szCs w:val="28"/>
+          <w:lang w:val="ro-RO"/>
+        </w:rPr>
+        <w:t>warehouseId</w:t>
+      </w:r>
+      <w:proofErr w:type="spellEnd"/>
+      <w:r>
+        <w:rPr>
+          <w:b/>
+          <w:bCs/>
+          <w:sz w:val="24"/>
+          <w:szCs w:val="28"/>
+          <w:lang w:val="ro-RO"/>
+        </w:rPr>
+        <w:t>}/</w:t>
+      </w:r>
+      <w:proofErr w:type="spellStart"/>
+      <w:r>
+        <w:rPr>
+          <w:b/>
+          <w:bCs/>
+          <w:sz w:val="24"/>
+          <w:szCs w:val="28"/>
+          <w:lang w:val="ro-RO"/>
+        </w:rPr>
+        <w:t>inventory</w:t>
+      </w:r>
+      <w:proofErr w:type="spellEnd"/>
+      <w:r>
+        <w:rPr>
+          <w:b/>
+          <w:bCs/>
+          <w:sz w:val="24"/>
+          <w:szCs w:val="28"/>
+          <w:lang w:val="ro-RO"/>
+        </w:rPr>
+        <w:t>/{</w:t>
+      </w:r>
+      <w:proofErr w:type="spellStart"/>
+      <w:r>
+        <w:rPr>
+          <w:b/>
+          <w:bCs/>
+          <w:sz w:val="24"/>
+          <w:szCs w:val="28"/>
+          <w:lang w:val="ro-RO"/>
+        </w:rPr>
+        <w:t>productId</w:t>
+      </w:r>
+      <w:proofErr w:type="spellEnd"/>
+      <w:r>
+        <w:rPr>
+          <w:b/>
+          <w:bCs/>
+          <w:sz w:val="24"/>
+          <w:szCs w:val="28"/>
+          <w:lang w:val="ro-RO"/>
+        </w:rPr>
+        <w:t>}/</w:t>
+      </w:r>
+      <w:proofErr w:type="spellStart"/>
+      <w:r>
+        <w:rPr>
+          <w:b/>
+          <w:bCs/>
+          <w:sz w:val="24"/>
+          <w:szCs w:val="28"/>
+          <w:lang w:val="ro-RO"/>
+        </w:rPr>
+        <w:t>decrease</w:t>
+      </w:r>
+      <w:proofErr w:type="spellEnd"/>
+      <w:r>
+        <w:rPr>
+          <w:sz w:val="24"/>
+          <w:szCs w:val="28"/>
+          <w:lang w:val="ro-RO"/>
+        </w:rPr>
+        <w:t>: Scade stocul existent (</w:t>
+      </w:r>
+      <w:r>
+        <w:rPr>
+          <w:sz w:val="24"/>
+          <w:szCs w:val="28"/>
+          <w:lang w:val="ro-RO"/>
+        </w:rPr>
+        <w:t>Minimul fiind 0</w:t>
+      </w:r>
+      <w:r>
+        <w:rPr>
+          <w:sz w:val="24"/>
+          <w:szCs w:val="28"/>
+          <w:lang w:val="ro-RO"/>
+        </w:rPr>
+        <w:t xml:space="preserve">). </w:t>
+      </w:r>
+    </w:p>
+    <w:p>
+      <w:pPr>
+        <w:spacing w:after="0"/>
+        <w:ind w:left="1058" w:firstLine="0"/>
+        <w:jc w:val="left"/>
+        <w:rPr>
+          <w:sz w:val="24"/>
+          <w:szCs w:val="28"/>
+          <w:lang w:val="ro-RO"/>
+        </w:rPr>
+      </w:pPr>
+      <w:r>
+        <w:rPr>
+          <w:b/>
+          <w:bCs/>
+          <w:sz w:val="24"/>
+          <w:szCs w:val="28"/>
+          <w:lang w:val="ro-RO"/>
+        </w:rPr>
+        <w:lastRenderedPageBreak/>
+        <w:t>POST /</w:t>
+      </w:r>
+      <w:proofErr w:type="spellStart"/>
+      <w:r>
+        <w:rPr>
+          <w:b/>
+          <w:bCs/>
+          <w:sz w:val="24"/>
+          <w:szCs w:val="28"/>
+          <w:lang w:val="ro-RO"/>
+        </w:rPr>
+        <w:t>api</w:t>
+      </w:r>
+      <w:proofErr w:type="spellEnd"/>
+      <w:r>
+        <w:rPr>
+          <w:b/>
+          <w:bCs/>
+          <w:sz w:val="24"/>
+          <w:szCs w:val="28"/>
+          <w:lang w:val="ro-RO"/>
+        </w:rPr>
+        <w:t>/</w:t>
+      </w:r>
+      <w:proofErr w:type="spellStart"/>
+      <w:r>
+        <w:rPr>
+          <w:b/>
+          <w:bCs/>
+          <w:sz w:val="24"/>
+          <w:szCs w:val="28"/>
+          <w:lang w:val="ro-RO"/>
+        </w:rPr>
+        <w:t>warehouses</w:t>
+      </w:r>
+      <w:proofErr w:type="spellEnd"/>
+      <w:r>
+        <w:rPr>
+          <w:b/>
+          <w:bCs/>
+          <w:sz w:val="24"/>
+          <w:szCs w:val="28"/>
+          <w:lang w:val="ro-RO"/>
+        </w:rPr>
+        <w:t>/{</w:t>
+      </w:r>
+      <w:proofErr w:type="spellStart"/>
+      <w:r>
+        <w:rPr>
+          <w:b/>
+          <w:bCs/>
+          <w:sz w:val="24"/>
+          <w:szCs w:val="28"/>
+          <w:lang w:val="ro-RO"/>
+        </w:rPr>
+        <w:t>warehouseId</w:t>
+      </w:r>
+      <w:proofErr w:type="spellEnd"/>
+      <w:r>
+        <w:rPr>
+          <w:b/>
+          <w:bCs/>
+          <w:sz w:val="24"/>
+          <w:szCs w:val="28"/>
+          <w:lang w:val="ro-RO"/>
+        </w:rPr>
+        <w:t>}/</w:t>
+      </w:r>
+      <w:proofErr w:type="spellStart"/>
+      <w:r>
+        <w:rPr>
+          <w:b/>
+          <w:bCs/>
+          <w:sz w:val="24"/>
+          <w:szCs w:val="28"/>
+          <w:lang w:val="ro-RO"/>
+        </w:rPr>
+        <w:t>inventory</w:t>
+      </w:r>
+      <w:proofErr w:type="spellEnd"/>
+      <w:r>
+        <w:rPr>
+          <w:b/>
+          <w:bCs/>
+          <w:sz w:val="24"/>
+          <w:szCs w:val="28"/>
+          <w:lang w:val="ro-RO"/>
+        </w:rPr>
+        <w:t>/{</w:t>
+      </w:r>
+      <w:proofErr w:type="spellStart"/>
+      <w:r>
+        <w:rPr>
+          <w:b/>
+          <w:bCs/>
+          <w:sz w:val="24"/>
+          <w:szCs w:val="28"/>
+          <w:lang w:val="ro-RO"/>
+        </w:rPr>
+        <w:t>productId</w:t>
+      </w:r>
+      <w:proofErr w:type="spellEnd"/>
+      <w:r>
+        <w:rPr>
+          <w:b/>
+          <w:bCs/>
+          <w:sz w:val="24"/>
+          <w:szCs w:val="28"/>
+          <w:lang w:val="ro-RO"/>
+        </w:rPr>
+        <w:t>}/transfer</w:t>
+      </w:r>
+      <w:r>
+        <w:rPr>
+          <w:sz w:val="24"/>
+          <w:szCs w:val="28"/>
+          <w:lang w:val="ro-RO"/>
+        </w:rPr>
+        <w:t>: Mută o cantitate specificată dintr-un depozit sursă într-unul destinație.</w:t>
+      </w:r>
+    </w:p>
+    <w:p>
+      <w:pPr>
+        <w:spacing w:after="0"/>
+        <w:ind w:left="576" w:firstLine="0"/>
+        <w:jc w:val="left"/>
+        <w:rPr>
+          <w:sz w:val="24"/>
+          <w:szCs w:val="28"/>
+          <w:lang w:val="ro-RO"/>
+        </w:rPr>
+      </w:pPr>
+    </w:p>
+    <w:p>
+      <w:pPr>
+        <w:pStyle w:val="Titlu2"/>
+        <w:rPr>
+          <w:sz w:val="28"/>
+          <w:szCs w:val="24"/>
+          <w:lang w:val="ro-RO"/>
+        </w:rPr>
+      </w:pPr>
+      <w:bookmarkStart w:id="4" w:name="_Toc231156833"/>
+      <w:proofErr w:type="spellStart"/>
+      <w:r>
+        <w:rPr>
+          <w:sz w:val="28"/>
+          <w:szCs w:val="24"/>
+        </w:rPr>
+        <w:t>Gestiunea</w:t>
+      </w:r>
+      <w:proofErr w:type="spellEnd"/>
+      <w:r>
+        <w:rPr>
+          <w:sz w:val="28"/>
+          <w:szCs w:val="24"/>
+        </w:rPr>
+        <w:t xml:space="preserve"> </w:t>
+      </w:r>
+      <w:proofErr w:type="spellStart"/>
+      <w:r>
+        <w:rPr>
+          <w:sz w:val="28"/>
+          <w:szCs w:val="24"/>
+        </w:rPr>
+        <w:t>Codurilor</w:t>
+      </w:r>
+      <w:proofErr w:type="spellEnd"/>
+      <w:r>
+        <w:rPr>
+          <w:sz w:val="28"/>
+          <w:szCs w:val="24"/>
+        </w:rPr>
+        <w:t xml:space="preserve"> de Stare HTTP</w:t>
+      </w:r>
+      <w:bookmarkEnd w:id="4"/>
+      <w:r>
+        <w:rPr>
+          <w:sz w:val="28"/>
+          <w:szCs w:val="24"/>
+        </w:rPr>
+        <w:t xml:space="preserve"> </w:t>
+      </w:r>
+    </w:p>
+    <w:p>
+      <w:pPr>
+        <w:spacing w:after="0"/>
+        <w:jc w:val="left"/>
+        <w:rPr>
+          <w:b/>
+          <w:bCs/>
+          <w:sz w:val="24"/>
+          <w:szCs w:val="28"/>
+        </w:rPr>
+      </w:pPr>
+    </w:p>
+    <w:p>
+      <w:pPr>
+        <w:spacing w:after="0"/>
+        <w:ind w:left="576" w:firstLine="144"/>
+        <w:jc w:val="left"/>
+        <w:rPr>
+          <w:sz w:val="24"/>
+          <w:szCs w:val="28"/>
+        </w:rPr>
+      </w:pPr>
+      <w:r>
+        <w:rPr>
+          <w:sz w:val="24"/>
+          <w:szCs w:val="28"/>
+        </w:rPr>
+        <w:t xml:space="preserve">     </w:t>
+      </w:r>
+      <w:r>
+        <w:rPr>
+          <w:sz w:val="24"/>
+          <w:szCs w:val="28"/>
+        </w:rPr>
+        <w:t xml:space="preserve">Pentru o </w:t>
+      </w:r>
+      <w:proofErr w:type="spellStart"/>
+      <w:r>
+        <w:rPr>
+          <w:sz w:val="24"/>
+          <w:szCs w:val="28"/>
+        </w:rPr>
+        <w:t>comunicare</w:t>
+      </w:r>
+      <w:proofErr w:type="spellEnd"/>
+      <w:r>
+        <w:rPr>
+          <w:sz w:val="24"/>
+          <w:szCs w:val="28"/>
+        </w:rPr>
+        <w:t xml:space="preserve"> </w:t>
+      </w:r>
+      <w:proofErr w:type="spellStart"/>
+      <w:r>
+        <w:rPr>
+          <w:sz w:val="24"/>
+          <w:szCs w:val="28"/>
+        </w:rPr>
+        <w:t>robustă</w:t>
+      </w:r>
+      <w:proofErr w:type="spellEnd"/>
+      <w:r>
+        <w:rPr>
+          <w:sz w:val="24"/>
+          <w:szCs w:val="28"/>
+        </w:rPr>
+        <w:t xml:space="preserve"> cu </w:t>
+      </w:r>
+      <w:proofErr w:type="spellStart"/>
+      <w:r>
+        <w:rPr>
+          <w:sz w:val="24"/>
+          <w:szCs w:val="28"/>
+        </w:rPr>
+        <w:t>interfața</w:t>
+      </w:r>
+      <w:proofErr w:type="spellEnd"/>
+      <w:r>
+        <w:rPr>
+          <w:sz w:val="24"/>
+          <w:szCs w:val="28"/>
+        </w:rPr>
+        <w:t xml:space="preserve"> frontend, </w:t>
+      </w:r>
+      <w:r>
+        <w:rPr>
+          <w:b/>
+          <w:bCs/>
+          <w:sz w:val="24"/>
+          <w:szCs w:val="28"/>
+        </w:rPr>
+        <w:t>API</w:t>
+      </w:r>
+      <w:r>
+        <w:rPr>
+          <w:sz w:val="24"/>
+          <w:szCs w:val="28"/>
+        </w:rPr>
+        <w:t xml:space="preserve">-ul </w:t>
+      </w:r>
+      <w:proofErr w:type="spellStart"/>
+      <w:r>
+        <w:rPr>
+          <w:sz w:val="24"/>
+          <w:szCs w:val="28"/>
+        </w:rPr>
+        <w:t>returnează</w:t>
+      </w:r>
+      <w:proofErr w:type="spellEnd"/>
+      <w:r>
+        <w:rPr>
+          <w:sz w:val="24"/>
+          <w:szCs w:val="28"/>
+        </w:rPr>
+        <w:t xml:space="preserve"> </w:t>
+      </w:r>
+      <w:proofErr w:type="spellStart"/>
+      <w:r>
+        <w:rPr>
+          <w:sz w:val="24"/>
+          <w:szCs w:val="28"/>
+        </w:rPr>
+        <w:t>coduri</w:t>
+      </w:r>
+      <w:proofErr w:type="spellEnd"/>
+      <w:r>
+        <w:rPr>
+          <w:sz w:val="24"/>
+          <w:szCs w:val="28"/>
+        </w:rPr>
+        <w:t xml:space="preserve"> de stare </w:t>
+      </w:r>
+      <w:r>
+        <w:rPr>
+          <w:b/>
+          <w:bCs/>
+          <w:sz w:val="24"/>
+          <w:szCs w:val="28"/>
+        </w:rPr>
+        <w:t>REST</w:t>
+      </w:r>
+      <w:r>
+        <w:rPr>
+          <w:sz w:val="24"/>
+          <w:szCs w:val="28"/>
+        </w:rPr>
+        <w:t xml:space="preserve"> </w:t>
+      </w:r>
+      <w:proofErr w:type="spellStart"/>
+      <w:r>
+        <w:rPr>
+          <w:sz w:val="24"/>
+          <w:szCs w:val="28"/>
+        </w:rPr>
+        <w:t>standardizate</w:t>
+      </w:r>
+      <w:proofErr w:type="spellEnd"/>
+      <w:r>
+        <w:rPr>
+          <w:sz w:val="24"/>
+          <w:szCs w:val="28"/>
+        </w:rPr>
+        <w:t>:</w:t>
+      </w:r>
+    </w:p>
+    <w:p>
+      <w:pPr>
+        <w:pStyle w:val="Listparagraf"/>
+        <w:numPr>
+          <w:ilvl w:val="0"/>
+          <w:numId w:val="48"/>
+        </w:numPr>
+        <w:spacing w:after="0"/>
+        <w:jc w:val="left"/>
+        <w:rPr>
+          <w:sz w:val="24"/>
+          <w:szCs w:val="28"/>
+        </w:rPr>
+      </w:pPr>
+      <w:r>
+        <w:rPr>
+          <w:b/>
+          <w:bCs/>
+          <w:sz w:val="24"/>
+          <w:szCs w:val="28"/>
+        </w:rPr>
+        <w:t>200 OK / 201 Created</w:t>
+      </w:r>
+      <w:r>
+        <w:rPr>
+          <w:sz w:val="24"/>
+          <w:szCs w:val="28"/>
+        </w:rPr>
+        <w:t xml:space="preserve">: </w:t>
+      </w:r>
+      <w:proofErr w:type="spellStart"/>
+      <w:r>
+        <w:rPr>
+          <w:sz w:val="24"/>
+          <w:szCs w:val="28"/>
+        </w:rPr>
+        <w:t>Operațiune</w:t>
+      </w:r>
+      <w:proofErr w:type="spellEnd"/>
+      <w:r>
+        <w:rPr>
+          <w:sz w:val="24"/>
+          <w:szCs w:val="28"/>
+        </w:rPr>
+        <w:t xml:space="preserve"> </w:t>
+      </w:r>
+      <w:proofErr w:type="spellStart"/>
+      <w:r>
+        <w:rPr>
+          <w:sz w:val="24"/>
+          <w:szCs w:val="28"/>
+        </w:rPr>
+        <w:t>realizată</w:t>
+      </w:r>
+      <w:proofErr w:type="spellEnd"/>
+      <w:r>
+        <w:rPr>
+          <w:sz w:val="24"/>
+          <w:szCs w:val="28"/>
+        </w:rPr>
+        <w:t xml:space="preserve"> și </w:t>
+      </w:r>
+      <w:proofErr w:type="spellStart"/>
+      <w:r>
+        <w:rPr>
+          <w:sz w:val="24"/>
+          <w:szCs w:val="28"/>
+        </w:rPr>
+        <w:t>salvată</w:t>
+      </w:r>
+      <w:proofErr w:type="spellEnd"/>
+      <w:r>
+        <w:rPr>
+          <w:sz w:val="24"/>
+          <w:szCs w:val="28"/>
+        </w:rPr>
+        <w:t xml:space="preserve"> cu </w:t>
+      </w:r>
+      <w:proofErr w:type="spellStart"/>
+      <w:r>
+        <w:rPr>
+          <w:sz w:val="24"/>
+          <w:szCs w:val="28"/>
+        </w:rPr>
+        <w:t>succes</w:t>
+      </w:r>
+      <w:proofErr w:type="spellEnd"/>
+      <w:r>
+        <w:rPr>
+          <w:sz w:val="24"/>
+          <w:szCs w:val="28"/>
+        </w:rPr>
+        <w:t xml:space="preserve"> în baza de date. </w:t>
+      </w:r>
+    </w:p>
+    <w:p>
+      <w:pPr>
+        <w:pStyle w:val="Listparagraf"/>
+        <w:numPr>
+          <w:ilvl w:val="0"/>
+          <w:numId w:val="48"/>
+        </w:numPr>
+        <w:spacing w:after="0"/>
+        <w:jc w:val="left"/>
+        <w:rPr>
+          <w:sz w:val="24"/>
+          <w:szCs w:val="28"/>
+        </w:rPr>
+      </w:pPr>
+      <w:r>
+        <w:rPr>
+          <w:b/>
+          <w:bCs/>
+          <w:sz w:val="24"/>
+          <w:szCs w:val="28"/>
+        </w:rPr>
+        <w:t>400 Bad Request</w:t>
+      </w:r>
+      <w:r>
+        <w:rPr>
+          <w:sz w:val="24"/>
+          <w:szCs w:val="28"/>
+        </w:rPr>
+        <w:t xml:space="preserve">: </w:t>
+      </w:r>
+      <w:proofErr w:type="spellStart"/>
+      <w:r>
+        <w:rPr>
+          <w:sz w:val="24"/>
+          <w:szCs w:val="28"/>
+        </w:rPr>
+        <w:t>Validare</w:t>
+      </w:r>
+      <w:proofErr w:type="spellEnd"/>
+      <w:r>
+        <w:rPr>
+          <w:sz w:val="24"/>
+          <w:szCs w:val="28"/>
+        </w:rPr>
+        <w:t xml:space="preserve"> </w:t>
+      </w:r>
+      <w:proofErr w:type="spellStart"/>
+      <w:r>
+        <w:rPr>
+          <w:sz w:val="24"/>
+          <w:szCs w:val="28"/>
+        </w:rPr>
+        <w:t>eșuată</w:t>
+      </w:r>
+      <w:proofErr w:type="spellEnd"/>
+      <w:r>
+        <w:rPr>
+          <w:sz w:val="24"/>
+          <w:szCs w:val="28"/>
+        </w:rPr>
+        <w:t xml:space="preserve"> (ex: date incomplete, cantitate </w:t>
+      </w:r>
+      <w:proofErr w:type="spellStart"/>
+      <w:r>
+        <w:rPr>
+          <w:sz w:val="24"/>
+          <w:szCs w:val="28"/>
+        </w:rPr>
+        <w:t>insuficientă</w:t>
+      </w:r>
+      <w:proofErr w:type="spellEnd"/>
+      <w:r>
+        <w:rPr>
+          <w:sz w:val="24"/>
+          <w:szCs w:val="28"/>
+        </w:rPr>
+        <w:t xml:space="preserve"> la transfer). </w:t>
+      </w:r>
+    </w:p>
+    <w:p>
+      <w:pPr>
+        <w:pStyle w:val="Listparagraf"/>
+        <w:numPr>
+          <w:ilvl w:val="0"/>
+          <w:numId w:val="48"/>
+        </w:numPr>
+        <w:spacing w:after="0"/>
+        <w:jc w:val="left"/>
+        <w:rPr>
+          <w:sz w:val="24"/>
+          <w:szCs w:val="28"/>
+        </w:rPr>
+      </w:pPr>
+      <w:r>
+        <w:rPr>
+          <w:b/>
+          <w:bCs/>
+          <w:sz w:val="24"/>
+          <w:szCs w:val="28"/>
+        </w:rPr>
+        <w:t>404 Not Found</w:t>
+      </w:r>
+      <w:r>
+        <w:rPr>
+          <w:sz w:val="24"/>
+          <w:szCs w:val="28"/>
+        </w:rPr>
+        <w:t xml:space="preserve">: Resursa </w:t>
+      </w:r>
+      <w:proofErr w:type="spellStart"/>
+      <w:r>
+        <w:rPr>
+          <w:sz w:val="24"/>
+          <w:szCs w:val="28"/>
+        </w:rPr>
+        <w:t>solicitată</w:t>
+      </w:r>
+      <w:proofErr w:type="spellEnd"/>
+      <w:r>
+        <w:rPr>
+          <w:sz w:val="24"/>
+          <w:szCs w:val="28"/>
+        </w:rPr>
+        <w:t xml:space="preserve"> (ex: </w:t>
+      </w:r>
+      <w:proofErr w:type="gramStart"/>
+      <w:r>
+        <w:rPr>
+          <w:sz w:val="24"/>
+          <w:szCs w:val="28"/>
+        </w:rPr>
+        <w:t xml:space="preserve">un </w:t>
+      </w:r>
+      <w:r>
+        <w:rPr>
+          <w:b/>
+          <w:bCs/>
+          <w:sz w:val="24"/>
+          <w:szCs w:val="28"/>
+        </w:rPr>
+        <w:t>ID</w:t>
+      </w:r>
+      <w:proofErr w:type="gramEnd"/>
+      <w:r>
+        <w:rPr>
+          <w:sz w:val="24"/>
+          <w:szCs w:val="28"/>
+        </w:rPr>
+        <w:t xml:space="preserve"> invalid de </w:t>
+      </w:r>
+      <w:proofErr w:type="spellStart"/>
+      <w:r>
+        <w:rPr>
+          <w:sz w:val="24"/>
+          <w:szCs w:val="28"/>
+        </w:rPr>
+        <w:t>depozit</w:t>
+      </w:r>
+      <w:proofErr w:type="spellEnd"/>
+      <w:r>
+        <w:rPr>
+          <w:sz w:val="24"/>
+          <w:szCs w:val="28"/>
+        </w:rPr>
+        <w:t xml:space="preserve">) nu </w:t>
+      </w:r>
+      <w:proofErr w:type="spellStart"/>
+      <w:r>
+        <w:rPr>
+          <w:sz w:val="24"/>
+          <w:szCs w:val="28"/>
+        </w:rPr>
+        <w:t>există</w:t>
+      </w:r>
+      <w:proofErr w:type="spellEnd"/>
+      <w:r>
+        <w:rPr>
+          <w:sz w:val="24"/>
+          <w:szCs w:val="28"/>
+        </w:rPr>
+        <w:t xml:space="preserve">. </w:t>
+      </w:r>
+    </w:p>
+    <w:p>
+      <w:pPr>
+        <w:pStyle w:val="Listparagraf"/>
+        <w:numPr>
+          <w:ilvl w:val="0"/>
+          <w:numId w:val="48"/>
+        </w:numPr>
+        <w:spacing w:after="0"/>
+        <w:jc w:val="left"/>
+        <w:rPr>
+          <w:sz w:val="24"/>
+          <w:szCs w:val="28"/>
+          <w:lang w:val="ro-RO"/>
+        </w:rPr>
+      </w:pPr>
+      <w:r>
+        <w:rPr>
+          <w:b/>
+          <w:bCs/>
+          <w:sz w:val="24"/>
+          <w:szCs w:val="28"/>
+        </w:rPr>
+        <w:t>409 Conflict</w:t>
+      </w:r>
+      <w:r>
+        <w:rPr>
+          <w:sz w:val="24"/>
+          <w:szCs w:val="28"/>
+        </w:rPr>
+        <w:t xml:space="preserve">: </w:t>
+      </w:r>
+      <w:proofErr w:type="spellStart"/>
+      <w:r>
+        <w:rPr>
+          <w:sz w:val="24"/>
+          <w:szCs w:val="28"/>
+        </w:rPr>
+        <w:t>Erori</w:t>
+      </w:r>
+      <w:proofErr w:type="spellEnd"/>
+      <w:r>
+        <w:rPr>
+          <w:sz w:val="24"/>
+          <w:szCs w:val="28"/>
+        </w:rPr>
+        <w:t xml:space="preserve"> de </w:t>
+      </w:r>
+      <w:proofErr w:type="spellStart"/>
+      <w:r>
+        <w:rPr>
+          <w:sz w:val="24"/>
+          <w:szCs w:val="28"/>
+        </w:rPr>
+        <w:t>integritate</w:t>
+      </w:r>
+      <w:proofErr w:type="spellEnd"/>
+      <w:r>
+        <w:rPr>
+          <w:sz w:val="24"/>
+          <w:szCs w:val="28"/>
+        </w:rPr>
+        <w:t xml:space="preserve"> </w:t>
+      </w:r>
+      <w:proofErr w:type="spellStart"/>
+      <w:r>
+        <w:rPr>
+          <w:sz w:val="24"/>
+          <w:szCs w:val="28"/>
+        </w:rPr>
+        <w:t>relațională</w:t>
+      </w:r>
+      <w:proofErr w:type="spellEnd"/>
+      <w:r>
+        <w:rPr>
+          <w:sz w:val="24"/>
+          <w:szCs w:val="28"/>
+        </w:rPr>
+        <w:t xml:space="preserve"> (ex: </w:t>
+      </w:r>
+      <w:proofErr w:type="spellStart"/>
+      <w:r>
+        <w:rPr>
+          <w:sz w:val="24"/>
+          <w:szCs w:val="28"/>
+        </w:rPr>
+        <w:t>încercarea</w:t>
+      </w:r>
+      <w:proofErr w:type="spellEnd"/>
+      <w:r>
+        <w:rPr>
+          <w:sz w:val="24"/>
+          <w:szCs w:val="28"/>
+        </w:rPr>
+        <w:t xml:space="preserve"> de a </w:t>
+      </w:r>
+      <w:proofErr w:type="spellStart"/>
+      <w:r>
+        <w:rPr>
+          <w:sz w:val="24"/>
+          <w:szCs w:val="28"/>
+        </w:rPr>
+        <w:t>șterge</w:t>
+      </w:r>
+      <w:proofErr w:type="spellEnd"/>
+      <w:r>
+        <w:rPr>
+          <w:sz w:val="24"/>
+          <w:szCs w:val="28"/>
+        </w:rPr>
+        <w:t xml:space="preserve"> un </w:t>
+      </w:r>
+      <w:proofErr w:type="spellStart"/>
+      <w:r>
+        <w:rPr>
+          <w:sz w:val="24"/>
+          <w:szCs w:val="28"/>
+        </w:rPr>
+        <w:t>depozit</w:t>
+      </w:r>
+      <w:proofErr w:type="spellEnd"/>
+      <w:r>
+        <w:rPr>
+          <w:sz w:val="24"/>
+          <w:szCs w:val="28"/>
+        </w:rPr>
+        <w:t xml:space="preserve"> care </w:t>
+      </w:r>
+      <w:proofErr w:type="spellStart"/>
+      <w:r>
+        <w:rPr>
+          <w:sz w:val="24"/>
+          <w:szCs w:val="28"/>
+        </w:rPr>
+        <w:t>încă</w:t>
+      </w:r>
+      <w:proofErr w:type="spellEnd"/>
+      <w:r>
+        <w:rPr>
+          <w:sz w:val="24"/>
+          <w:szCs w:val="28"/>
+        </w:rPr>
+        <w:t xml:space="preserve"> are </w:t>
+      </w:r>
+      <w:proofErr w:type="spellStart"/>
+      <w:r>
+        <w:rPr>
+          <w:sz w:val="24"/>
+          <w:szCs w:val="28"/>
+        </w:rPr>
+        <w:t>produse</w:t>
+      </w:r>
+      <w:proofErr w:type="spellEnd"/>
+      <w:r>
+        <w:rPr>
+          <w:sz w:val="24"/>
+          <w:szCs w:val="28"/>
+        </w:rPr>
+        <w:t xml:space="preserve"> active).</w:t>
       </w:r>
     </w:p>
     <w:p>
@@ -2753,186 +7504,6 @@
         <w:ind w:left="2138" w:firstLine="0"/>
         <w:jc w:val="left"/>
         <w:rPr>
-          <w:sz w:val="24"/>
-          <w:szCs w:val="28"/>
-          <w:lang w:val="ro-RO"/>
-        </w:rPr>
-      </w:pPr>
-      <w:r>
-        <w:rPr>
-          <w:b/>
-          <w:bCs/>
-          <w:sz w:val="24"/>
-          <w:szCs w:val="28"/>
-          <w:lang w:val="ro-RO"/>
-        </w:rPr>
-        <w:t>/</w:t>
-      </w:r>
-      <w:proofErr w:type="spellStart"/>
-      <w:r>
-        <w:rPr>
-          <w:b/>
-          <w:bCs/>
-          <w:sz w:val="24"/>
-          <w:szCs w:val="28"/>
-          <w:lang w:val="ro-RO"/>
-        </w:rPr>
-        <w:t>products</w:t>
-      </w:r>
-      <w:proofErr w:type="spellEnd"/>
-      <w:r>
-        <w:rPr>
-          <w:sz w:val="24"/>
-          <w:szCs w:val="28"/>
-          <w:lang w:val="ro-RO"/>
-        </w:rPr>
-        <w:t xml:space="preserve">: Gestiunea catalogului de produse. </w:t>
-      </w:r>
-    </w:p>
-    <w:p>
-      <w:pPr>
-        <w:spacing w:after="0"/>
-        <w:ind w:left="2138" w:firstLine="0"/>
-        <w:jc w:val="left"/>
-        <w:rPr>
-          <w:sz w:val="24"/>
-          <w:szCs w:val="28"/>
-          <w:lang w:val="ro-RO"/>
-        </w:rPr>
-      </w:pPr>
-      <w:r>
-        <w:rPr>
-          <w:b/>
-          <w:bCs/>
-          <w:sz w:val="24"/>
-          <w:szCs w:val="28"/>
-          <w:lang w:val="ro-RO"/>
-        </w:rPr>
-        <w:t>/</w:t>
-      </w:r>
-      <w:proofErr w:type="spellStart"/>
-      <w:r>
-        <w:rPr>
-          <w:b/>
-          <w:bCs/>
-          <w:sz w:val="24"/>
-          <w:szCs w:val="28"/>
-          <w:lang w:val="ro-RO"/>
-        </w:rPr>
-        <w:t>warehouses</w:t>
-      </w:r>
-      <w:proofErr w:type="spellEnd"/>
-      <w:r>
-        <w:rPr>
-          <w:sz w:val="24"/>
-          <w:szCs w:val="28"/>
-          <w:lang w:val="ro-RO"/>
-        </w:rPr>
-        <w:t xml:space="preserve">: Administrarea capacităților de stocare. </w:t>
-      </w:r>
-    </w:p>
-    <w:p>
-      <w:pPr>
-        <w:spacing w:after="0"/>
-        <w:ind w:left="2138" w:firstLine="0"/>
-        <w:jc w:val="left"/>
-        <w:rPr>
-          <w:sz w:val="24"/>
-          <w:szCs w:val="28"/>
-          <w:lang w:val="ro-RO"/>
-        </w:rPr>
-      </w:pPr>
-      <w:r>
-        <w:rPr>
-          <w:b/>
-          <w:bCs/>
-          <w:sz w:val="24"/>
-          <w:szCs w:val="28"/>
-          <w:lang w:val="ro-RO"/>
-        </w:rPr>
-        <w:t>/</w:t>
-      </w:r>
-      <w:proofErr w:type="spellStart"/>
-      <w:r>
-        <w:rPr>
-          <w:b/>
-          <w:bCs/>
-          <w:sz w:val="24"/>
-          <w:szCs w:val="28"/>
-          <w:lang w:val="ro-RO"/>
-        </w:rPr>
-        <w:t>inventory</w:t>
-      </w:r>
-      <w:proofErr w:type="spellEnd"/>
-      <w:r>
-        <w:rPr>
-          <w:sz w:val="24"/>
-          <w:szCs w:val="28"/>
-          <w:lang w:val="ro-RO"/>
-        </w:rPr>
-        <w:t>: Logica de transfer și ajustare .</w:t>
-      </w:r>
-    </w:p>
-    <w:p>
-      <w:pPr>
-        <w:spacing w:after="0"/>
-        <w:ind w:left="2138" w:firstLine="0"/>
-        <w:jc w:val="left"/>
-        <w:rPr>
-          <w:sz w:val="24"/>
-          <w:szCs w:val="28"/>
-          <w:lang w:val="ro-RO"/>
-        </w:rPr>
-      </w:pPr>
-      <w:r>
-        <w:rPr>
-          <w:b/>
-          <w:bCs/>
-          <w:sz w:val="24"/>
-          <w:szCs w:val="28"/>
-          <w:lang w:val="ro-RO"/>
-        </w:rPr>
-        <w:t>/</w:t>
-      </w:r>
-      <w:proofErr w:type="spellStart"/>
-      <w:r>
-        <w:rPr>
-          <w:b/>
-          <w:bCs/>
-          <w:sz w:val="24"/>
-          <w:szCs w:val="28"/>
-          <w:lang w:val="ro-RO"/>
-        </w:rPr>
-        <w:t>suppliers</w:t>
-      </w:r>
-      <w:proofErr w:type="spellEnd"/>
-      <w:r>
-        <w:rPr>
-          <w:sz w:val="24"/>
-          <w:szCs w:val="28"/>
-          <w:lang w:val="ro-RO"/>
-        </w:rPr>
-        <w:t>: Baza de date a partenerilor comerciali.</w:t>
-      </w:r>
-    </w:p>
-    <w:p>
-      <w:pPr>
-        <w:spacing w:after="0"/>
-        <w:ind w:left="0" w:firstLine="0"/>
-        <w:jc w:val="left"/>
-        <w:rPr>
-          <w:sz w:val="28"/>
-          <w:szCs w:val="32"/>
-          <w:lang w:val="ro-RO"/>
-        </w:rPr>
-      </w:pPr>
-    </w:p>
-    <w:p>
-      <w:pPr>
-        <w:spacing w:after="0"/>
-        <w:ind w:left="2138" w:firstLine="0"/>
-        <w:jc w:val="left"/>
-        <w:rPr>
           <w:sz w:val="28"/>
           <w:szCs w:val="32"/>
           <w:lang w:val="ro-RO"/>
@@ -2948,16 +7519,16 @@
           <w:lang w:val="ro-RO"/>
         </w:rPr>
         <w:drawing>
-          <wp:anchor distT="0" distB="0" distL="114300" distR="114300" simplePos="0" relativeHeight="251658240" behindDoc="1" locked="0" layoutInCell="1" allowOverlap="1" wp14:anchorId="536705F1" wp14:editId="7896796F">
+          <wp:anchor distT="0" distB="0" distL="114300" distR="114300" simplePos="0" relativeHeight="251658240" behindDoc="1" locked="0" layoutInCell="1" allowOverlap="1" wp14:anchorId="536705F1" wp14:editId="52716ED2">
             <wp:simplePos x="0" y="0"/>
-            <wp:positionH relativeFrom="margin">
-              <wp:align>left</wp:align>
+            <wp:positionH relativeFrom="page">
+              <wp:align>center</wp:align>
             </wp:positionH>
             <wp:positionV relativeFrom="paragraph">
-              <wp:posOffset>208622</wp:posOffset>
+              <wp:posOffset>86055</wp:posOffset>
             </wp:positionV>
-            <wp:extent cx="5882614" cy="3882683"/>
-            <wp:effectExtent l="0" t="0" r="4445" b="3810"/>
+            <wp:extent cx="4839127" cy="3194042"/>
+            <wp:effectExtent l="0" t="0" r="0" b="6985"/>
             <wp:wrapNone/>
             <wp:docPr id="802548545" name="Imagine 1"/>
             <wp:cNvGraphicFramePr>
@@ -2985,7 +7556,7 @@
                   <pic:spPr>
                     <a:xfrm>
                       <a:off x="0" y="0"/>
-                      <a:ext cx="5882614" cy="3882683"/>
+                      <a:ext cx="4839127" cy="3194042"/>
                     </a:xfrm>
                     <a:prstGeom prst="rect">
                       <a:avLst/>
@@ -3067,6 +7638,69 @@
     <w:p>
       <w:pPr>
         <w:spacing w:after="0"/>
+        <w:ind w:left="2138" w:firstLine="0"/>
+        <w:jc w:val="left"/>
+        <w:rPr>
+          <w:sz w:val="28"/>
+          <w:szCs w:val="32"/>
+          <w:lang w:val="ro-RO"/>
+        </w:rPr>
+      </w:pPr>
+    </w:p>
+    <w:p>
+      <w:pPr>
+        <w:spacing w:after="0"/>
+        <w:ind w:left="2138" w:firstLine="0"/>
+        <w:jc w:val="left"/>
+        <w:rPr>
+          <w:sz w:val="28"/>
+          <w:szCs w:val="32"/>
+          <w:lang w:val="ro-RO"/>
+        </w:rPr>
+      </w:pPr>
+    </w:p>
+    <w:p>
+      <w:pPr>
+        <w:spacing w:after="0"/>
+        <w:ind w:left="2138" w:firstLine="0"/>
+        <w:jc w:val="left"/>
+        <w:rPr>
+          <w:sz w:val="28"/>
+          <w:szCs w:val="32"/>
+          <w:lang w:val="ro-RO"/>
+        </w:rPr>
+      </w:pPr>
+    </w:p>
+    <w:p>
+      <w:pPr>
+        <w:spacing w:after="0"/>
+        <w:ind w:left="2138" w:firstLine="0"/>
+        <w:jc w:val="left"/>
+        <w:rPr>
+          <w:sz w:val="28"/>
+          <w:szCs w:val="32"/>
+          <w:lang w:val="ro-RO"/>
+        </w:rPr>
+      </w:pPr>
+    </w:p>
+    <w:p>
+      <w:pPr>
+        <w:spacing w:after="0"/>
+        <w:ind w:left="2138" w:firstLine="0"/>
+        <w:jc w:val="left"/>
+        <w:rPr>
+          <w:sz w:val="28"/>
+          <w:szCs w:val="32"/>
+          <w:lang w:val="ro-RO"/>
+        </w:rPr>
+      </w:pPr>
+    </w:p>
+    <w:p>
+      <w:pPr>
+        <w:tabs>
+          <w:tab w:val="left" w:pos="1221"/>
+        </w:tabs>
+        <w:spacing w:after="0"/>
         <w:ind w:left="0" w:firstLine="0"/>
         <w:jc w:val="left"/>
         <w:rPr>
@@ -3075,32 +7709,68 @@
           <w:lang w:val="ro-RO"/>
         </w:rPr>
       </w:pPr>
+    </w:p>
+    <w:p>
+      <w:pPr>
+        <w:tabs>
+          <w:tab w:val="left" w:pos="1221"/>
+        </w:tabs>
+        <w:spacing w:after="0"/>
+        <w:ind w:left="0" w:firstLine="0"/>
+        <w:jc w:val="left"/>
+        <w:rPr>
+          <w:sz w:val="28"/>
+          <w:szCs w:val="32"/>
+          <w:lang w:val="ro-RO"/>
+        </w:rPr>
+      </w:pPr>
+    </w:p>
+    <w:p>
+      <w:pPr>
+        <w:tabs>
+          <w:tab w:val="left" w:pos="1221"/>
+        </w:tabs>
+        <w:spacing w:after="0"/>
+        <w:ind w:left="0" w:firstLine="0"/>
+        <w:jc w:val="left"/>
+        <w:rPr>
+          <w:sz w:val="28"/>
+          <w:szCs w:val="32"/>
+          <w:lang w:val="ro-RO"/>
+        </w:rPr>
+      </w:pPr>
+    </w:p>
+    <w:p>
+      <w:pPr>
+        <w:tabs>
+          <w:tab w:val="left" w:pos="1221"/>
+        </w:tabs>
+        <w:spacing w:after="0"/>
+        <w:ind w:left="0" w:firstLine="0"/>
+        <w:jc w:val="left"/>
+        <w:rPr>
+          <w:sz w:val="28"/>
+          <w:szCs w:val="32"/>
+          <w:lang w:val="ro-RO"/>
+        </w:rPr>
+      </w:pPr>
       <w:r>
         <w:rPr>
           <w:noProof/>
           <w:sz w:val="28"/>
         </w:rPr>
-        <w:lastRenderedPageBreak/>
         <w:drawing>
-          <wp:anchor distT="0" distB="0" distL="114300" distR="114300" simplePos="0" relativeHeight="251659264" behindDoc="1" locked="0" layoutInCell="1" allowOverlap="1" wp14:anchorId="79805264" wp14:editId="3B04C838">
+          <wp:anchor distT="0" distB="0" distL="114300" distR="114300" simplePos="0" relativeHeight="251659264" behindDoc="1" locked="0" layoutInCell="1" allowOverlap="1" wp14:anchorId="79805264" wp14:editId="676BF983">
             <wp:simplePos x="0" y="0"/>
             <wp:positionH relativeFrom="margin">
-              <wp:align>left</wp:align>
+              <wp:posOffset>309624</wp:posOffset>
             </wp:positionH>
-            <wp:positionV relativeFrom="page">
-              <wp:posOffset>625817</wp:posOffset>
+            <wp:positionV relativeFrom="margin">
+              <wp:posOffset>6257113</wp:posOffset>
             </wp:positionV>
-            <wp:extent cx="5253990" cy="2815590"/>
-            <wp:effectExtent l="0" t="0" r="3810" b="3810"/>
-            <wp:wrapThrough wrapText="bothSides">
-              <wp:wrapPolygon edited="0">
-                <wp:start x="0" y="0"/>
-                <wp:lineTo x="0" y="21483"/>
-                <wp:lineTo x="21537" y="21483"/>
-                <wp:lineTo x="21537" y="0"/>
-                <wp:lineTo x="0" y="0"/>
-              </wp:wrapPolygon>
-            </wp:wrapThrough>
+            <wp:extent cx="4749556" cy="2545265"/>
+            <wp:effectExtent l="0" t="0" r="0" b="7620"/>
+            <wp:wrapNone/>
             <wp:docPr id="2054080952" name="Imagine 1"/>
             <wp:cNvGraphicFramePr>
               <a:graphicFrameLocks xmlns:a="http://schemas.openxmlformats.org/drawingml/2006/main" noChangeAspect="1"/>
@@ -3127,7 +7797,7 @@
                   <pic:spPr>
                     <a:xfrm>
                       <a:off x="0" y="0"/>
-                      <a:ext cx="5253990" cy="2815590"/>
+                      <a:ext cx="4761125" cy="2551465"/>
                     </a:xfrm>
                     <a:prstGeom prst="rect">
                       <a:avLst/>
@@ -3148,18 +7818,170 @@
     </w:p>
     <w:p>
       <w:pPr>
+        <w:tabs>
+          <w:tab w:val="left" w:pos="7610"/>
+        </w:tabs>
+        <w:spacing w:after="0"/>
+        <w:ind w:left="0" w:firstLine="0"/>
+        <w:jc w:val="left"/>
+        <w:rPr>
+          <w:sz w:val="28"/>
+          <w:szCs w:val="32"/>
+          <w:lang w:val="ro-RO"/>
+        </w:rPr>
+      </w:pPr>
+      <w:r>
+        <w:rPr>
+          <w:sz w:val="28"/>
+          <w:szCs w:val="32"/>
+          <w:lang w:val="ro-RO"/>
+        </w:rPr>
+        <w:tab/>
+      </w:r>
+    </w:p>
+    <w:p>
+      <w:pPr>
+        <w:tabs>
+          <w:tab w:val="left" w:pos="1221"/>
+        </w:tabs>
+        <w:spacing w:after="0"/>
+        <w:ind w:left="0" w:firstLine="0"/>
+        <w:jc w:val="left"/>
+        <w:rPr>
+          <w:sz w:val="28"/>
+          <w:szCs w:val="32"/>
+          <w:lang w:val="ro-RO"/>
+        </w:rPr>
+      </w:pPr>
+    </w:p>
+    <w:p>
+      <w:pPr>
+        <w:tabs>
+          <w:tab w:val="left" w:pos="1221"/>
+        </w:tabs>
+        <w:spacing w:after="0"/>
+        <w:ind w:left="0" w:firstLine="0"/>
+        <w:jc w:val="left"/>
+        <w:rPr>
+          <w:sz w:val="28"/>
+          <w:szCs w:val="32"/>
+          <w:lang w:val="ro-RO"/>
+        </w:rPr>
+      </w:pPr>
+    </w:p>
+    <w:p>
+      <w:pPr>
+        <w:tabs>
+          <w:tab w:val="left" w:pos="1221"/>
+        </w:tabs>
+        <w:spacing w:after="0"/>
+        <w:ind w:left="0" w:firstLine="0"/>
+        <w:jc w:val="left"/>
+        <w:rPr>
+          <w:sz w:val="28"/>
+          <w:szCs w:val="32"/>
+          <w:lang w:val="ro-RO"/>
+        </w:rPr>
+      </w:pPr>
+    </w:p>
+    <w:p>
+      <w:pPr>
+        <w:tabs>
+          <w:tab w:val="left" w:pos="1221"/>
+        </w:tabs>
+        <w:spacing w:after="0"/>
+        <w:ind w:left="0" w:firstLine="0"/>
+        <w:jc w:val="left"/>
+        <w:rPr>
+          <w:sz w:val="28"/>
+          <w:szCs w:val="32"/>
+          <w:lang w:val="ro-RO"/>
+        </w:rPr>
+      </w:pPr>
+    </w:p>
+    <w:p>
+      <w:pPr>
+        <w:tabs>
+          <w:tab w:val="left" w:pos="1221"/>
+        </w:tabs>
+        <w:spacing w:after="0"/>
+        <w:ind w:left="0" w:firstLine="0"/>
+        <w:jc w:val="left"/>
+        <w:rPr>
+          <w:sz w:val="28"/>
+          <w:szCs w:val="32"/>
+          <w:lang w:val="ro-RO"/>
+        </w:rPr>
+      </w:pPr>
+    </w:p>
+    <w:p>
+      <w:pPr>
+        <w:tabs>
+          <w:tab w:val="left" w:pos="1221"/>
+        </w:tabs>
+        <w:spacing w:after="0"/>
+        <w:ind w:left="0" w:firstLine="0"/>
+        <w:jc w:val="left"/>
+        <w:rPr>
+          <w:sz w:val="28"/>
+          <w:szCs w:val="32"/>
+          <w:lang w:val="ro-RO"/>
+        </w:rPr>
+      </w:pPr>
+    </w:p>
+    <w:p>
+      <w:pPr>
+        <w:tabs>
+          <w:tab w:val="left" w:pos="1221"/>
+        </w:tabs>
+        <w:spacing w:after="0"/>
+        <w:ind w:left="0" w:firstLine="0"/>
+        <w:jc w:val="left"/>
+        <w:rPr>
+          <w:sz w:val="28"/>
+          <w:szCs w:val="32"/>
+          <w:lang w:val="ro-RO"/>
+        </w:rPr>
+      </w:pPr>
+    </w:p>
+    <w:p>
+      <w:pPr>
+        <w:tabs>
+          <w:tab w:val="left" w:pos="1221"/>
+        </w:tabs>
+        <w:spacing w:after="0"/>
+        <w:ind w:left="0" w:firstLine="0"/>
+        <w:jc w:val="left"/>
+        <w:rPr>
+          <w:sz w:val="28"/>
+          <w:szCs w:val="32"/>
+          <w:lang w:val="ro-RO"/>
+        </w:rPr>
+      </w:pPr>
+      <w:r>
+        <w:rPr>
+          <w:sz w:val="28"/>
+          <w:szCs w:val="32"/>
+          <w:lang w:val="ro-RO"/>
+        </w:rPr>
+        <w:tab/>
+      </w:r>
+    </w:p>
+    <w:p>
+      <w:pPr>
         <w:pStyle w:val="Titlu1"/>
         <w:rPr>
           <w:sz w:val="32"/>
           <w:szCs w:val="24"/>
         </w:rPr>
       </w:pPr>
-      <w:bookmarkStart w:id="2" w:name="_Toc230433510"/>
+      <w:bookmarkStart w:id="5" w:name="_Toc231156834"/>
       <w:r>
         <w:rPr>
           <w:sz w:val="32"/>
           <w:szCs w:val="24"/>
         </w:rPr>
+        <w:lastRenderedPageBreak/>
         <w:t xml:space="preserve">Tehnologii și </w:t>
       </w:r>
       <w:proofErr w:type="spellStart"/>
@@ -3199,7 +8021,7 @@
         </w:rPr>
         <w:t>tilizate</w:t>
       </w:r>
-      <w:bookmarkEnd w:id="2"/>
+      <w:bookmarkEnd w:id="5"/>
     </w:p>
     <w:p>
       <w:pPr>
@@ -4554,16 +9376,16 @@
           <w:lang w:val="ro-RO"/>
         </w:rPr>
         <w:drawing>
-          <wp:anchor distT="0" distB="0" distL="114300" distR="114300" simplePos="0" relativeHeight="251672576" behindDoc="1" locked="0" layoutInCell="1" allowOverlap="1" wp14:anchorId="54D53C5C" wp14:editId="744D8767">
+          <wp:anchor distT="0" distB="0" distL="114300" distR="114300" simplePos="0" relativeHeight="251672576" behindDoc="1" locked="0" layoutInCell="1" allowOverlap="1" wp14:anchorId="54D53C5C" wp14:editId="515E5663">
             <wp:simplePos x="0" y="0"/>
             <wp:positionH relativeFrom="margin">
-              <wp:posOffset>1233658</wp:posOffset>
+              <wp:posOffset>1015229</wp:posOffset>
             </wp:positionH>
             <wp:positionV relativeFrom="paragraph">
-              <wp:posOffset>64867</wp:posOffset>
+              <wp:posOffset>165678</wp:posOffset>
             </wp:positionV>
-            <wp:extent cx="3784209" cy="1961686"/>
-            <wp:effectExtent l="0" t="0" r="6985" b="635"/>
+            <wp:extent cx="3907445" cy="2025570"/>
+            <wp:effectExtent l="0" t="0" r="0" b="0"/>
             <wp:wrapNone/>
             <wp:docPr id="2078182665" name="Imagine 1"/>
             <wp:cNvGraphicFramePr>
@@ -4591,7 +9413,7 @@
                   <pic:spPr>
                     <a:xfrm>
                       <a:off x="0" y="0"/>
-                      <a:ext cx="3784209" cy="1961686"/>
+                      <a:ext cx="3907445" cy="2025570"/>
                     </a:xfrm>
                     <a:prstGeom prst="rect">
                       <a:avLst/>
@@ -4688,6 +9510,28 @@
     <w:p>
       <w:pPr>
         <w:spacing w:after="0"/>
+        <w:jc w:val="left"/>
+        <w:rPr>
+          <w:sz w:val="28"/>
+          <w:szCs w:val="32"/>
+          <w:lang w:val="ro-RO"/>
+        </w:rPr>
+      </w:pPr>
+    </w:p>
+    <w:p>
+      <w:pPr>
+        <w:spacing w:after="0"/>
+        <w:jc w:val="left"/>
+        <w:rPr>
+          <w:sz w:val="28"/>
+          <w:szCs w:val="32"/>
+          <w:lang w:val="ro-RO"/>
+        </w:rPr>
+      </w:pPr>
+    </w:p>
+    <w:p>
+      <w:pPr>
+        <w:spacing w:after="0"/>
         <w:ind w:left="0" w:firstLine="0"/>
         <w:jc w:val="left"/>
         <w:rPr>
@@ -4701,13 +9545,12 @@
       <w:pPr>
         <w:pStyle w:val="Titlu1"/>
       </w:pPr>
-      <w:bookmarkStart w:id="3" w:name="_Toc230433511"/>
+      <w:bookmarkStart w:id="6" w:name="_Toc231156835"/>
       <w:r>
         <w:rPr>
           <w:sz w:val="32"/>
           <w:szCs w:val="24"/>
         </w:rPr>
-        <w:lastRenderedPageBreak/>
         <w:t xml:space="preserve">Structura </w:t>
       </w:r>
       <w:r>
@@ -4724,7 +9567,7 @@
         </w:rPr>
         <w:t>plicației</w:t>
       </w:r>
-      <w:bookmarkEnd w:id="3"/>
+      <w:bookmarkEnd w:id="6"/>
     </w:p>
     <w:p>
       <w:pPr>
@@ -4754,7 +9597,7 @@
         </w:rPr>
         <w:t xml:space="preserve"> </w:t>
       </w:r>
-      <w:bookmarkStart w:id="4" w:name="_Toc230433512"/>
+      <w:bookmarkStart w:id="7" w:name="_Toc231156836"/>
       <w:r>
         <w:rPr>
           <w:sz w:val="28"/>
@@ -4844,7 +9687,7 @@
         </w:rPr>
         <w:t>)</w:t>
       </w:r>
-      <w:bookmarkEnd w:id="4"/>
+      <w:bookmarkEnd w:id="7"/>
       <w:proofErr w:type="gramEnd"/>
     </w:p>
     <w:p>
@@ -5071,6 +9914,13 @@
           <w:lang w:val="ro-RO"/>
         </w:rPr>
       </w:pPr>
+    </w:p>
+    <w:p>
+      <w:pPr>
+        <w:rPr>
+          <w:lang w:val="ro-RO"/>
+        </w:rPr>
+      </w:pPr>
       <w:r>
         <w:rPr>
           <w:noProof/>
@@ -5078,17 +9928,18 @@
           <w:szCs w:val="32"/>
           <w:lang w:val="ro-RO"/>
         </w:rPr>
+        <w:lastRenderedPageBreak/>
         <w:drawing>
-          <wp:anchor distT="0" distB="0" distL="114300" distR="114300" simplePos="0" relativeHeight="251660288" behindDoc="0" locked="0" layoutInCell="1" allowOverlap="1" wp14:anchorId="4F87A25E" wp14:editId="708211BD">
+          <wp:anchor distT="0" distB="0" distL="114300" distR="114300" simplePos="0" relativeHeight="251660288" behindDoc="0" locked="0" layoutInCell="1" allowOverlap="1" wp14:anchorId="4F87A25E" wp14:editId="77839FB0">
             <wp:simplePos x="0" y="0"/>
             <wp:positionH relativeFrom="margin">
-              <wp:posOffset>82550</wp:posOffset>
+              <wp:align>center</wp:align>
             </wp:positionH>
             <wp:positionV relativeFrom="paragraph">
-              <wp:posOffset>228356</wp:posOffset>
+              <wp:posOffset>-437877</wp:posOffset>
             </wp:positionV>
-            <wp:extent cx="5489064" cy="2917028"/>
-            <wp:effectExtent l="0" t="0" r="0" b="0"/>
+            <wp:extent cx="5023413" cy="2669569"/>
+            <wp:effectExtent l="0" t="0" r="6350" b="0"/>
             <wp:wrapNone/>
             <wp:docPr id="1447997035" name="Imagine 1"/>
             <wp:cNvGraphicFramePr>
@@ -5116,7 +9967,7 @@
                   <pic:spPr>
                     <a:xfrm>
                       <a:off x="0" y="0"/>
-                      <a:ext cx="5489064" cy="2917028"/>
+                      <a:ext cx="5023413" cy="2669569"/>
                     </a:xfrm>
                     <a:prstGeom prst="rect">
                       <a:avLst/>
@@ -5186,35 +10037,6 @@
     </w:p>
     <w:p>
       <w:pPr>
-        <w:rPr>
-          <w:lang w:val="ro-RO"/>
-        </w:rPr>
-      </w:pPr>
-    </w:p>
-    <w:p>
-      <w:pPr>
-        <w:rPr>
-          <w:lang w:val="ro-RO"/>
-        </w:rPr>
-      </w:pPr>
-    </w:p>
-    <w:p>
-      <w:pPr>
-        <w:rPr>
-          <w:lang w:val="ro-RO"/>
-        </w:rPr>
-      </w:pPr>
-    </w:p>
-    <w:p>
-      <w:pPr>
-        <w:ind w:left="0" w:firstLine="0"/>
-        <w:rPr>
-          <w:lang w:val="ro-RO"/>
-        </w:rPr>
-      </w:pPr>
-    </w:p>
-    <w:p>
-      <w:pPr>
         <w:ind w:left="0" w:firstLine="0"/>
         <w:rPr>
           <w:lang w:val="ro-RO"/>
@@ -5230,7 +10052,7 @@
           <w:lang w:val="ro-RO"/>
         </w:rPr>
       </w:pPr>
-      <w:bookmarkStart w:id="5" w:name="_Toc230433513"/>
+      <w:bookmarkStart w:id="8" w:name="_Toc231156837"/>
       <w:r>
         <w:rPr>
           <w:sz w:val="28"/>
@@ -5265,7 +10087,7 @@
         </w:rPr>
         <w:t>-ului (Module)</w:t>
       </w:r>
-      <w:bookmarkEnd w:id="5"/>
+      <w:bookmarkEnd w:id="8"/>
     </w:p>
     <w:p>
       <w:pPr>
@@ -5508,7 +10330,7 @@
           <w:lang w:val="ro-RO"/>
         </w:rPr>
       </w:pPr>
-      <w:bookmarkStart w:id="6" w:name="_Toc230433514"/>
+      <w:bookmarkStart w:id="9" w:name="_Toc231156838"/>
       <w:r>
         <w:rPr>
           <w:sz w:val="28"/>
@@ -5613,7 +10435,7 @@
         </w:rPr>
         <w:t>)</w:t>
       </w:r>
-      <w:bookmarkEnd w:id="6"/>
+      <w:bookmarkEnd w:id="9"/>
       <w:r>
         <w:rPr>
           <w:sz w:val="28"/>
@@ -5687,7 +10509,6 @@
           <w:szCs w:val="28"/>
           <w:lang w:val="ro-RO"/>
         </w:rPr>
-        <w:lastRenderedPageBreak/>
         <w:t>Componente de UI:</w:t>
       </w:r>
       <w:r>
@@ -6013,7 +10834,7 @@
           <w:lang w:val="ro-RO"/>
         </w:rPr>
       </w:pPr>
-      <w:bookmarkStart w:id="7" w:name="_Toc230433515"/>
+      <w:bookmarkStart w:id="10" w:name="_Toc231156839"/>
       <w:r>
         <w:rPr>
           <w:sz w:val="28"/>
@@ -6057,7 +10878,7 @@
         </w:rPr>
         <w:t>Git</w:t>
       </w:r>
-      <w:bookmarkEnd w:id="7"/>
+      <w:bookmarkEnd w:id="10"/>
       <w:proofErr w:type="spellEnd"/>
       <w:r>
         <w:rPr>
@@ -6546,104 +11367,32 @@
           <w:lang w:val="ro-RO"/>
         </w:rPr>
       </w:pPr>
-      <w:r>
-        <w:rPr>
-          <w:b/>
-          <w:bCs/>
+    </w:p>
+    <w:p>
+      <w:pPr>
+        <w:ind w:left="0" w:firstLine="0"/>
+        <w:rPr>
+          <w:sz w:val="28"/>
+          <w:szCs w:val="32"/>
+          <w:lang w:val="ro-RO"/>
+        </w:rPr>
+      </w:pPr>
+      <w:r>
+        <w:rPr>
           <w:noProof/>
           <w:sz w:val="28"/>
           <w:szCs w:val="32"/>
           <w:lang w:val="ro-RO"/>
         </w:rPr>
+        <w:lastRenderedPageBreak/>
         <w:drawing>
-          <wp:anchor distT="0" distB="0" distL="114300" distR="114300" simplePos="0" relativeHeight="251662336" behindDoc="1" locked="0" layoutInCell="1" allowOverlap="1" wp14:anchorId="16031296" wp14:editId="670D2F1D">
+          <wp:anchor distT="0" distB="0" distL="114300" distR="114300" simplePos="0" relativeHeight="251663360" behindDoc="1" locked="0" layoutInCell="1" allowOverlap="1" wp14:anchorId="62FCEF5A" wp14:editId="11F2B4AB">
             <wp:simplePos x="0" y="0"/>
-            <wp:positionH relativeFrom="column">
-              <wp:posOffset>2640818</wp:posOffset>
+            <wp:positionH relativeFrom="margin">
+              <wp:posOffset>381346</wp:posOffset>
             </wp:positionH>
             <wp:positionV relativeFrom="paragraph">
-              <wp:posOffset>204860</wp:posOffset>
-            </wp:positionV>
-            <wp:extent cx="1594485" cy="1455420"/>
-            <wp:effectExtent l="0" t="0" r="5715" b="0"/>
-            <wp:wrapThrough wrapText="bothSides">
-              <wp:wrapPolygon edited="0">
-                <wp:start x="0" y="0"/>
-                <wp:lineTo x="0" y="21204"/>
-                <wp:lineTo x="21419" y="21204"/>
-                <wp:lineTo x="21419" y="0"/>
-                <wp:lineTo x="0" y="0"/>
-              </wp:wrapPolygon>
-            </wp:wrapThrough>
-            <wp:docPr id="2048495419" name="Imagine 1"/>
-            <wp:cNvGraphicFramePr>
-              <a:graphicFrameLocks xmlns:a="http://schemas.openxmlformats.org/drawingml/2006/main" noChangeAspect="1"/>
-            </wp:cNvGraphicFramePr>
-            <a:graphic xmlns:a="http://schemas.openxmlformats.org/drawingml/2006/main">
-              <a:graphicData uri="http://schemas.openxmlformats.org/drawingml/2006/picture">
-                <pic:pic xmlns:pic="http://schemas.openxmlformats.org/drawingml/2006/picture">
-                  <pic:nvPicPr>
-                    <pic:cNvPr id="2048495419" name="Imagine 1"/>
-                    <pic:cNvPicPr/>
-                  </pic:nvPicPr>
-                  <pic:blipFill>
-                    <a:blip r:embed="rId13">
-                      <a:extLst>
-                        <a:ext uri="{28A0092B-C50C-407E-A947-70E740481C1C}">
-                          <a14:useLocalDpi xmlns:a14="http://schemas.microsoft.com/office/drawing/2010/main" val="0"/>
-                        </a:ext>
-                      </a:extLst>
-                    </a:blip>
-                    <a:stretch>
-                      <a:fillRect/>
-                    </a:stretch>
-                  </pic:blipFill>
-                  <pic:spPr>
-                    <a:xfrm>
-                      <a:off x="0" y="0"/>
-                      <a:ext cx="1594485" cy="1455420"/>
-                    </a:xfrm>
-                    <a:prstGeom prst="rect">
-                      <a:avLst/>
-                    </a:prstGeom>
-                  </pic:spPr>
-                </pic:pic>
-              </a:graphicData>
-            </a:graphic>
-            <wp14:sizeRelH relativeFrom="margin">
-              <wp14:pctWidth>0</wp14:pctWidth>
-            </wp14:sizeRelH>
-            <wp14:sizeRelV relativeFrom="margin">
-              <wp14:pctHeight>0</wp14:pctHeight>
-            </wp14:sizeRelV>
-          </wp:anchor>
-        </w:drawing>
-      </w:r>
-    </w:p>
-    <w:p>
-      <w:pPr>
-        <w:ind w:left="0" w:firstLine="0"/>
-        <w:rPr>
-          <w:sz w:val="28"/>
-          <w:szCs w:val="32"/>
-          <w:lang w:val="ro-RO"/>
-        </w:rPr>
-      </w:pPr>
-      <w:r>
-        <w:rPr>
-          <w:noProof/>
-          <w:sz w:val="28"/>
-          <w:szCs w:val="32"/>
-          <w:lang w:val="ro-RO"/>
-        </w:rPr>
-        <w:drawing>
-          <wp:anchor distT="0" distB="0" distL="114300" distR="114300" simplePos="0" relativeHeight="251663360" behindDoc="1" locked="0" layoutInCell="1" allowOverlap="1" wp14:anchorId="62FCEF5A" wp14:editId="52EF3F81">
-            <wp:simplePos x="0" y="0"/>
-            <wp:positionH relativeFrom="column">
-              <wp:posOffset>113195</wp:posOffset>
-            </wp:positionH>
-            <wp:positionV relativeFrom="paragraph">
-              <wp:posOffset>12369</wp:posOffset>
+              <wp:posOffset>-520105</wp:posOffset>
             </wp:positionV>
             <wp:extent cx="1645920" cy="2533010"/>
             <wp:effectExtent l="0" t="0" r="0" b="1270"/>
@@ -6660,7 +11409,7 @@
                     <pic:cNvPicPr/>
                   </pic:nvPicPr>
                   <pic:blipFill>
-                    <a:blip r:embed="rId14">
+                    <a:blip r:embed="rId13">
                       <a:extLst>
                         <a:ext uri="{28A0092B-C50C-407E-A947-70E740481C1C}">
                           <a14:useLocalDpi xmlns:a14="http://schemas.microsoft.com/office/drawing/2010/main" val="0"/>
@@ -6692,61 +11441,106 @@
           </wp:anchor>
         </w:drawing>
       </w:r>
-    </w:p>
-    <w:p>
-      <w:pPr>
-        <w:ind w:left="0" w:firstLine="0"/>
-        <w:rPr>
-          <w:sz w:val="28"/>
-          <w:szCs w:val="32"/>
-          <w:lang w:val="ro-RO"/>
-        </w:rPr>
-      </w:pPr>
-    </w:p>
-    <w:p>
-      <w:pPr>
-        <w:ind w:left="0" w:firstLine="0"/>
-        <w:rPr>
-          <w:sz w:val="28"/>
-          <w:szCs w:val="32"/>
-          <w:lang w:val="ro-RO"/>
-        </w:rPr>
-      </w:pPr>
-    </w:p>
-    <w:p>
-      <w:pPr>
-        <w:ind w:left="0" w:firstLine="0"/>
-        <w:rPr>
-          <w:sz w:val="28"/>
-          <w:szCs w:val="32"/>
-          <w:lang w:val="ro-RO"/>
-        </w:rPr>
-      </w:pPr>
-    </w:p>
-    <w:p>
-      <w:pPr>
-        <w:ind w:left="0" w:firstLine="0"/>
-        <w:rPr>
-          <w:sz w:val="28"/>
-          <w:szCs w:val="32"/>
-          <w:lang w:val="ro-RO"/>
-        </w:rPr>
-      </w:pPr>
-      <w:r>
-        <w:rPr>
+      <w:r>
+        <w:rPr>
+          <w:b/>
+          <w:bCs/>
           <w:noProof/>
           <w:sz w:val="28"/>
           <w:szCs w:val="32"/>
           <w:lang w:val="ro-RO"/>
         </w:rPr>
         <w:drawing>
-          <wp:anchor distT="0" distB="0" distL="114300" distR="114300" simplePos="0" relativeHeight="251661312" behindDoc="1" locked="0" layoutInCell="1" allowOverlap="1" wp14:anchorId="159FBA1D" wp14:editId="0A12F093">
+          <wp:anchor distT="0" distB="0" distL="114300" distR="114300" simplePos="0" relativeHeight="251662336" behindDoc="1" locked="0" layoutInCell="1" allowOverlap="1" wp14:anchorId="16031296" wp14:editId="6BF17855">
             <wp:simplePos x="0" y="0"/>
             <wp:positionH relativeFrom="margin">
-              <wp:posOffset>2633980</wp:posOffset>
+              <wp:posOffset>2461589</wp:posOffset>
             </wp:positionH>
             <wp:positionV relativeFrom="paragraph">
-              <wp:posOffset>158115</wp:posOffset>
+              <wp:posOffset>-565262</wp:posOffset>
+            </wp:positionV>
+            <wp:extent cx="1457960" cy="1330960"/>
+            <wp:effectExtent l="0" t="0" r="8890" b="2540"/>
+            <wp:wrapNone/>
+            <wp:docPr id="2048495419" name="Imagine 1"/>
+            <wp:cNvGraphicFramePr>
+              <a:graphicFrameLocks xmlns:a="http://schemas.openxmlformats.org/drawingml/2006/main" noChangeAspect="1"/>
+            </wp:cNvGraphicFramePr>
+            <a:graphic xmlns:a="http://schemas.openxmlformats.org/drawingml/2006/main">
+              <a:graphicData uri="http://schemas.openxmlformats.org/drawingml/2006/picture">
+                <pic:pic xmlns:pic="http://schemas.openxmlformats.org/drawingml/2006/picture">
+                  <pic:nvPicPr>
+                    <pic:cNvPr id="2048495419" name="Imagine 1"/>
+                    <pic:cNvPicPr/>
+                  </pic:nvPicPr>
+                  <pic:blipFill>
+                    <a:blip r:embed="rId14">
+                      <a:extLst>
+                        <a:ext uri="{28A0092B-C50C-407E-A947-70E740481C1C}">
+                          <a14:useLocalDpi xmlns:a14="http://schemas.microsoft.com/office/drawing/2010/main" val="0"/>
+                        </a:ext>
+                      </a:extLst>
+                    </a:blip>
+                    <a:stretch>
+                      <a:fillRect/>
+                    </a:stretch>
+                  </pic:blipFill>
+                  <pic:spPr>
+                    <a:xfrm>
+                      <a:off x="0" y="0"/>
+                      <a:ext cx="1457960" cy="1330960"/>
+                    </a:xfrm>
+                    <a:prstGeom prst="rect">
+                      <a:avLst/>
+                    </a:prstGeom>
+                  </pic:spPr>
+                </pic:pic>
+              </a:graphicData>
+            </a:graphic>
+            <wp14:sizeRelH relativeFrom="margin">
+              <wp14:pctWidth>0</wp14:pctWidth>
+            </wp14:sizeRelH>
+            <wp14:sizeRelV relativeFrom="margin">
+              <wp14:pctHeight>0</wp14:pctHeight>
+            </wp14:sizeRelV>
+          </wp:anchor>
+        </w:drawing>
+      </w:r>
+    </w:p>
+    <w:p>
+      <w:pPr>
+        <w:ind w:left="0" w:firstLine="0"/>
+        <w:rPr>
+          <w:sz w:val="28"/>
+          <w:szCs w:val="32"/>
+          <w:lang w:val="ro-RO"/>
+        </w:rPr>
+      </w:pPr>
+    </w:p>
+    <w:p>
+      <w:pPr>
+        <w:ind w:left="0" w:firstLine="0"/>
+        <w:rPr>
+          <w:sz w:val="28"/>
+          <w:szCs w:val="32"/>
+          <w:lang w:val="ro-RO"/>
+        </w:rPr>
+      </w:pPr>
+      <w:r>
+        <w:rPr>
+          <w:noProof/>
+          <w:sz w:val="28"/>
+          <w:szCs w:val="32"/>
+          <w:lang w:val="ro-RO"/>
+        </w:rPr>
+        <w:drawing>
+          <wp:anchor distT="0" distB="0" distL="114300" distR="114300" simplePos="0" relativeHeight="251675648" behindDoc="1" locked="0" layoutInCell="1" allowOverlap="1" wp14:anchorId="35221000" wp14:editId="5946B4D7">
+            <wp:simplePos x="0" y="0"/>
+            <wp:positionH relativeFrom="margin">
+              <wp:posOffset>2423964</wp:posOffset>
+            </wp:positionH>
+            <wp:positionV relativeFrom="paragraph">
+              <wp:posOffset>227507</wp:posOffset>
             </wp:positionV>
             <wp:extent cx="1919335" cy="1148096"/>
             <wp:effectExtent l="0" t="0" r="5080" b="0"/>
@@ -6844,7 +11638,7 @@
           <w:szCs w:val="24"/>
         </w:rPr>
       </w:pPr>
-      <w:bookmarkStart w:id="8" w:name="_Toc230433516"/>
+      <w:bookmarkStart w:id="11" w:name="_Toc231156840"/>
       <w:r>
         <w:rPr>
           <w:sz w:val="32"/>
@@ -6866,7 +11660,7 @@
         </w:rPr>
         <w:t>ulare</w:t>
       </w:r>
-      <w:bookmarkEnd w:id="8"/>
+      <w:bookmarkEnd w:id="11"/>
     </w:p>
     <w:p>
       <w:pPr>
@@ -6888,7 +11682,7 @@
           <w:lang w:val="ro-RO"/>
         </w:rPr>
       </w:pPr>
-      <w:bookmarkStart w:id="9" w:name="_Toc230433517"/>
+      <w:bookmarkStart w:id="12" w:name="_Toc231156841"/>
       <w:r>
         <w:rPr>
           <w:sz w:val="28"/>
@@ -6931,7 +11725,7 @@
         </w:rPr>
         <w:t>):</w:t>
       </w:r>
-      <w:bookmarkEnd w:id="9"/>
+      <w:bookmarkEnd w:id="12"/>
     </w:p>
     <w:p>
       <w:pPr>
@@ -7211,7 +12005,6 @@
           <w:szCs w:val="28"/>
           <w:lang w:val="ro-RO"/>
         </w:rPr>
-        <w:lastRenderedPageBreak/>
         <w:t>Fronten</w:t>
       </w:r>
       <w:r>
@@ -7396,13 +12189,13 @@
           <w:lang w:val="ro-RO"/>
         </w:rPr>
         <w:drawing>
-          <wp:anchor distT="0" distB="0" distL="114300" distR="114300" simplePos="0" relativeHeight="251671552" behindDoc="0" locked="0" layoutInCell="1" allowOverlap="1" wp14:anchorId="2927A672" wp14:editId="3144AC9A">
+          <wp:anchor distT="0" distB="0" distL="114300" distR="114300" simplePos="0" relativeHeight="251671552" behindDoc="0" locked="0" layoutInCell="1" allowOverlap="1" wp14:anchorId="2927A672" wp14:editId="54873AA2">
             <wp:simplePos x="0" y="0"/>
             <wp:positionH relativeFrom="page">
-              <wp:posOffset>2145274</wp:posOffset>
+              <wp:posOffset>2283492</wp:posOffset>
             </wp:positionH>
             <wp:positionV relativeFrom="paragraph">
-              <wp:posOffset>243108</wp:posOffset>
+              <wp:posOffset>230296</wp:posOffset>
             </wp:positionV>
             <wp:extent cx="4986655" cy="1346835"/>
             <wp:effectExtent l="0" t="0" r="4445" b="5715"/>
@@ -7453,19 +12246,88 @@
       </w:r>
       <w:r>
         <w:rPr>
-          <w:b/>
-          <w:bCs/>
           <w:noProof/>
           <w:lang w:val="ro-RO"/>
         </w:rPr>
         <w:drawing>
-          <wp:anchor distT="0" distB="0" distL="114300" distR="114300" simplePos="0" relativeHeight="251667456" behindDoc="0" locked="0" layoutInCell="1" allowOverlap="1" wp14:anchorId="64B76D0C" wp14:editId="68B7503C">
+          <wp:anchor distT="0" distB="0" distL="114300" distR="114300" simplePos="0" relativeHeight="251670528" behindDoc="0" locked="0" layoutInCell="1" allowOverlap="1" wp14:anchorId="36CA3C34" wp14:editId="124B5D47">
+            <wp:simplePos x="0" y="0"/>
+            <wp:positionH relativeFrom="page">
+              <wp:posOffset>2369893</wp:posOffset>
+            </wp:positionH>
+            <wp:positionV relativeFrom="paragraph">
+              <wp:posOffset>2034733</wp:posOffset>
+            </wp:positionV>
+            <wp:extent cx="4946650" cy="2103755"/>
+            <wp:effectExtent l="0" t="0" r="6350" b="0"/>
+            <wp:wrapThrough wrapText="bothSides">
+              <wp:wrapPolygon edited="0">
+                <wp:start x="0" y="0"/>
+                <wp:lineTo x="0" y="21320"/>
+                <wp:lineTo x="21545" y="21320"/>
+                <wp:lineTo x="21545" y="0"/>
+                <wp:lineTo x="0" y="0"/>
+              </wp:wrapPolygon>
+            </wp:wrapThrough>
+            <wp:docPr id="445037036" name="Imagine 1"/>
+            <wp:cNvGraphicFramePr>
+              <a:graphicFrameLocks xmlns:a="http://schemas.openxmlformats.org/drawingml/2006/main" noChangeAspect="1"/>
+            </wp:cNvGraphicFramePr>
+            <a:graphic xmlns:a="http://schemas.openxmlformats.org/drawingml/2006/main">
+              <a:graphicData uri="http://schemas.openxmlformats.org/drawingml/2006/picture">
+                <pic:pic xmlns:pic="http://schemas.openxmlformats.org/drawingml/2006/picture">
+                  <pic:nvPicPr>
+                    <pic:cNvPr id="445037036" name=""/>
+                    <pic:cNvPicPr/>
+                  </pic:nvPicPr>
+                  <pic:blipFill>
+                    <a:blip r:embed="rId17">
+                      <a:extLst>
+                        <a:ext uri="{28A0092B-C50C-407E-A947-70E740481C1C}">
+                          <a14:useLocalDpi xmlns:a14="http://schemas.microsoft.com/office/drawing/2010/main" val="0"/>
+                        </a:ext>
+                      </a:extLst>
+                    </a:blip>
+                    <a:stretch>
+                      <a:fillRect/>
+                    </a:stretch>
+                  </pic:blipFill>
+                  <pic:spPr>
+                    <a:xfrm>
+                      <a:off x="0" y="0"/>
+                      <a:ext cx="4946650" cy="2103755"/>
+                    </a:xfrm>
+                    <a:prstGeom prst="rect">
+                      <a:avLst/>
+                    </a:prstGeom>
+                  </pic:spPr>
+                </pic:pic>
+              </a:graphicData>
+            </a:graphic>
+            <wp14:sizeRelH relativeFrom="margin">
+              <wp14:pctWidth>0</wp14:pctWidth>
+            </wp14:sizeRelH>
+            <wp14:sizeRelV relativeFrom="margin">
+              <wp14:pctHeight>0</wp14:pctHeight>
+            </wp14:sizeRelV>
+          </wp:anchor>
+        </w:drawing>
+      </w:r>
+      <w:r>
+        <w:rPr>
+          <w:b/>
+          <w:bCs/>
+          <w:noProof/>
+          <w:lang w:val="ro-RO"/>
+        </w:rPr>
+        <w:drawing>
+          <wp:anchor distT="0" distB="0" distL="114300" distR="114300" simplePos="0" relativeHeight="251667456" behindDoc="0" locked="0" layoutInCell="1" allowOverlap="1" wp14:anchorId="64B76D0C" wp14:editId="1386A4D5">
             <wp:simplePos x="0" y="0"/>
             <wp:positionH relativeFrom="margin">
-              <wp:posOffset>-760584</wp:posOffset>
+              <wp:posOffset>-719110</wp:posOffset>
             </wp:positionH>
             <wp:positionV relativeFrom="paragraph">
-              <wp:posOffset>421445</wp:posOffset>
+              <wp:posOffset>698468</wp:posOffset>
             </wp:positionV>
             <wp:extent cx="1673225" cy="3363595"/>
             <wp:effectExtent l="0" t="0" r="3175" b="8255"/>
@@ -7482,7 +12344,7 @@
                     <pic:cNvPicPr/>
                   </pic:nvPicPr>
                   <pic:blipFill>
-                    <a:blip r:embed="rId17">
+                    <a:blip r:embed="rId18">
                       <a:extLst>
                         <a:ext uri="{28A0092B-C50C-407E-A947-70E740481C1C}">
                           <a14:useLocalDpi xmlns:a14="http://schemas.microsoft.com/office/drawing/2010/main" val="0"/>
@@ -7517,119 +12379,6 @@
     </w:p>
     <w:p>
       <w:pPr>
-        <w:ind w:left="0" w:firstLine="0"/>
-        <w:jc w:val="left"/>
-        <w:rPr>
-          <w:sz w:val="24"/>
-          <w:szCs w:val="28"/>
-          <w:lang w:val="ro-RO"/>
-        </w:rPr>
-      </w:pPr>
-      <w:r>
-        <w:rPr>
-          <w:noProof/>
-          <w:lang w:val="ro-RO"/>
-        </w:rPr>
-        <w:drawing>
-          <wp:anchor distT="0" distB="0" distL="114300" distR="114300" simplePos="0" relativeHeight="251670528" behindDoc="0" locked="0" layoutInCell="1" allowOverlap="1" wp14:anchorId="36CA3C34" wp14:editId="24D6E7B5">
-            <wp:simplePos x="0" y="0"/>
-            <wp:positionH relativeFrom="page">
-              <wp:posOffset>2186842</wp:posOffset>
-            </wp:positionH>
-            <wp:positionV relativeFrom="paragraph">
-              <wp:posOffset>1562979</wp:posOffset>
-            </wp:positionV>
-            <wp:extent cx="4946650" cy="2103755"/>
-            <wp:effectExtent l="0" t="0" r="6350" b="0"/>
-            <wp:wrapThrough wrapText="bothSides">
-              <wp:wrapPolygon edited="0">
-                <wp:start x="0" y="0"/>
-                <wp:lineTo x="0" y="21320"/>
-                <wp:lineTo x="21545" y="21320"/>
-                <wp:lineTo x="21545" y="0"/>
-                <wp:lineTo x="0" y="0"/>
-              </wp:wrapPolygon>
-            </wp:wrapThrough>
-            <wp:docPr id="445037036" name="Imagine 1"/>
-            <wp:cNvGraphicFramePr>
-              <a:graphicFrameLocks xmlns:a="http://schemas.openxmlformats.org/drawingml/2006/main" noChangeAspect="1"/>
-            </wp:cNvGraphicFramePr>
-            <a:graphic xmlns:a="http://schemas.openxmlformats.org/drawingml/2006/main">
-              <a:graphicData uri="http://schemas.openxmlformats.org/drawingml/2006/picture">
-                <pic:pic xmlns:pic="http://schemas.openxmlformats.org/drawingml/2006/picture">
-                  <pic:nvPicPr>
-                    <pic:cNvPr id="445037036" name=""/>
-                    <pic:cNvPicPr/>
-                  </pic:nvPicPr>
-                  <pic:blipFill>
-                    <a:blip r:embed="rId18">
-                      <a:extLst>
-                        <a:ext uri="{28A0092B-C50C-407E-A947-70E740481C1C}">
-                          <a14:useLocalDpi xmlns:a14="http://schemas.microsoft.com/office/drawing/2010/main" val="0"/>
-                        </a:ext>
-                      </a:extLst>
-                    </a:blip>
-                    <a:stretch>
-                      <a:fillRect/>
-                    </a:stretch>
-                  </pic:blipFill>
-                  <pic:spPr>
-                    <a:xfrm>
-                      <a:off x="0" y="0"/>
-                      <a:ext cx="4946650" cy="2103755"/>
-                    </a:xfrm>
-                    <a:prstGeom prst="rect">
-                      <a:avLst/>
-                    </a:prstGeom>
-                  </pic:spPr>
-                </pic:pic>
-              </a:graphicData>
-            </a:graphic>
-            <wp14:sizeRelH relativeFrom="margin">
-              <wp14:pctWidth>0</wp14:pctWidth>
-            </wp14:sizeRelH>
-            <wp14:sizeRelV relativeFrom="margin">
-              <wp14:pctHeight>0</wp14:pctHeight>
-            </wp14:sizeRelV>
-          </wp:anchor>
-        </w:drawing>
-      </w:r>
-    </w:p>
-    <w:p>
-      <w:pPr>
-        <w:ind w:left="0" w:firstLine="0"/>
-        <w:jc w:val="left"/>
-        <w:rPr>
-          <w:sz w:val="24"/>
-          <w:szCs w:val="28"/>
-          <w:lang w:val="ro-RO"/>
-        </w:rPr>
-      </w:pPr>
-    </w:p>
-    <w:p>
-      <w:pPr>
-        <w:ind w:left="0" w:firstLine="0"/>
-        <w:jc w:val="left"/>
-        <w:rPr>
-          <w:sz w:val="24"/>
-          <w:szCs w:val="28"/>
-          <w:lang w:val="ro-RO"/>
-        </w:rPr>
-      </w:pPr>
-    </w:p>
-    <w:p>
-      <w:pPr>
-        <w:ind w:left="0" w:firstLine="0"/>
-        <w:jc w:val="left"/>
-        <w:rPr>
-          <w:sz w:val="24"/>
-          <w:szCs w:val="28"/>
-          <w:lang w:val="ro-RO"/>
-        </w:rPr>
-      </w:pPr>
-    </w:p>
-    <w:p>
-      <w:pPr>
         <w:pStyle w:val="Titlu2"/>
         <w:rPr>
           <w:sz w:val="28"/>
@@ -7637,13 +12386,14 @@
           <w:lang w:val="ro-RO"/>
         </w:rPr>
       </w:pPr>
-      <w:bookmarkStart w:id="10" w:name="_Toc230433518"/>
+      <w:bookmarkStart w:id="13" w:name="_Toc231156842"/>
       <w:r>
         <w:rPr>
           <w:sz w:val="28"/>
           <w:szCs w:val="24"/>
           <w:lang w:val="ro-RO"/>
         </w:rPr>
+        <w:lastRenderedPageBreak/>
         <w:t xml:space="preserve">Rulare </w:t>
       </w:r>
       <w:r>
@@ -7662,7 +12412,7 @@
         </w:rPr>
         <w:t>roducție:</w:t>
       </w:r>
-      <w:bookmarkEnd w:id="10"/>
+      <w:bookmarkEnd w:id="13"/>
     </w:p>
     <w:p>
       <w:pPr>
@@ -7843,16 +12593,16 @@
           <w:lang w:val="ro-RO"/>
         </w:rPr>
         <w:drawing>
-          <wp:anchor distT="0" distB="0" distL="114300" distR="114300" simplePos="0" relativeHeight="251666432" behindDoc="1" locked="0" layoutInCell="1" allowOverlap="1" wp14:anchorId="27285A0F" wp14:editId="1C9F2F64">
+          <wp:anchor distT="0" distB="0" distL="114300" distR="114300" simplePos="0" relativeHeight="251666432" behindDoc="1" locked="0" layoutInCell="1" allowOverlap="1" wp14:anchorId="27285A0F" wp14:editId="4AF7255D">
             <wp:simplePos x="0" y="0"/>
             <wp:positionH relativeFrom="margin">
-              <wp:posOffset>1044966</wp:posOffset>
+              <wp:posOffset>986155</wp:posOffset>
             </wp:positionH>
             <wp:positionV relativeFrom="paragraph">
-              <wp:posOffset>382367</wp:posOffset>
+              <wp:posOffset>292735</wp:posOffset>
             </wp:positionV>
-            <wp:extent cx="3641090" cy="2056130"/>
-            <wp:effectExtent l="0" t="0" r="0" b="1270"/>
+            <wp:extent cx="3832860" cy="2164080"/>
+            <wp:effectExtent l="0" t="0" r="0" b="7620"/>
             <wp:wrapTopAndBottom/>
             <wp:docPr id="1177657915" name="Imagine 1"/>
             <wp:cNvGraphicFramePr>
@@ -7880,7 +12630,7 @@
                   <pic:spPr>
                     <a:xfrm>
                       <a:off x="0" y="0"/>
-                      <a:ext cx="3641090" cy="2056130"/>
+                      <a:ext cx="3832860" cy="2164080"/>
                     </a:xfrm>
                     <a:prstGeom prst="rect">
                       <a:avLst/>
@@ -8015,15 +12765,36 @@
     </w:p>
     <w:p>
       <w:pPr>
+        <w:ind w:left="0" w:firstLine="0"/>
+        <w:jc w:val="left"/>
+        <w:rPr>
+          <w:sz w:val="24"/>
+          <w:szCs w:val="28"/>
+          <w:lang w:val="ro-RO"/>
+        </w:rPr>
+      </w:pPr>
+    </w:p>
+    <w:p>
+      <w:pPr>
+        <w:ind w:left="0" w:firstLine="0"/>
+        <w:jc w:val="left"/>
+        <w:rPr>
+          <w:sz w:val="24"/>
+          <w:szCs w:val="28"/>
+          <w:lang w:val="ro-RO"/>
+        </w:rPr>
+      </w:pPr>
+    </w:p>
+    <w:p>
+      <w:pPr>
         <w:pStyle w:val="Titlu1"/>
       </w:pPr>
-      <w:bookmarkStart w:id="11" w:name="_Toc230433519"/>
+      <w:bookmarkStart w:id="14" w:name="_Toc231156843"/>
       <w:r>
         <w:rPr>
           <w:sz w:val="32"/>
           <w:szCs w:val="24"/>
         </w:rPr>
-        <w:lastRenderedPageBreak/>
         <w:t xml:space="preserve">Concluzii / Lecții </w:t>
       </w:r>
       <w:r>
@@ -8042,7 +12813,7 @@
         </w:rPr>
         <w:t>nvățate</w:t>
       </w:r>
-      <w:bookmarkEnd w:id="11"/>
+      <w:bookmarkEnd w:id="14"/>
       <w:proofErr w:type="spellEnd"/>
     </w:p>
     <w:p>
@@ -8124,6 +12895,16 @@
         </w:rPr>
         <w:t>:</w:t>
       </w:r>
+    </w:p>
+    <w:p>
+      <w:pPr>
+        <w:ind w:left="720" w:firstLine="720"/>
+        <w:jc w:val="left"/>
+        <w:rPr>
+          <w:sz w:val="24"/>
+          <w:szCs w:val="28"/>
+        </w:rPr>
+      </w:pPr>
     </w:p>
     <w:p>
       <w:pPr>
@@ -8731,15 +13512,6 @@
     <w:p>
       <w:pPr>
         <w:pStyle w:val="Listparagraf"/>
-        <w:rPr>
-          <w:sz w:val="24"/>
-          <w:szCs w:val="28"/>
-        </w:rPr>
-      </w:pPr>
-    </w:p>
-    <w:p>
-      <w:pPr>
-        <w:pStyle w:val="Listparagraf"/>
         <w:ind w:left="1800" w:firstLine="0"/>
         <w:jc w:val="left"/>
         <w:rPr>
@@ -9013,6 +13785,1068 @@
         </w:rPr>
         <w:t>).</w:t>
       </w:r>
+    </w:p>
+    <w:p>
+      <w:pPr>
+        <w:pStyle w:val="Listparagraf"/>
+        <w:ind w:left="1800" w:firstLine="0"/>
+        <w:jc w:val="left"/>
+        <w:rPr>
+          <w:sz w:val="24"/>
+          <w:szCs w:val="28"/>
+        </w:rPr>
+      </w:pPr>
+    </w:p>
+    <w:p>
+      <w:pPr>
+        <w:pStyle w:val="Listparagraf"/>
+        <w:ind w:left="1800" w:firstLine="0"/>
+        <w:jc w:val="left"/>
+        <w:rPr>
+          <w:sz w:val="24"/>
+          <w:szCs w:val="28"/>
+        </w:rPr>
+      </w:pPr>
+    </w:p>
+    <w:p>
+      <w:pPr>
+        <w:pStyle w:val="Listparagraf"/>
+        <w:ind w:left="1800" w:firstLine="0"/>
+        <w:jc w:val="left"/>
+        <w:rPr>
+          <w:sz w:val="24"/>
+          <w:szCs w:val="28"/>
+        </w:rPr>
+      </w:pPr>
+    </w:p>
+    <w:p>
+      <w:pPr>
+        <w:ind w:left="720" w:firstLine="0"/>
+        <w:jc w:val="left"/>
+        <w:rPr>
+          <w:sz w:val="24"/>
+          <w:szCs w:val="28"/>
+        </w:rPr>
+      </w:pPr>
+      <w:proofErr w:type="spellStart"/>
+      <w:r>
+        <w:rPr>
+          <w:b/>
+          <w:bCs/>
+          <w:sz w:val="24"/>
+          <w:szCs w:val="28"/>
+        </w:rPr>
+        <w:lastRenderedPageBreak/>
+        <w:t>Dezvoltări</w:t>
+      </w:r>
+      <w:proofErr w:type="spellEnd"/>
+      <w:r>
+        <w:rPr>
+          <w:b/>
+          <w:bCs/>
+          <w:sz w:val="24"/>
+          <w:szCs w:val="28"/>
+        </w:rPr>
+        <w:t xml:space="preserve"> </w:t>
+      </w:r>
+      <w:proofErr w:type="spellStart"/>
+      <w:r>
+        <w:rPr>
+          <w:b/>
+          <w:bCs/>
+          <w:sz w:val="24"/>
+          <w:szCs w:val="28"/>
+        </w:rPr>
+        <w:t>ulterioare</w:t>
+      </w:r>
+      <w:proofErr w:type="spellEnd"/>
+      <w:r>
+        <w:rPr>
+          <w:b/>
+          <w:bCs/>
+          <w:sz w:val="24"/>
+          <w:szCs w:val="28"/>
+        </w:rPr>
+        <w:t xml:space="preserve"> </w:t>
+      </w:r>
+      <w:proofErr w:type="spellStart"/>
+      <w:r>
+        <w:rPr>
+          <w:b/>
+          <w:bCs/>
+          <w:sz w:val="24"/>
+          <w:szCs w:val="28"/>
+        </w:rPr>
+        <w:t>vizate</w:t>
+      </w:r>
+      <w:proofErr w:type="spellEnd"/>
+      <w:r>
+        <w:rPr>
+          <w:sz w:val="24"/>
+          <w:szCs w:val="28"/>
+        </w:rPr>
+        <w:t xml:space="preserve">: </w:t>
+      </w:r>
+    </w:p>
+    <w:p>
+      <w:pPr>
+        <w:ind w:left="720" w:firstLine="0"/>
+        <w:jc w:val="left"/>
+        <w:rPr>
+          <w:sz w:val="24"/>
+          <w:szCs w:val="28"/>
+        </w:rPr>
+      </w:pPr>
+    </w:p>
+    <w:p>
+      <w:pPr>
+        <w:ind w:left="720" w:firstLine="720"/>
+        <w:jc w:val="left"/>
+        <w:rPr>
+          <w:sz w:val="24"/>
+          <w:szCs w:val="28"/>
+        </w:rPr>
+      </w:pPr>
+      <w:r>
+        <w:rPr>
+          <w:sz w:val="24"/>
+          <w:szCs w:val="28"/>
+        </w:rPr>
+        <w:t xml:space="preserve">Pentru a scala </w:t>
+      </w:r>
+      <w:proofErr w:type="spellStart"/>
+      <w:r>
+        <w:rPr>
+          <w:sz w:val="24"/>
+          <w:szCs w:val="28"/>
+        </w:rPr>
+        <w:t>aplicația</w:t>
+      </w:r>
+      <w:proofErr w:type="spellEnd"/>
+      <w:r>
+        <w:rPr>
+          <w:sz w:val="24"/>
+          <w:szCs w:val="28"/>
+        </w:rPr>
+        <w:t xml:space="preserve"> către un </w:t>
+      </w:r>
+      <w:proofErr w:type="spellStart"/>
+      <w:r>
+        <w:rPr>
+          <w:sz w:val="24"/>
+          <w:szCs w:val="28"/>
+        </w:rPr>
+        <w:t>mediu</w:t>
+      </w:r>
+      <w:proofErr w:type="spellEnd"/>
+      <w:r>
+        <w:rPr>
+          <w:sz w:val="24"/>
+          <w:szCs w:val="28"/>
+        </w:rPr>
+        <w:t xml:space="preserve"> enterprise (de tip </w:t>
+      </w:r>
+      <w:r>
+        <w:rPr>
+          <w:b/>
+          <w:bCs/>
+          <w:sz w:val="24"/>
+          <w:szCs w:val="28"/>
+        </w:rPr>
+        <w:t>ERP</w:t>
+      </w:r>
+      <w:r>
+        <w:rPr>
+          <w:sz w:val="24"/>
+          <w:szCs w:val="28"/>
+        </w:rPr>
+        <w:t xml:space="preserve">), </w:t>
+      </w:r>
+      <w:proofErr w:type="spellStart"/>
+      <w:r>
+        <w:rPr>
+          <w:sz w:val="24"/>
+          <w:szCs w:val="28"/>
+        </w:rPr>
+        <w:t>următoarele</w:t>
+      </w:r>
+      <w:proofErr w:type="spellEnd"/>
+      <w:r>
+        <w:rPr>
+          <w:sz w:val="24"/>
+          <w:szCs w:val="28"/>
+        </w:rPr>
+        <w:t xml:space="preserve"> </w:t>
+      </w:r>
+      <w:proofErr w:type="spellStart"/>
+      <w:r>
+        <w:rPr>
+          <w:sz w:val="24"/>
+          <w:szCs w:val="28"/>
+        </w:rPr>
+        <w:t>funcționalități</w:t>
+      </w:r>
+      <w:proofErr w:type="spellEnd"/>
+      <w:r>
+        <w:rPr>
+          <w:sz w:val="24"/>
+          <w:szCs w:val="28"/>
+        </w:rPr>
+        <w:t xml:space="preserve"> </w:t>
+      </w:r>
+      <w:proofErr w:type="spellStart"/>
+      <w:r>
+        <w:rPr>
+          <w:sz w:val="24"/>
+          <w:szCs w:val="28"/>
+        </w:rPr>
+        <w:t>reprezintă</w:t>
+      </w:r>
+      <w:proofErr w:type="spellEnd"/>
+      <w:r>
+        <w:rPr>
+          <w:sz w:val="24"/>
+          <w:szCs w:val="28"/>
+        </w:rPr>
+        <w:t xml:space="preserve"> </w:t>
+      </w:r>
+      <w:proofErr w:type="spellStart"/>
+      <w:r>
+        <w:rPr>
+          <w:sz w:val="24"/>
+          <w:szCs w:val="28"/>
+        </w:rPr>
+        <w:t>pașii</w:t>
+      </w:r>
+      <w:proofErr w:type="spellEnd"/>
+      <w:r>
+        <w:rPr>
+          <w:sz w:val="24"/>
+          <w:szCs w:val="28"/>
+        </w:rPr>
+        <w:t xml:space="preserve"> de </w:t>
+      </w:r>
+      <w:proofErr w:type="spellStart"/>
+      <w:r>
+        <w:rPr>
+          <w:sz w:val="24"/>
+          <w:szCs w:val="28"/>
+        </w:rPr>
+        <w:t>extindere</w:t>
+      </w:r>
+      <w:proofErr w:type="spellEnd"/>
+      <w:r>
+        <w:rPr>
+          <w:sz w:val="24"/>
+          <w:szCs w:val="28"/>
+        </w:rPr>
+        <w:t xml:space="preserve">: </w:t>
+      </w:r>
+    </w:p>
+    <w:p>
+      <w:pPr>
+        <w:pStyle w:val="Listparagraf"/>
+        <w:numPr>
+          <w:ilvl w:val="0"/>
+          <w:numId w:val="49"/>
+        </w:numPr>
+        <w:jc w:val="left"/>
+        <w:rPr>
+          <w:sz w:val="24"/>
+          <w:szCs w:val="28"/>
+        </w:rPr>
+      </w:pPr>
+      <w:proofErr w:type="spellStart"/>
+      <w:r>
+        <w:rPr>
+          <w:b/>
+          <w:bCs/>
+          <w:sz w:val="24"/>
+          <w:szCs w:val="28"/>
+        </w:rPr>
+        <w:t>Trasabilitate</w:t>
+      </w:r>
+      <w:proofErr w:type="spellEnd"/>
+      <w:r>
+        <w:rPr>
+          <w:sz w:val="24"/>
+          <w:szCs w:val="28"/>
+        </w:rPr>
+        <w:t xml:space="preserve"> și </w:t>
+      </w:r>
+      <w:r>
+        <w:rPr>
+          <w:b/>
+          <w:bCs/>
+          <w:sz w:val="24"/>
+          <w:szCs w:val="28"/>
+        </w:rPr>
+        <w:t>Audit</w:t>
+      </w:r>
+      <w:r>
+        <w:rPr>
+          <w:sz w:val="24"/>
+          <w:szCs w:val="28"/>
+        </w:rPr>
+        <w:t xml:space="preserve"> </w:t>
+      </w:r>
+      <w:r>
+        <w:rPr>
+          <w:b/>
+          <w:bCs/>
+          <w:sz w:val="24"/>
+          <w:szCs w:val="28"/>
+        </w:rPr>
+        <w:t>Logging</w:t>
+      </w:r>
+      <w:r>
+        <w:rPr>
+          <w:sz w:val="24"/>
+          <w:szCs w:val="28"/>
+        </w:rPr>
+        <w:t xml:space="preserve">: </w:t>
+      </w:r>
+      <w:proofErr w:type="spellStart"/>
+      <w:r>
+        <w:rPr>
+          <w:sz w:val="24"/>
+          <w:szCs w:val="28"/>
+        </w:rPr>
+        <w:t>Implementarea</w:t>
+      </w:r>
+      <w:proofErr w:type="spellEnd"/>
+      <w:r>
+        <w:rPr>
+          <w:sz w:val="24"/>
+          <w:szCs w:val="28"/>
+        </w:rPr>
+        <w:t xml:space="preserve"> unui </w:t>
+      </w:r>
+      <w:proofErr w:type="spellStart"/>
+      <w:r>
+        <w:rPr>
+          <w:sz w:val="24"/>
+          <w:szCs w:val="28"/>
+        </w:rPr>
+        <w:t>istoric</w:t>
+      </w:r>
+      <w:proofErr w:type="spellEnd"/>
+      <w:r>
+        <w:rPr>
+          <w:sz w:val="24"/>
+          <w:szCs w:val="28"/>
+        </w:rPr>
+        <w:t xml:space="preserve"> </w:t>
+      </w:r>
+      <w:proofErr w:type="spellStart"/>
+      <w:r>
+        <w:rPr>
+          <w:sz w:val="24"/>
+          <w:szCs w:val="28"/>
+        </w:rPr>
+        <w:t>imuabil</w:t>
+      </w:r>
+      <w:proofErr w:type="spellEnd"/>
+      <w:r>
+        <w:rPr>
+          <w:sz w:val="24"/>
+          <w:szCs w:val="28"/>
+        </w:rPr>
+        <w:t xml:space="preserve"> pe backend pentru a </w:t>
+      </w:r>
+      <w:proofErr w:type="spellStart"/>
+      <w:r>
+        <w:rPr>
+          <w:sz w:val="24"/>
+          <w:szCs w:val="28"/>
+        </w:rPr>
+        <w:t>urmări</w:t>
+      </w:r>
+      <w:proofErr w:type="spellEnd"/>
+      <w:r>
+        <w:rPr>
+          <w:sz w:val="24"/>
+          <w:szCs w:val="28"/>
+        </w:rPr>
+        <w:t xml:space="preserve"> exact </w:t>
+      </w:r>
+      <w:proofErr w:type="spellStart"/>
+      <w:r>
+        <w:rPr>
+          <w:sz w:val="24"/>
+          <w:szCs w:val="28"/>
+        </w:rPr>
+        <w:t>fiecare</w:t>
+      </w:r>
+      <w:proofErr w:type="spellEnd"/>
+      <w:r>
+        <w:rPr>
+          <w:sz w:val="24"/>
+          <w:szCs w:val="28"/>
+        </w:rPr>
+        <w:t xml:space="preserve"> </w:t>
+      </w:r>
+      <w:proofErr w:type="spellStart"/>
+      <w:r>
+        <w:rPr>
+          <w:sz w:val="24"/>
+          <w:szCs w:val="28"/>
+        </w:rPr>
+        <w:t>tranzacție</w:t>
+      </w:r>
+      <w:proofErr w:type="spellEnd"/>
+      <w:r>
+        <w:rPr>
+          <w:sz w:val="24"/>
+          <w:szCs w:val="28"/>
+        </w:rPr>
+        <w:t xml:space="preserve"> de </w:t>
+      </w:r>
+      <w:proofErr w:type="spellStart"/>
+      <w:r>
+        <w:rPr>
+          <w:sz w:val="24"/>
+          <w:szCs w:val="28"/>
+        </w:rPr>
+        <w:t>inventar</w:t>
+      </w:r>
+      <w:proofErr w:type="spellEnd"/>
+      <w:r>
+        <w:rPr>
+          <w:sz w:val="24"/>
+          <w:szCs w:val="28"/>
+        </w:rPr>
+        <w:t xml:space="preserve"> (cine, când și de </w:t>
+      </w:r>
+      <w:proofErr w:type="spellStart"/>
+      <w:r>
+        <w:rPr>
+          <w:sz w:val="24"/>
+          <w:szCs w:val="28"/>
+        </w:rPr>
+        <w:t>unde</w:t>
+      </w:r>
+      <w:proofErr w:type="spellEnd"/>
+      <w:r>
+        <w:rPr>
+          <w:sz w:val="24"/>
+          <w:szCs w:val="28"/>
+        </w:rPr>
+        <w:t xml:space="preserve"> a </w:t>
+      </w:r>
+      <w:proofErr w:type="spellStart"/>
+      <w:r>
+        <w:rPr>
+          <w:sz w:val="24"/>
+          <w:szCs w:val="28"/>
+        </w:rPr>
+        <w:t>transferat</w:t>
+      </w:r>
+      <w:proofErr w:type="spellEnd"/>
+      <w:r>
+        <w:rPr>
+          <w:sz w:val="24"/>
+          <w:szCs w:val="28"/>
+        </w:rPr>
+        <w:t xml:space="preserve"> </w:t>
+      </w:r>
+      <w:proofErr w:type="spellStart"/>
+      <w:r>
+        <w:rPr>
+          <w:sz w:val="24"/>
+          <w:szCs w:val="28"/>
+        </w:rPr>
+        <w:t>stoc</w:t>
+      </w:r>
+      <w:proofErr w:type="spellEnd"/>
+      <w:r>
+        <w:rPr>
+          <w:sz w:val="24"/>
+          <w:szCs w:val="28"/>
+        </w:rPr>
+        <w:t xml:space="preserve">). </w:t>
+      </w:r>
+    </w:p>
+    <w:p>
+      <w:pPr>
+        <w:pStyle w:val="Listparagraf"/>
+        <w:numPr>
+          <w:ilvl w:val="0"/>
+          <w:numId w:val="49"/>
+        </w:numPr>
+        <w:jc w:val="left"/>
+        <w:rPr>
+          <w:sz w:val="24"/>
+          <w:szCs w:val="28"/>
+        </w:rPr>
+      </w:pPr>
+      <w:proofErr w:type="spellStart"/>
+      <w:r>
+        <w:rPr>
+          <w:b/>
+          <w:bCs/>
+          <w:sz w:val="24"/>
+          <w:szCs w:val="28"/>
+        </w:rPr>
+        <w:t>Arhitectură</w:t>
+      </w:r>
+      <w:proofErr w:type="spellEnd"/>
+      <w:r>
+        <w:rPr>
+          <w:b/>
+          <w:bCs/>
+          <w:sz w:val="24"/>
+          <w:szCs w:val="28"/>
+        </w:rPr>
+        <w:t xml:space="preserve"> Real-Time (</w:t>
+      </w:r>
+      <w:proofErr w:type="spellStart"/>
+      <w:r>
+        <w:rPr>
+          <w:b/>
+          <w:bCs/>
+          <w:sz w:val="24"/>
+          <w:szCs w:val="28"/>
+        </w:rPr>
+        <w:t>WebSockets</w:t>
+      </w:r>
+      <w:proofErr w:type="spellEnd"/>
+      <w:r>
+        <w:rPr>
+          <w:b/>
+          <w:bCs/>
+          <w:sz w:val="24"/>
+          <w:szCs w:val="28"/>
+        </w:rPr>
+        <w:t>)</w:t>
+      </w:r>
+      <w:r>
+        <w:rPr>
+          <w:sz w:val="24"/>
+          <w:szCs w:val="28"/>
+        </w:rPr>
+        <w:t xml:space="preserve">: </w:t>
+      </w:r>
+      <w:proofErr w:type="spellStart"/>
+      <w:r>
+        <w:rPr>
+          <w:sz w:val="24"/>
+          <w:szCs w:val="28"/>
+        </w:rPr>
+        <w:t>Trecerea</w:t>
+      </w:r>
+      <w:proofErr w:type="spellEnd"/>
+      <w:r>
+        <w:rPr>
+          <w:sz w:val="24"/>
+          <w:szCs w:val="28"/>
+        </w:rPr>
+        <w:t xml:space="preserve"> de la request-</w:t>
+      </w:r>
+      <w:proofErr w:type="spellStart"/>
+      <w:r>
+        <w:rPr>
+          <w:sz w:val="24"/>
+          <w:szCs w:val="28"/>
+        </w:rPr>
+        <w:t>uri</w:t>
+      </w:r>
+      <w:proofErr w:type="spellEnd"/>
+      <w:r>
+        <w:rPr>
+          <w:sz w:val="24"/>
+          <w:szCs w:val="28"/>
+        </w:rPr>
+        <w:t xml:space="preserve"> </w:t>
+      </w:r>
+      <w:r>
+        <w:rPr>
+          <w:b/>
+          <w:bCs/>
+          <w:sz w:val="24"/>
+          <w:szCs w:val="28"/>
+        </w:rPr>
+        <w:t>HTTP</w:t>
+      </w:r>
+      <w:r>
+        <w:rPr>
+          <w:sz w:val="24"/>
+          <w:szCs w:val="28"/>
+        </w:rPr>
+        <w:t xml:space="preserve"> standard la </w:t>
+      </w:r>
+      <w:proofErr w:type="spellStart"/>
+      <w:r>
+        <w:rPr>
+          <w:sz w:val="24"/>
+          <w:szCs w:val="28"/>
+        </w:rPr>
+        <w:t>WebSockets</w:t>
+      </w:r>
+      <w:proofErr w:type="spellEnd"/>
+      <w:r>
+        <w:rPr>
+          <w:sz w:val="24"/>
+          <w:szCs w:val="28"/>
+        </w:rPr>
+        <w:t xml:space="preserve">, </w:t>
+      </w:r>
+      <w:proofErr w:type="spellStart"/>
+      <w:r>
+        <w:rPr>
+          <w:sz w:val="24"/>
+          <w:szCs w:val="28"/>
+        </w:rPr>
+        <w:t>astfel</w:t>
+      </w:r>
+      <w:proofErr w:type="spellEnd"/>
+      <w:r>
+        <w:rPr>
+          <w:sz w:val="24"/>
+          <w:szCs w:val="28"/>
+        </w:rPr>
+        <w:t xml:space="preserve"> </w:t>
+      </w:r>
+      <w:proofErr w:type="spellStart"/>
+      <w:r>
+        <w:rPr>
+          <w:sz w:val="24"/>
+          <w:szCs w:val="28"/>
+        </w:rPr>
+        <w:t>încât</w:t>
+      </w:r>
+      <w:proofErr w:type="spellEnd"/>
+      <w:r>
+        <w:rPr>
+          <w:sz w:val="24"/>
+          <w:szCs w:val="28"/>
+        </w:rPr>
+        <w:t xml:space="preserve"> </w:t>
+      </w:r>
+      <w:proofErr w:type="spellStart"/>
+      <w:r>
+        <w:rPr>
+          <w:sz w:val="24"/>
+          <w:szCs w:val="28"/>
+        </w:rPr>
+        <w:t>modificările</w:t>
+      </w:r>
+      <w:proofErr w:type="spellEnd"/>
+      <w:r>
+        <w:rPr>
+          <w:sz w:val="24"/>
+          <w:szCs w:val="28"/>
+        </w:rPr>
+        <w:t xml:space="preserve"> de </w:t>
+      </w:r>
+      <w:proofErr w:type="spellStart"/>
+      <w:r>
+        <w:rPr>
+          <w:sz w:val="24"/>
+          <w:szCs w:val="28"/>
+        </w:rPr>
+        <w:t>stoc</w:t>
+      </w:r>
+      <w:proofErr w:type="spellEnd"/>
+      <w:r>
+        <w:rPr>
+          <w:sz w:val="24"/>
+          <w:szCs w:val="28"/>
+        </w:rPr>
+        <w:t xml:space="preserve"> să se </w:t>
+      </w:r>
+      <w:proofErr w:type="spellStart"/>
+      <w:r>
+        <w:rPr>
+          <w:sz w:val="24"/>
+          <w:szCs w:val="28"/>
+        </w:rPr>
+        <w:t>reflecte</w:t>
+      </w:r>
+      <w:proofErr w:type="spellEnd"/>
+      <w:r>
+        <w:rPr>
+          <w:sz w:val="24"/>
+          <w:szCs w:val="28"/>
+        </w:rPr>
+        <w:t xml:space="preserve"> live pe </w:t>
+      </w:r>
+      <w:proofErr w:type="spellStart"/>
+      <w:r>
+        <w:rPr>
+          <w:sz w:val="24"/>
+          <w:szCs w:val="28"/>
+        </w:rPr>
+        <w:t>ecranele</w:t>
+      </w:r>
+      <w:proofErr w:type="spellEnd"/>
+      <w:r>
+        <w:rPr>
+          <w:sz w:val="24"/>
+          <w:szCs w:val="28"/>
+        </w:rPr>
+        <w:t xml:space="preserve"> </w:t>
+      </w:r>
+      <w:proofErr w:type="spellStart"/>
+      <w:r>
+        <w:rPr>
+          <w:sz w:val="24"/>
+          <w:szCs w:val="28"/>
+        </w:rPr>
+        <w:t>tuturor</w:t>
+      </w:r>
+      <w:proofErr w:type="spellEnd"/>
+      <w:r>
+        <w:rPr>
+          <w:sz w:val="24"/>
+          <w:szCs w:val="28"/>
+        </w:rPr>
+        <w:t xml:space="preserve"> </w:t>
+      </w:r>
+      <w:proofErr w:type="spellStart"/>
+      <w:r>
+        <w:rPr>
+          <w:sz w:val="24"/>
+          <w:szCs w:val="28"/>
+        </w:rPr>
+        <w:t>angajaților</w:t>
+      </w:r>
+      <w:proofErr w:type="spellEnd"/>
+      <w:r>
+        <w:rPr>
+          <w:sz w:val="24"/>
+          <w:szCs w:val="28"/>
+        </w:rPr>
+        <w:t xml:space="preserve"> </w:t>
+      </w:r>
+      <w:proofErr w:type="spellStart"/>
+      <w:r>
+        <w:rPr>
+          <w:sz w:val="24"/>
+          <w:szCs w:val="28"/>
+        </w:rPr>
+        <w:t>conectați</w:t>
+      </w:r>
+      <w:proofErr w:type="spellEnd"/>
+      <w:r>
+        <w:rPr>
+          <w:sz w:val="24"/>
+          <w:szCs w:val="28"/>
+        </w:rPr>
+        <w:t xml:space="preserve">. </w:t>
+      </w:r>
+    </w:p>
+    <w:p>
+      <w:pPr>
+        <w:pStyle w:val="Listparagraf"/>
+        <w:numPr>
+          <w:ilvl w:val="0"/>
+          <w:numId w:val="49"/>
+        </w:numPr>
+        <w:jc w:val="left"/>
+        <w:rPr>
+          <w:sz w:val="24"/>
+          <w:szCs w:val="28"/>
+        </w:rPr>
+      </w:pPr>
+      <w:proofErr w:type="spellStart"/>
+      <w:r>
+        <w:rPr>
+          <w:b/>
+          <w:bCs/>
+          <w:sz w:val="24"/>
+          <w:szCs w:val="28"/>
+        </w:rPr>
+        <w:t>Dockerizare</w:t>
+      </w:r>
+      <w:proofErr w:type="spellEnd"/>
+      <w:r>
+        <w:rPr>
+          <w:sz w:val="24"/>
+          <w:szCs w:val="28"/>
+        </w:rPr>
+        <w:t xml:space="preserve"> și </w:t>
+      </w:r>
+      <w:proofErr w:type="spellStart"/>
+      <w:r>
+        <w:rPr>
+          <w:sz w:val="24"/>
+          <w:szCs w:val="28"/>
+        </w:rPr>
+        <w:t>t</w:t>
+      </w:r>
+      <w:r>
+        <w:rPr>
+          <w:sz w:val="24"/>
+          <w:szCs w:val="28"/>
+        </w:rPr>
+        <w:t>estare</w:t>
+      </w:r>
+      <w:proofErr w:type="spellEnd"/>
+      <w:r>
+        <w:rPr>
+          <w:sz w:val="24"/>
+          <w:szCs w:val="28"/>
+        </w:rPr>
+        <w:t xml:space="preserve"> </w:t>
+      </w:r>
+      <w:proofErr w:type="spellStart"/>
+      <w:r>
+        <w:rPr>
+          <w:sz w:val="24"/>
+          <w:szCs w:val="28"/>
+        </w:rPr>
+        <w:t>a</w:t>
+      </w:r>
+      <w:r>
+        <w:rPr>
+          <w:sz w:val="24"/>
+          <w:szCs w:val="28"/>
+        </w:rPr>
+        <w:t>utomată</w:t>
+      </w:r>
+      <w:proofErr w:type="spellEnd"/>
+      <w:r>
+        <w:rPr>
+          <w:sz w:val="24"/>
+          <w:szCs w:val="28"/>
+        </w:rPr>
+        <w:t xml:space="preserve">: </w:t>
+      </w:r>
+      <w:proofErr w:type="spellStart"/>
+      <w:r>
+        <w:rPr>
+          <w:sz w:val="24"/>
+          <w:szCs w:val="28"/>
+        </w:rPr>
+        <w:t>Containerizarea</w:t>
+      </w:r>
+      <w:proofErr w:type="spellEnd"/>
+      <w:r>
+        <w:rPr>
+          <w:sz w:val="24"/>
+          <w:szCs w:val="28"/>
+        </w:rPr>
+        <w:t xml:space="preserve"> </w:t>
+      </w:r>
+      <w:proofErr w:type="spellStart"/>
+      <w:r>
+        <w:rPr>
+          <w:sz w:val="24"/>
+          <w:szCs w:val="28"/>
+        </w:rPr>
+        <w:t>aplicației</w:t>
+      </w:r>
+      <w:proofErr w:type="spellEnd"/>
+      <w:r>
+        <w:rPr>
+          <w:sz w:val="24"/>
+          <w:szCs w:val="28"/>
+        </w:rPr>
+        <w:t xml:space="preserve"> cu </w:t>
+      </w:r>
+      <w:r>
+        <w:rPr>
+          <w:b/>
+          <w:bCs/>
+          <w:sz w:val="24"/>
+          <w:szCs w:val="28"/>
+        </w:rPr>
+        <w:t>Docker</w:t>
+      </w:r>
+      <w:r>
+        <w:rPr>
+          <w:sz w:val="24"/>
+          <w:szCs w:val="28"/>
+        </w:rPr>
+        <w:t xml:space="preserve"> și </w:t>
+      </w:r>
+      <w:proofErr w:type="spellStart"/>
+      <w:r>
+        <w:rPr>
+          <w:sz w:val="24"/>
+          <w:szCs w:val="28"/>
+        </w:rPr>
+        <w:t>scrierea</w:t>
+      </w:r>
+      <w:proofErr w:type="spellEnd"/>
+      <w:r>
+        <w:rPr>
+          <w:sz w:val="24"/>
+          <w:szCs w:val="28"/>
+        </w:rPr>
+        <w:t xml:space="preserve"> de teste </w:t>
+      </w:r>
+      <w:proofErr w:type="spellStart"/>
+      <w:r>
+        <w:rPr>
+          <w:sz w:val="24"/>
+          <w:szCs w:val="28"/>
+        </w:rPr>
+        <w:t>unitare</w:t>
+      </w:r>
+      <w:proofErr w:type="spellEnd"/>
+      <w:r>
+        <w:rPr>
+          <w:sz w:val="24"/>
+          <w:szCs w:val="28"/>
+        </w:rPr>
+        <w:t xml:space="preserve"> </w:t>
+      </w:r>
+      <w:proofErr w:type="spellStart"/>
+      <w:r>
+        <w:rPr>
+          <w:sz w:val="24"/>
+          <w:szCs w:val="28"/>
+        </w:rPr>
+        <w:t>rulate</w:t>
+      </w:r>
+      <w:proofErr w:type="spellEnd"/>
+      <w:r>
+        <w:rPr>
+          <w:sz w:val="24"/>
+          <w:szCs w:val="28"/>
+        </w:rPr>
+        <w:t xml:space="preserve"> automat la </w:t>
+      </w:r>
+      <w:proofErr w:type="spellStart"/>
+      <w:r>
+        <w:rPr>
+          <w:sz w:val="24"/>
+          <w:szCs w:val="28"/>
+        </w:rPr>
+        <w:t>fiecare</w:t>
+      </w:r>
+      <w:proofErr w:type="spellEnd"/>
+      <w:r>
+        <w:rPr>
+          <w:sz w:val="24"/>
+          <w:szCs w:val="28"/>
+        </w:rPr>
+        <w:t xml:space="preserve"> </w:t>
+      </w:r>
+      <w:proofErr w:type="spellStart"/>
+      <w:r>
+        <w:rPr>
+          <w:sz w:val="24"/>
+          <w:szCs w:val="28"/>
+        </w:rPr>
+        <w:t>actualizare</w:t>
+      </w:r>
+      <w:proofErr w:type="spellEnd"/>
+      <w:r>
+        <w:rPr>
+          <w:sz w:val="24"/>
+          <w:szCs w:val="28"/>
+        </w:rPr>
+        <w:t xml:space="preserve"> a </w:t>
+      </w:r>
+      <w:proofErr w:type="spellStart"/>
+      <w:r>
+        <w:rPr>
+          <w:sz w:val="24"/>
+          <w:szCs w:val="28"/>
+        </w:rPr>
+        <w:t>codului</w:t>
+      </w:r>
+      <w:proofErr w:type="spellEnd"/>
+      <w:r>
+        <w:rPr>
+          <w:sz w:val="24"/>
+          <w:szCs w:val="28"/>
+        </w:rPr>
+        <w:t xml:space="preserve"> (</w:t>
+      </w:r>
+      <w:r>
+        <w:rPr>
+          <w:b/>
+          <w:bCs/>
+          <w:sz w:val="24"/>
+          <w:szCs w:val="28"/>
+        </w:rPr>
+        <w:t>CI/CD</w:t>
+      </w:r>
+      <w:r>
+        <w:rPr>
+          <w:sz w:val="24"/>
+          <w:szCs w:val="28"/>
+        </w:rPr>
+        <w:t xml:space="preserve">), pentru </w:t>
+      </w:r>
+      <w:proofErr w:type="gramStart"/>
+      <w:r>
+        <w:rPr>
+          <w:sz w:val="24"/>
+          <w:szCs w:val="28"/>
+        </w:rPr>
+        <w:t>a</w:t>
+      </w:r>
+      <w:proofErr w:type="gramEnd"/>
+      <w:r>
+        <w:rPr>
+          <w:sz w:val="24"/>
+          <w:szCs w:val="28"/>
+        </w:rPr>
+        <w:t xml:space="preserve"> </w:t>
+      </w:r>
+      <w:proofErr w:type="spellStart"/>
+      <w:r>
+        <w:rPr>
+          <w:sz w:val="24"/>
+          <w:szCs w:val="28"/>
+        </w:rPr>
+        <w:t>asigura</w:t>
+      </w:r>
+      <w:proofErr w:type="spellEnd"/>
+      <w:r>
+        <w:rPr>
+          <w:sz w:val="24"/>
+          <w:szCs w:val="28"/>
+        </w:rPr>
+        <w:t xml:space="preserve"> </w:t>
+      </w:r>
+      <w:proofErr w:type="spellStart"/>
+      <w:r>
+        <w:rPr>
+          <w:sz w:val="24"/>
+          <w:szCs w:val="28"/>
+        </w:rPr>
+        <w:t>stabilitate</w:t>
+      </w:r>
+      <w:proofErr w:type="spellEnd"/>
+      <w:r>
+        <w:rPr>
+          <w:sz w:val="24"/>
+          <w:szCs w:val="28"/>
+        </w:rPr>
+        <w:t xml:space="preserve"> 100%.</w:t>
+      </w:r>
+    </w:p>
+    <w:p>
+      <w:pPr>
+        <w:pStyle w:val="Listparagraf"/>
+        <w:ind w:left="1800" w:firstLine="0"/>
+        <w:jc w:val="left"/>
+        <w:rPr>
+          <w:b/>
+          <w:bCs/>
+          <w:sz w:val="24"/>
+          <w:szCs w:val="28"/>
+        </w:rPr>
+      </w:pPr>
+    </w:p>
+    <w:p>
+      <w:pPr>
+        <w:pStyle w:val="Listparagraf"/>
+        <w:ind w:left="1800" w:firstLine="0"/>
+        <w:jc w:val="left"/>
+        <w:rPr>
+          <w:b/>
+          <w:bCs/>
+          <w:sz w:val="24"/>
+          <w:szCs w:val="28"/>
+        </w:rPr>
+      </w:pPr>
     </w:p>
     <w:p>
       <w:pPr>
@@ -9101,77 +14935,6 @@
           <w:szCs w:val="28"/>
         </w:rPr>
       </w:pPr>
-      <w:proofErr w:type="spellStart"/>
-      <w:r>
-        <w:rPr>
-          <w:b/>
-          <w:bCs/>
-          <w:sz w:val="24"/>
-          <w:szCs w:val="28"/>
-        </w:rPr>
-        <w:t>Scanați</w:t>
-      </w:r>
-      <w:proofErr w:type="spellEnd"/>
-      <w:r>
-        <w:rPr>
-          <w:b/>
-          <w:bCs/>
-          <w:sz w:val="24"/>
-          <w:szCs w:val="28"/>
-        </w:rPr>
-        <w:t xml:space="preserve"> pentru a </w:t>
-      </w:r>
-      <w:proofErr w:type="spellStart"/>
-      <w:r>
-        <w:rPr>
-          <w:b/>
-          <w:bCs/>
-          <w:sz w:val="24"/>
-          <w:szCs w:val="28"/>
-        </w:rPr>
-        <w:t>testa</w:t>
-      </w:r>
-      <w:proofErr w:type="spellEnd"/>
-      <w:r>
-        <w:rPr>
-          <w:b/>
-          <w:bCs/>
-          <w:sz w:val="24"/>
-          <w:szCs w:val="28"/>
-        </w:rPr>
-        <w:t xml:space="preserve"> </w:t>
-      </w:r>
-      <w:proofErr w:type="spellStart"/>
-      <w:r>
-        <w:rPr>
-          <w:b/>
-          <w:bCs/>
-          <w:sz w:val="24"/>
-          <w:szCs w:val="28"/>
-        </w:rPr>
-        <w:t>sistemul</w:t>
-      </w:r>
-      <w:proofErr w:type="spellEnd"/>
-      <w:r>
-        <w:rPr>
-          <w:b/>
-          <w:bCs/>
-          <w:sz w:val="24"/>
-          <w:szCs w:val="28"/>
-        </w:rPr>
-        <w:t xml:space="preserve"> live.</w:t>
-      </w:r>
-    </w:p>
-    <w:p>
-      <w:pPr>
-        <w:pStyle w:val="Listparagraf"/>
-        <w:ind w:left="1800" w:firstLine="0"/>
-        <w:jc w:val="left"/>
-        <w:rPr>
-          <w:sz w:val="24"/>
-          <w:szCs w:val="28"/>
-        </w:rPr>
-      </w:pPr>
       <w:r>
         <w:rPr>
           <w:noProof/>
@@ -9179,22 +14942,22 @@
           <w:szCs w:val="28"/>
         </w:rPr>
         <w:drawing>
-          <wp:anchor distT="0" distB="0" distL="114300" distR="114300" simplePos="0" relativeHeight="251673600" behindDoc="1" locked="0" layoutInCell="1" allowOverlap="1" wp14:anchorId="4ED9E09F" wp14:editId="45380F09">
+          <wp:anchor distT="0" distB="0" distL="114300" distR="114300" simplePos="0" relativeHeight="251673600" behindDoc="1" locked="0" layoutInCell="1" allowOverlap="1" wp14:anchorId="4ED9E09F" wp14:editId="3C95D8AB">
             <wp:simplePos x="0" y="0"/>
-            <wp:positionH relativeFrom="column">
-              <wp:posOffset>1212850</wp:posOffset>
+            <wp:positionH relativeFrom="margin">
+              <wp:posOffset>844719</wp:posOffset>
             </wp:positionH>
-            <wp:positionV relativeFrom="page">
-              <wp:posOffset>5830570</wp:posOffset>
+            <wp:positionV relativeFrom="margin">
+              <wp:align>bottom</wp:align>
             </wp:positionV>
-            <wp:extent cx="3740785" cy="3740785"/>
-            <wp:effectExtent l="0" t="0" r="0" b="0"/>
+            <wp:extent cx="4394200" cy="4394200"/>
+            <wp:effectExtent l="0" t="0" r="6350" b="6350"/>
             <wp:wrapTight wrapText="bothSides">
               <wp:wrapPolygon edited="0">
                 <wp:start x="0" y="0"/>
-                <wp:lineTo x="0" y="21450"/>
-                <wp:lineTo x="21450" y="21450"/>
-                <wp:lineTo x="21450" y="0"/>
+                <wp:lineTo x="0" y="21538"/>
+                <wp:lineTo x="21538" y="21538"/>
+                <wp:lineTo x="21538" y="0"/>
                 <wp:lineTo x="0" y="0"/>
               </wp:wrapPolygon>
             </wp:wrapTight>
@@ -9224,7 +14987,7 @@
                   <pic:spPr>
                     <a:xfrm>
                       <a:off x="0" y="0"/>
-                      <a:ext cx="3740785" cy="3740785"/>
+                      <a:ext cx="4394200" cy="4394200"/>
                     </a:xfrm>
                     <a:prstGeom prst="rect">
                       <a:avLst/>
@@ -9242,6 +15005,75 @@
           </wp:anchor>
         </w:drawing>
       </w:r>
+      <w:proofErr w:type="spellStart"/>
+      <w:r>
+        <w:rPr>
+          <w:b/>
+          <w:bCs/>
+          <w:sz w:val="24"/>
+          <w:szCs w:val="28"/>
+        </w:rPr>
+        <w:t>Scanați</w:t>
+      </w:r>
+      <w:proofErr w:type="spellEnd"/>
+      <w:r>
+        <w:rPr>
+          <w:b/>
+          <w:bCs/>
+          <w:sz w:val="24"/>
+          <w:szCs w:val="28"/>
+        </w:rPr>
+        <w:t xml:space="preserve"> pentru a </w:t>
+      </w:r>
+      <w:proofErr w:type="spellStart"/>
+      <w:r>
+        <w:rPr>
+          <w:b/>
+          <w:bCs/>
+          <w:sz w:val="24"/>
+          <w:szCs w:val="28"/>
+        </w:rPr>
+        <w:t>testa</w:t>
+      </w:r>
+      <w:proofErr w:type="spellEnd"/>
+      <w:r>
+        <w:rPr>
+          <w:b/>
+          <w:bCs/>
+          <w:sz w:val="24"/>
+          <w:szCs w:val="28"/>
+        </w:rPr>
+        <w:t xml:space="preserve"> </w:t>
+      </w:r>
+      <w:proofErr w:type="spellStart"/>
+      <w:r>
+        <w:rPr>
+          <w:b/>
+          <w:bCs/>
+          <w:sz w:val="24"/>
+          <w:szCs w:val="28"/>
+        </w:rPr>
+        <w:t>sistemul</w:t>
+      </w:r>
+      <w:proofErr w:type="spellEnd"/>
+      <w:r>
+        <w:rPr>
+          <w:b/>
+          <w:bCs/>
+          <w:sz w:val="24"/>
+          <w:szCs w:val="28"/>
+        </w:rPr>
+        <w:t xml:space="preserve"> live.</w:t>
+      </w:r>
+    </w:p>
+    <w:p>
+      <w:pPr>
+        <w:jc w:val="left"/>
+        <w:rPr>
+          <w:sz w:val="24"/>
+          <w:szCs w:val="28"/>
+        </w:rPr>
+      </w:pPr>
     </w:p>
     <w:sectPr>
       <w:footerReference w:type="default" r:id="rId22"/>
@@ -10345,6 +16177,119 @@
     </w:lvl>
   </w:abstractNum>
   <w:abstractNum w:abstractNumId="9" w15:restartNumberingAfterBreak="0">
+    <w:nsid w:val="239D78C1"/>
+    <w:multiLevelType w:val="hybridMultilevel"/>
+    <w:tmpl w:val="A6662D42"/>
+    <w:lvl w:ilvl="0" w:tplc="08090001">
+      <w:start w:val="1"/>
+      <w:numFmt w:val="bullet"/>
+      <w:lvlText w:val=""/>
+      <w:lvlJc w:val="left"/>
+      <w:pPr>
+        <w:ind w:left="720" w:hanging="360"/>
+      </w:pPr>
+      <w:rPr>
+        <w:rFonts w:ascii="Symbol" w:hAnsi="Symbol" w:hint="default"/>
+      </w:rPr>
+    </w:lvl>
+    <w:lvl w:ilvl="1" w:tplc="08090003" w:tentative="1">
+      <w:start w:val="1"/>
+      <w:numFmt w:val="bullet"/>
+      <w:lvlText w:val="o"/>
+      <w:lvlJc w:val="left"/>
+      <w:pPr>
+        <w:ind w:left="1440" w:hanging="360"/>
+      </w:pPr>
+      <w:rPr>
+        <w:rFonts w:ascii="Courier New" w:hAnsi="Courier New" w:cs="Courier New" w:hint="default"/>
+      </w:rPr>
+    </w:lvl>
+    <w:lvl w:ilvl="2" w:tplc="08090005">
+      <w:start w:val="1"/>
+      <w:numFmt w:val="bullet"/>
+      <w:lvlText w:val=""/>
+      <w:lvlJc w:val="left"/>
+      <w:pPr>
+        <w:ind w:left="2160" w:hanging="360"/>
+      </w:pPr>
+      <w:rPr>
+        <w:rFonts w:ascii="Wingdings" w:hAnsi="Wingdings" w:hint="default"/>
+      </w:rPr>
+    </w:lvl>
+    <w:lvl w:ilvl="3" w:tplc="08090001" w:tentative="1">
+      <w:start w:val="1"/>
+      <w:numFmt w:val="bullet"/>
+      <w:lvlText w:val=""/>
+      <w:lvlJc w:val="left"/>
+      <w:pPr>
+        <w:ind w:left="2880" w:hanging="360"/>
+      </w:pPr>
+      <w:rPr>
+        <w:rFonts w:ascii="Symbol" w:hAnsi="Symbol" w:hint="default"/>
+      </w:rPr>
+    </w:lvl>
+    <w:lvl w:ilvl="4" w:tplc="08090003" w:tentative="1">
+      <w:start w:val="1"/>
+      <w:numFmt w:val="bullet"/>
+      <w:lvlText w:val="o"/>
+      <w:lvlJc w:val="left"/>
+      <w:pPr>
+        <w:ind w:left="3600" w:hanging="360"/>
+      </w:pPr>
+      <w:rPr>
+        <w:rFonts w:ascii="Courier New" w:hAnsi="Courier New" w:cs="Courier New" w:hint="default"/>
+      </w:rPr>
+    </w:lvl>
+    <w:lvl w:ilvl="5" w:tplc="08090005" w:tentative="1">
+      <w:start w:val="1"/>
+      <w:numFmt w:val="bullet"/>
+      <w:lvlText w:val=""/>
+      <w:lvlJc w:val="left"/>
+      <w:pPr>
+        <w:ind w:left="4320" w:hanging="360"/>
+      </w:pPr>
+      <w:rPr>
+        <w:rFonts w:ascii="Wingdings" w:hAnsi="Wingdings" w:hint="default"/>
+      </w:rPr>
+    </w:lvl>
+    <w:lvl w:ilvl="6" w:tplc="08090001" w:tentative="1">
+      <w:start w:val="1"/>
+      <w:numFmt w:val="bullet"/>
+      <w:lvlText w:val=""/>
+      <w:lvlJc w:val="left"/>
+      <w:pPr>
+        <w:ind w:left="5040" w:hanging="360"/>
+      </w:pPr>
+      <w:rPr>
+        <w:rFonts w:ascii="Symbol" w:hAnsi="Symbol" w:hint="default"/>
+      </w:rPr>
+    </w:lvl>
+    <w:lvl w:ilvl="7" w:tplc="08090003" w:tentative="1">
+      <w:start w:val="1"/>
+      <w:numFmt w:val="bullet"/>
+      <w:lvlText w:val="o"/>
+      <w:lvlJc w:val="left"/>
+      <w:pPr>
+        <w:ind w:left="5760" w:hanging="360"/>
+      </w:pPr>
+      <w:rPr>
+        <w:rFonts w:ascii="Courier New" w:hAnsi="Courier New" w:cs="Courier New" w:hint="default"/>
+      </w:rPr>
+    </w:lvl>
+    <w:lvl w:ilvl="8" w:tplc="08090005" w:tentative="1">
+      <w:start w:val="1"/>
+      <w:numFmt w:val="bullet"/>
+      <w:lvlText w:val=""/>
+      <w:lvlJc w:val="left"/>
+      <w:pPr>
+        <w:ind w:left="6480" w:hanging="360"/>
+      </w:pPr>
+      <w:rPr>
+        <w:rFonts w:ascii="Wingdings" w:hAnsi="Wingdings" w:hint="default"/>
+      </w:rPr>
+    </w:lvl>
+  </w:abstractNum>
+  <w:abstractNum w:abstractNumId="10" w15:restartNumberingAfterBreak="0">
     <w:nsid w:val="24463D76"/>
     <w:multiLevelType w:val="hybridMultilevel"/>
     <w:tmpl w:val="63D43BC0"/>
@@ -10434,7 +16379,7 @@
       </w:pPr>
     </w:lvl>
   </w:abstractNum>
-  <w:abstractNum w:abstractNumId="10" w15:restartNumberingAfterBreak="0">
+  <w:abstractNum w:abstractNumId="11" w15:restartNumberingAfterBreak="0">
     <w:nsid w:val="244B1D66"/>
     <w:multiLevelType w:val="hybridMultilevel"/>
     <w:tmpl w:val="345AE92E"/>
@@ -10520,7 +16465,7 @@
       </w:pPr>
     </w:lvl>
   </w:abstractNum>
-  <w:abstractNum w:abstractNumId="11" w15:restartNumberingAfterBreak="0">
+  <w:abstractNum w:abstractNumId="12" w15:restartNumberingAfterBreak="0">
     <w:nsid w:val="28212F2B"/>
     <w:multiLevelType w:val="multilevel"/>
     <w:tmpl w:val="0809001F"/>
@@ -10606,7 +16551,7 @@
       </w:pPr>
     </w:lvl>
   </w:abstractNum>
-  <w:abstractNum w:abstractNumId="12" w15:restartNumberingAfterBreak="0">
+  <w:abstractNum w:abstractNumId="13" w15:restartNumberingAfterBreak="0">
     <w:nsid w:val="2A8C7BB4"/>
     <w:multiLevelType w:val="multilevel"/>
     <w:tmpl w:val="0809001F"/>
@@ -10692,7 +16637,120 @@
       </w:pPr>
     </w:lvl>
   </w:abstractNum>
-  <w:abstractNum w:abstractNumId="13" w15:restartNumberingAfterBreak="0">
+  <w:abstractNum w:abstractNumId="14" w15:restartNumberingAfterBreak="0">
+    <w:nsid w:val="2AF10FC6"/>
+    <w:multiLevelType w:val="hybridMultilevel"/>
+    <w:tmpl w:val="BB7E78B8"/>
+    <w:lvl w:ilvl="0" w:tplc="08090001">
+      <w:start w:val="1"/>
+      <w:numFmt w:val="bullet"/>
+      <w:lvlText w:val=""/>
+      <w:lvlJc w:val="left"/>
+      <w:pPr>
+        <w:ind w:left="720" w:hanging="360"/>
+      </w:pPr>
+      <w:rPr>
+        <w:rFonts w:ascii="Symbol" w:hAnsi="Symbol" w:hint="default"/>
+      </w:rPr>
+    </w:lvl>
+    <w:lvl w:ilvl="1" w:tplc="08090003" w:tentative="1">
+      <w:start w:val="1"/>
+      <w:numFmt w:val="bullet"/>
+      <w:lvlText w:val="o"/>
+      <w:lvlJc w:val="left"/>
+      <w:pPr>
+        <w:ind w:left="1440" w:hanging="360"/>
+      </w:pPr>
+      <w:rPr>
+        <w:rFonts w:ascii="Courier New" w:hAnsi="Courier New" w:cs="Courier New" w:hint="default"/>
+      </w:rPr>
+    </w:lvl>
+    <w:lvl w:ilvl="2" w:tplc="08090005">
+      <w:start w:val="1"/>
+      <w:numFmt w:val="bullet"/>
+      <w:lvlText w:val=""/>
+      <w:lvlJc w:val="left"/>
+      <w:pPr>
+        <w:ind w:left="2160" w:hanging="360"/>
+      </w:pPr>
+      <w:rPr>
+        <w:rFonts w:ascii="Wingdings" w:hAnsi="Wingdings" w:hint="default"/>
+      </w:rPr>
+    </w:lvl>
+    <w:lvl w:ilvl="3" w:tplc="08090001" w:tentative="1">
+      <w:start w:val="1"/>
+      <w:numFmt w:val="bullet"/>
+      <w:lvlText w:val=""/>
+      <w:lvlJc w:val="left"/>
+      <w:pPr>
+        <w:ind w:left="2880" w:hanging="360"/>
+      </w:pPr>
+      <w:rPr>
+        <w:rFonts w:ascii="Symbol" w:hAnsi="Symbol" w:hint="default"/>
+      </w:rPr>
+    </w:lvl>
+    <w:lvl w:ilvl="4" w:tplc="08090003" w:tentative="1">
+      <w:start w:val="1"/>
+      <w:numFmt w:val="bullet"/>
+      <w:lvlText w:val="o"/>
+      <w:lvlJc w:val="left"/>
+      <w:pPr>
+        <w:ind w:left="3600" w:hanging="360"/>
+      </w:pPr>
+      <w:rPr>
+        <w:rFonts w:ascii="Courier New" w:hAnsi="Courier New" w:cs="Courier New" w:hint="default"/>
+      </w:rPr>
+    </w:lvl>
+    <w:lvl w:ilvl="5" w:tplc="08090005" w:tentative="1">
+      <w:start w:val="1"/>
+      <w:numFmt w:val="bullet"/>
+      <w:lvlText w:val=""/>
+      <w:lvlJc w:val="left"/>
+      <w:pPr>
+        <w:ind w:left="4320" w:hanging="360"/>
+      </w:pPr>
+      <w:rPr>
+        <w:rFonts w:ascii="Wingdings" w:hAnsi="Wingdings" w:hint="default"/>
+      </w:rPr>
+    </w:lvl>
+    <w:lvl w:ilvl="6" w:tplc="08090001" w:tentative="1">
+      <w:start w:val="1"/>
+      <w:numFmt w:val="bullet"/>
+      <w:lvlText w:val=""/>
+      <w:lvlJc w:val="left"/>
+      <w:pPr>
+        <w:ind w:left="5040" w:hanging="360"/>
+      </w:pPr>
+      <w:rPr>
+        <w:rFonts w:ascii="Symbol" w:hAnsi="Symbol" w:hint="default"/>
+      </w:rPr>
+    </w:lvl>
+    <w:lvl w:ilvl="7" w:tplc="08090003" w:tentative="1">
+      <w:start w:val="1"/>
+      <w:numFmt w:val="bullet"/>
+      <w:lvlText w:val="o"/>
+      <w:lvlJc w:val="left"/>
+      <w:pPr>
+        <w:ind w:left="5760" w:hanging="360"/>
+      </w:pPr>
+      <w:rPr>
+        <w:rFonts w:ascii="Courier New" w:hAnsi="Courier New" w:cs="Courier New" w:hint="default"/>
+      </w:rPr>
+    </w:lvl>
+    <w:lvl w:ilvl="8" w:tplc="08090005" w:tentative="1">
+      <w:start w:val="1"/>
+      <w:numFmt w:val="bullet"/>
+      <w:lvlText w:val=""/>
+      <w:lvlJc w:val="left"/>
+      <w:pPr>
+        <w:ind w:left="6480" w:hanging="360"/>
+      </w:pPr>
+      <w:rPr>
+        <w:rFonts w:ascii="Wingdings" w:hAnsi="Wingdings" w:hint="default"/>
+      </w:rPr>
+    </w:lvl>
+  </w:abstractNum>
+  <w:abstractNum w:abstractNumId="15" w15:restartNumberingAfterBreak="0">
     <w:nsid w:val="2BA640E3"/>
     <w:multiLevelType w:val="hybridMultilevel"/>
     <w:tmpl w:val="EEC81D44"/>
@@ -10805,7 +16863,7 @@
       </w:rPr>
     </w:lvl>
   </w:abstractNum>
-  <w:abstractNum w:abstractNumId="14" w15:restartNumberingAfterBreak="0">
+  <w:abstractNum w:abstractNumId="16" w15:restartNumberingAfterBreak="0">
     <w:nsid w:val="2F313603"/>
     <w:multiLevelType w:val="multilevel"/>
     <w:tmpl w:val="0809001F"/>
@@ -10891,7 +16949,7 @@
       </w:pPr>
     </w:lvl>
   </w:abstractNum>
-  <w:abstractNum w:abstractNumId="15" w15:restartNumberingAfterBreak="0">
+  <w:abstractNum w:abstractNumId="17" w15:restartNumberingAfterBreak="0">
     <w:nsid w:val="30E20C3F"/>
     <w:multiLevelType w:val="multilevel"/>
     <w:tmpl w:val="0809001F"/>
@@ -10977,7 +17035,7 @@
       </w:pPr>
     </w:lvl>
   </w:abstractNum>
-  <w:abstractNum w:abstractNumId="16" w15:restartNumberingAfterBreak="0">
+  <w:abstractNum w:abstractNumId="18" w15:restartNumberingAfterBreak="0">
     <w:nsid w:val="327F6B4A"/>
     <w:multiLevelType w:val="multilevel"/>
     <w:tmpl w:val="0809001F"/>
@@ -11063,7 +17121,7 @@
       </w:pPr>
     </w:lvl>
   </w:abstractNum>
-  <w:abstractNum w:abstractNumId="17" w15:restartNumberingAfterBreak="0">
+  <w:abstractNum w:abstractNumId="19" w15:restartNumberingAfterBreak="0">
     <w:nsid w:val="39C74116"/>
     <w:multiLevelType w:val="hybridMultilevel"/>
     <w:tmpl w:val="55AC3206"/>
@@ -11275,7 +17333,7 @@
       </w:rPr>
     </w:lvl>
   </w:abstractNum>
-  <w:abstractNum w:abstractNumId="18" w15:restartNumberingAfterBreak="0">
+  <w:abstractNum w:abstractNumId="20" w15:restartNumberingAfterBreak="0">
     <w:nsid w:val="3BCA6D7A"/>
     <w:multiLevelType w:val="multilevel"/>
     <w:tmpl w:val="0809001F"/>
@@ -11361,7 +17419,7 @@
       </w:pPr>
     </w:lvl>
   </w:abstractNum>
-  <w:abstractNum w:abstractNumId="19" w15:restartNumberingAfterBreak="0">
+  <w:abstractNum w:abstractNumId="21" w15:restartNumberingAfterBreak="0">
     <w:nsid w:val="401A5AF2"/>
     <w:multiLevelType w:val="hybridMultilevel"/>
     <w:tmpl w:val="F8A6AE28"/>
@@ -11474,7 +17532,7 @@
       </w:rPr>
     </w:lvl>
   </w:abstractNum>
-  <w:abstractNum w:abstractNumId="20" w15:restartNumberingAfterBreak="0">
+  <w:abstractNum w:abstractNumId="22" w15:restartNumberingAfterBreak="0">
     <w:nsid w:val="45256E1F"/>
     <w:multiLevelType w:val="hybridMultilevel"/>
     <w:tmpl w:val="EA5ECA1E"/>
@@ -11587,7 +17645,7 @@
       </w:rPr>
     </w:lvl>
   </w:abstractNum>
-  <w:abstractNum w:abstractNumId="21" w15:restartNumberingAfterBreak="0">
+  <w:abstractNum w:abstractNumId="23" w15:restartNumberingAfterBreak="0">
     <w:nsid w:val="453F3859"/>
     <w:multiLevelType w:val="multilevel"/>
     <w:tmpl w:val="0809001F"/>
@@ -11673,7 +17731,7 @@
       </w:pPr>
     </w:lvl>
   </w:abstractNum>
-  <w:abstractNum w:abstractNumId="22" w15:restartNumberingAfterBreak="0">
+  <w:abstractNum w:abstractNumId="24" w15:restartNumberingAfterBreak="0">
     <w:nsid w:val="49A45CB2"/>
     <w:multiLevelType w:val="multilevel"/>
     <w:tmpl w:val="8A708462"/>
@@ -11791,7 +17849,7 @@
       </w:rPr>
     </w:lvl>
   </w:abstractNum>
-  <w:abstractNum w:abstractNumId="23" w15:restartNumberingAfterBreak="0">
+  <w:abstractNum w:abstractNumId="25" w15:restartNumberingAfterBreak="0">
     <w:nsid w:val="4A0A27E4"/>
     <w:multiLevelType w:val="multilevel"/>
     <w:tmpl w:val="35F8ECB2"/>
@@ -11904,7 +17962,7 @@
       </w:rPr>
     </w:lvl>
   </w:abstractNum>
-  <w:abstractNum w:abstractNumId="24" w15:restartNumberingAfterBreak="0">
+  <w:abstractNum w:abstractNumId="26" w15:restartNumberingAfterBreak="0">
     <w:nsid w:val="4C726D77"/>
     <w:multiLevelType w:val="multilevel"/>
     <w:tmpl w:val="8A708462"/>
@@ -12022,7 +18080,7 @@
       </w:rPr>
     </w:lvl>
   </w:abstractNum>
-  <w:abstractNum w:abstractNumId="25" w15:restartNumberingAfterBreak="0">
+  <w:abstractNum w:abstractNumId="27" w15:restartNumberingAfterBreak="0">
     <w:nsid w:val="4EC05D94"/>
     <w:multiLevelType w:val="multilevel"/>
     <w:tmpl w:val="0809001F"/>
@@ -12108,7 +18166,120 @@
       </w:pPr>
     </w:lvl>
   </w:abstractNum>
-  <w:abstractNum w:abstractNumId="26" w15:restartNumberingAfterBreak="0">
+  <w:abstractNum w:abstractNumId="28" w15:restartNumberingAfterBreak="0">
+    <w:nsid w:val="4F930189"/>
+    <w:multiLevelType w:val="hybridMultilevel"/>
+    <w:tmpl w:val="3D58AB46"/>
+    <w:lvl w:ilvl="0" w:tplc="08090001">
+      <w:start w:val="1"/>
+      <w:numFmt w:val="bullet"/>
+      <w:lvlText w:val=""/>
+      <w:lvlJc w:val="left"/>
+      <w:pPr>
+        <w:ind w:left="2160" w:hanging="360"/>
+      </w:pPr>
+      <w:rPr>
+        <w:rFonts w:ascii="Symbol" w:hAnsi="Symbol" w:hint="default"/>
+      </w:rPr>
+    </w:lvl>
+    <w:lvl w:ilvl="1" w:tplc="08090003" w:tentative="1">
+      <w:start w:val="1"/>
+      <w:numFmt w:val="bullet"/>
+      <w:lvlText w:val="o"/>
+      <w:lvlJc w:val="left"/>
+      <w:pPr>
+        <w:ind w:left="2880" w:hanging="360"/>
+      </w:pPr>
+      <w:rPr>
+        <w:rFonts w:ascii="Courier New" w:hAnsi="Courier New" w:cs="Courier New" w:hint="default"/>
+      </w:rPr>
+    </w:lvl>
+    <w:lvl w:ilvl="2" w:tplc="08090005" w:tentative="1">
+      <w:start w:val="1"/>
+      <w:numFmt w:val="bullet"/>
+      <w:lvlText w:val=""/>
+      <w:lvlJc w:val="left"/>
+      <w:pPr>
+        <w:ind w:left="3600" w:hanging="360"/>
+      </w:pPr>
+      <w:rPr>
+        <w:rFonts w:ascii="Wingdings" w:hAnsi="Wingdings" w:hint="default"/>
+      </w:rPr>
+    </w:lvl>
+    <w:lvl w:ilvl="3" w:tplc="08090001" w:tentative="1">
+      <w:start w:val="1"/>
+      <w:numFmt w:val="bullet"/>
+      <w:lvlText w:val=""/>
+      <w:lvlJc w:val="left"/>
+      <w:pPr>
+        <w:ind w:left="4320" w:hanging="360"/>
+      </w:pPr>
+      <w:rPr>
+        <w:rFonts w:ascii="Symbol" w:hAnsi="Symbol" w:hint="default"/>
+      </w:rPr>
+    </w:lvl>
+    <w:lvl w:ilvl="4" w:tplc="08090003" w:tentative="1">
+      <w:start w:val="1"/>
+      <w:numFmt w:val="bullet"/>
+      <w:lvlText w:val="o"/>
+      <w:lvlJc w:val="left"/>
+      <w:pPr>
+        <w:ind w:left="5040" w:hanging="360"/>
+      </w:pPr>
+      <w:rPr>
+        <w:rFonts w:ascii="Courier New" w:hAnsi="Courier New" w:cs="Courier New" w:hint="default"/>
+      </w:rPr>
+    </w:lvl>
+    <w:lvl w:ilvl="5" w:tplc="08090005" w:tentative="1">
+      <w:start w:val="1"/>
+      <w:numFmt w:val="bullet"/>
+      <w:lvlText w:val=""/>
+      <w:lvlJc w:val="left"/>
+      <w:pPr>
+        <w:ind w:left="5760" w:hanging="360"/>
+      </w:pPr>
+      <w:rPr>
+        <w:rFonts w:ascii="Wingdings" w:hAnsi="Wingdings" w:hint="default"/>
+      </w:rPr>
+    </w:lvl>
+    <w:lvl w:ilvl="6" w:tplc="08090001" w:tentative="1">
+      <w:start w:val="1"/>
+      <w:numFmt w:val="bullet"/>
+      <w:lvlText w:val=""/>
+      <w:lvlJc w:val="left"/>
+      <w:pPr>
+        <w:ind w:left="6480" w:hanging="360"/>
+      </w:pPr>
+      <w:rPr>
+        <w:rFonts w:ascii="Symbol" w:hAnsi="Symbol" w:hint="default"/>
+      </w:rPr>
+    </w:lvl>
+    <w:lvl w:ilvl="7" w:tplc="08090003" w:tentative="1">
+      <w:start w:val="1"/>
+      <w:numFmt w:val="bullet"/>
+      <w:lvlText w:val="o"/>
+      <w:lvlJc w:val="left"/>
+      <w:pPr>
+        <w:ind w:left="7200" w:hanging="360"/>
+      </w:pPr>
+      <w:rPr>
+        <w:rFonts w:ascii="Courier New" w:hAnsi="Courier New" w:cs="Courier New" w:hint="default"/>
+      </w:rPr>
+    </w:lvl>
+    <w:lvl w:ilvl="8" w:tplc="08090005" w:tentative="1">
+      <w:start w:val="1"/>
+      <w:numFmt w:val="bullet"/>
+      <w:lvlText w:val=""/>
+      <w:lvlJc w:val="left"/>
+      <w:pPr>
+        <w:ind w:left="7920" w:hanging="360"/>
+      </w:pPr>
+      <w:rPr>
+        <w:rFonts w:ascii="Wingdings" w:hAnsi="Wingdings" w:hint="default"/>
+      </w:rPr>
+    </w:lvl>
+  </w:abstractNum>
+  <w:abstractNum w:abstractNumId="29" w15:restartNumberingAfterBreak="0">
     <w:nsid w:val="4FAC518C"/>
     <w:multiLevelType w:val="hybridMultilevel"/>
     <w:tmpl w:val="6DC45AB2"/>
@@ -12221,7 +18392,7 @@
       </w:rPr>
     </w:lvl>
   </w:abstractNum>
-  <w:abstractNum w:abstractNumId="27" w15:restartNumberingAfterBreak="0">
+  <w:abstractNum w:abstractNumId="30" w15:restartNumberingAfterBreak="0">
     <w:nsid w:val="503419B8"/>
     <w:multiLevelType w:val="hybridMultilevel"/>
     <w:tmpl w:val="9BD6E1B2"/>
@@ -12307,7 +18478,120 @@
       </w:pPr>
     </w:lvl>
   </w:abstractNum>
-  <w:abstractNum w:abstractNumId="28" w15:restartNumberingAfterBreak="0">
+  <w:abstractNum w:abstractNumId="31" w15:restartNumberingAfterBreak="0">
+    <w:nsid w:val="532617EB"/>
+    <w:multiLevelType w:val="hybridMultilevel"/>
+    <w:tmpl w:val="86C4A21E"/>
+    <w:lvl w:ilvl="0" w:tplc="08090001">
+      <w:start w:val="1"/>
+      <w:numFmt w:val="bullet"/>
+      <w:lvlText w:val=""/>
+      <w:lvlJc w:val="left"/>
+      <w:pPr>
+        <w:ind w:left="1440" w:hanging="360"/>
+      </w:pPr>
+      <w:rPr>
+        <w:rFonts w:ascii="Symbol" w:hAnsi="Symbol" w:hint="default"/>
+      </w:rPr>
+    </w:lvl>
+    <w:lvl w:ilvl="1" w:tplc="08090003" w:tentative="1">
+      <w:start w:val="1"/>
+      <w:numFmt w:val="bullet"/>
+      <w:lvlText w:val="o"/>
+      <w:lvlJc w:val="left"/>
+      <w:pPr>
+        <w:ind w:left="2160" w:hanging="360"/>
+      </w:pPr>
+      <w:rPr>
+        <w:rFonts w:ascii="Courier New" w:hAnsi="Courier New" w:cs="Courier New" w:hint="default"/>
+      </w:rPr>
+    </w:lvl>
+    <w:lvl w:ilvl="2" w:tplc="08090005" w:tentative="1">
+      <w:start w:val="1"/>
+      <w:numFmt w:val="bullet"/>
+      <w:lvlText w:val=""/>
+      <w:lvlJc w:val="left"/>
+      <w:pPr>
+        <w:ind w:left="2880" w:hanging="360"/>
+      </w:pPr>
+      <w:rPr>
+        <w:rFonts w:ascii="Wingdings" w:hAnsi="Wingdings" w:hint="default"/>
+      </w:rPr>
+    </w:lvl>
+    <w:lvl w:ilvl="3" w:tplc="08090001" w:tentative="1">
+      <w:start w:val="1"/>
+      <w:numFmt w:val="bullet"/>
+      <w:lvlText w:val=""/>
+      <w:lvlJc w:val="left"/>
+      <w:pPr>
+        <w:ind w:left="3600" w:hanging="360"/>
+      </w:pPr>
+      <w:rPr>
+        <w:rFonts w:ascii="Symbol" w:hAnsi="Symbol" w:hint="default"/>
+      </w:rPr>
+    </w:lvl>
+    <w:lvl w:ilvl="4" w:tplc="08090003" w:tentative="1">
+      <w:start w:val="1"/>
+      <w:numFmt w:val="bullet"/>
+      <w:lvlText w:val="o"/>
+      <w:lvlJc w:val="left"/>
+      <w:pPr>
+        <w:ind w:left="4320" w:hanging="360"/>
+      </w:pPr>
+      <w:rPr>
+        <w:rFonts w:ascii="Courier New" w:hAnsi="Courier New" w:cs="Courier New" w:hint="default"/>
+      </w:rPr>
+    </w:lvl>
+    <w:lvl w:ilvl="5" w:tplc="08090005" w:tentative="1">
+      <w:start w:val="1"/>
+      <w:numFmt w:val="bullet"/>
+      <w:lvlText w:val=""/>
+      <w:lvlJc w:val="left"/>
+      <w:pPr>
+        <w:ind w:left="5040" w:hanging="360"/>
+      </w:pPr>
+      <w:rPr>
+        <w:rFonts w:ascii="Wingdings" w:hAnsi="Wingdings" w:hint="default"/>
+      </w:rPr>
+    </w:lvl>
+    <w:lvl w:ilvl="6" w:tplc="08090001" w:tentative="1">
+      <w:start w:val="1"/>
+      <w:numFmt w:val="bullet"/>
+      <w:lvlText w:val=""/>
+      <w:lvlJc w:val="left"/>
+      <w:pPr>
+        <w:ind w:left="5760" w:hanging="360"/>
+      </w:pPr>
+      <w:rPr>
+        <w:rFonts w:ascii="Symbol" w:hAnsi="Symbol" w:hint="default"/>
+      </w:rPr>
+    </w:lvl>
+    <w:lvl w:ilvl="7" w:tplc="08090003" w:tentative="1">
+      <w:start w:val="1"/>
+      <w:numFmt w:val="bullet"/>
+      <w:lvlText w:val="o"/>
+      <w:lvlJc w:val="left"/>
+      <w:pPr>
+        <w:ind w:left="6480" w:hanging="360"/>
+      </w:pPr>
+      <w:rPr>
+        <w:rFonts w:ascii="Courier New" w:hAnsi="Courier New" w:cs="Courier New" w:hint="default"/>
+      </w:rPr>
+    </w:lvl>
+    <w:lvl w:ilvl="8" w:tplc="08090005" w:tentative="1">
+      <w:start w:val="1"/>
+      <w:numFmt w:val="bullet"/>
+      <w:lvlText w:val=""/>
+      <w:lvlJc w:val="left"/>
+      <w:pPr>
+        <w:ind w:left="7200" w:hanging="360"/>
+      </w:pPr>
+      <w:rPr>
+        <w:rFonts w:ascii="Wingdings" w:hAnsi="Wingdings" w:hint="default"/>
+      </w:rPr>
+    </w:lvl>
+  </w:abstractNum>
+  <w:abstractNum w:abstractNumId="32" w15:restartNumberingAfterBreak="0">
     <w:nsid w:val="55845FB8"/>
     <w:multiLevelType w:val="hybridMultilevel"/>
     <w:tmpl w:val="A5FC556E"/>
@@ -12420,7 +18704,7 @@
       </w:rPr>
     </w:lvl>
   </w:abstractNum>
-  <w:abstractNum w:abstractNumId="29" w15:restartNumberingAfterBreak="0">
+  <w:abstractNum w:abstractNumId="33" w15:restartNumberingAfterBreak="0">
     <w:nsid w:val="5A9F415D"/>
     <w:multiLevelType w:val="hybridMultilevel"/>
     <w:tmpl w:val="4658EA8A"/>
@@ -12533,7 +18817,7 @@
       </w:rPr>
     </w:lvl>
   </w:abstractNum>
-  <w:abstractNum w:abstractNumId="30" w15:restartNumberingAfterBreak="0">
+  <w:abstractNum w:abstractNumId="34" w15:restartNumberingAfterBreak="0">
     <w:nsid w:val="5C2B215F"/>
     <w:multiLevelType w:val="multilevel"/>
     <w:tmpl w:val="0809001F"/>
@@ -12619,7 +18903,233 @@
       </w:pPr>
     </w:lvl>
   </w:abstractNum>
-  <w:abstractNum w:abstractNumId="31" w15:restartNumberingAfterBreak="0">
+  <w:abstractNum w:abstractNumId="35" w15:restartNumberingAfterBreak="0">
+    <w:nsid w:val="5CB96B93"/>
+    <w:multiLevelType w:val="hybridMultilevel"/>
+    <w:tmpl w:val="70E8CD00"/>
+    <w:lvl w:ilvl="0" w:tplc="08090001">
+      <w:start w:val="1"/>
+      <w:numFmt w:val="bullet"/>
+      <w:lvlText w:val=""/>
+      <w:lvlJc w:val="left"/>
+      <w:pPr>
+        <w:ind w:left="720" w:hanging="360"/>
+      </w:pPr>
+      <w:rPr>
+        <w:rFonts w:ascii="Symbol" w:hAnsi="Symbol" w:hint="default"/>
+      </w:rPr>
+    </w:lvl>
+    <w:lvl w:ilvl="1" w:tplc="08090003" w:tentative="1">
+      <w:start w:val="1"/>
+      <w:numFmt w:val="bullet"/>
+      <w:lvlText w:val="o"/>
+      <w:lvlJc w:val="left"/>
+      <w:pPr>
+        <w:ind w:left="1440" w:hanging="360"/>
+      </w:pPr>
+      <w:rPr>
+        <w:rFonts w:ascii="Courier New" w:hAnsi="Courier New" w:cs="Courier New" w:hint="default"/>
+      </w:rPr>
+    </w:lvl>
+    <w:lvl w:ilvl="2" w:tplc="08090005">
+      <w:start w:val="1"/>
+      <w:numFmt w:val="bullet"/>
+      <w:lvlText w:val=""/>
+      <w:lvlJc w:val="left"/>
+      <w:pPr>
+        <w:ind w:left="2160" w:hanging="360"/>
+      </w:pPr>
+      <w:rPr>
+        <w:rFonts w:ascii="Wingdings" w:hAnsi="Wingdings" w:hint="default"/>
+      </w:rPr>
+    </w:lvl>
+    <w:lvl w:ilvl="3" w:tplc="08090001" w:tentative="1">
+      <w:start w:val="1"/>
+      <w:numFmt w:val="bullet"/>
+      <w:lvlText w:val=""/>
+      <w:lvlJc w:val="left"/>
+      <w:pPr>
+        <w:ind w:left="2880" w:hanging="360"/>
+      </w:pPr>
+      <w:rPr>
+        <w:rFonts w:ascii="Symbol" w:hAnsi="Symbol" w:hint="default"/>
+      </w:rPr>
+    </w:lvl>
+    <w:lvl w:ilvl="4" w:tplc="08090003" w:tentative="1">
+      <w:start w:val="1"/>
+      <w:numFmt w:val="bullet"/>
+      <w:lvlText w:val="o"/>
+      <w:lvlJc w:val="left"/>
+      <w:pPr>
+        <w:ind w:left="3600" w:hanging="360"/>
+      </w:pPr>
+      <w:rPr>
+        <w:rFonts w:ascii="Courier New" w:hAnsi="Courier New" w:cs="Courier New" w:hint="default"/>
+      </w:rPr>
+    </w:lvl>
+    <w:lvl w:ilvl="5" w:tplc="08090005" w:tentative="1">
+      <w:start w:val="1"/>
+      <w:numFmt w:val="bullet"/>
+      <w:lvlText w:val=""/>
+      <w:lvlJc w:val="left"/>
+      <w:pPr>
+        <w:ind w:left="4320" w:hanging="360"/>
+      </w:pPr>
+      <w:rPr>
+        <w:rFonts w:ascii="Wingdings" w:hAnsi="Wingdings" w:hint="default"/>
+      </w:rPr>
+    </w:lvl>
+    <w:lvl w:ilvl="6" w:tplc="08090001" w:tentative="1">
+      <w:start w:val="1"/>
+      <w:numFmt w:val="bullet"/>
+      <w:lvlText w:val=""/>
+      <w:lvlJc w:val="left"/>
+      <w:pPr>
+        <w:ind w:left="5040" w:hanging="360"/>
+      </w:pPr>
+      <w:rPr>
+        <w:rFonts w:ascii="Symbol" w:hAnsi="Symbol" w:hint="default"/>
+      </w:rPr>
+    </w:lvl>
+    <w:lvl w:ilvl="7" w:tplc="08090003" w:tentative="1">
+      <w:start w:val="1"/>
+      <w:numFmt w:val="bullet"/>
+      <w:lvlText w:val="o"/>
+      <w:lvlJc w:val="left"/>
+      <w:pPr>
+        <w:ind w:left="5760" w:hanging="360"/>
+      </w:pPr>
+      <w:rPr>
+        <w:rFonts w:ascii="Courier New" w:hAnsi="Courier New" w:cs="Courier New" w:hint="default"/>
+      </w:rPr>
+    </w:lvl>
+    <w:lvl w:ilvl="8" w:tplc="08090005" w:tentative="1">
+      <w:start w:val="1"/>
+      <w:numFmt w:val="bullet"/>
+      <w:lvlText w:val=""/>
+      <w:lvlJc w:val="left"/>
+      <w:pPr>
+        <w:ind w:left="6480" w:hanging="360"/>
+      </w:pPr>
+      <w:rPr>
+        <w:rFonts w:ascii="Wingdings" w:hAnsi="Wingdings" w:hint="default"/>
+      </w:rPr>
+    </w:lvl>
+  </w:abstractNum>
+  <w:abstractNum w:abstractNumId="36" w15:restartNumberingAfterBreak="0">
+    <w:nsid w:val="5D0C5451"/>
+    <w:multiLevelType w:val="hybridMultilevel"/>
+    <w:tmpl w:val="E498348E"/>
+    <w:lvl w:ilvl="0" w:tplc="08090003">
+      <w:start w:val="1"/>
+      <w:numFmt w:val="bullet"/>
+      <w:lvlText w:val="o"/>
+      <w:lvlJc w:val="left"/>
+      <w:pPr>
+        <w:ind w:left="720" w:hanging="360"/>
+      </w:pPr>
+      <w:rPr>
+        <w:rFonts w:ascii="Courier New" w:hAnsi="Courier New" w:cs="Courier New" w:hint="default"/>
+      </w:rPr>
+    </w:lvl>
+    <w:lvl w:ilvl="1" w:tplc="08090003" w:tentative="1">
+      <w:start w:val="1"/>
+      <w:numFmt w:val="bullet"/>
+      <w:lvlText w:val="o"/>
+      <w:lvlJc w:val="left"/>
+      <w:pPr>
+        <w:ind w:left="1440" w:hanging="360"/>
+      </w:pPr>
+      <w:rPr>
+        <w:rFonts w:ascii="Courier New" w:hAnsi="Courier New" w:cs="Courier New" w:hint="default"/>
+      </w:rPr>
+    </w:lvl>
+    <w:lvl w:ilvl="2" w:tplc="08090005">
+      <w:start w:val="1"/>
+      <w:numFmt w:val="bullet"/>
+      <w:lvlText w:val=""/>
+      <w:lvlJc w:val="left"/>
+      <w:pPr>
+        <w:ind w:left="2160" w:hanging="360"/>
+      </w:pPr>
+      <w:rPr>
+        <w:rFonts w:ascii="Wingdings" w:hAnsi="Wingdings" w:hint="default"/>
+      </w:rPr>
+    </w:lvl>
+    <w:lvl w:ilvl="3" w:tplc="08090001" w:tentative="1">
+      <w:start w:val="1"/>
+      <w:numFmt w:val="bullet"/>
+      <w:lvlText w:val=""/>
+      <w:lvlJc w:val="left"/>
+      <w:pPr>
+        <w:ind w:left="2880" w:hanging="360"/>
+      </w:pPr>
+      <w:rPr>
+        <w:rFonts w:ascii="Symbol" w:hAnsi="Symbol" w:hint="default"/>
+      </w:rPr>
+    </w:lvl>
+    <w:lvl w:ilvl="4" w:tplc="08090003" w:tentative="1">
+      <w:start w:val="1"/>
+      <w:numFmt w:val="bullet"/>
+      <w:lvlText w:val="o"/>
+      <w:lvlJc w:val="left"/>
+      <w:pPr>
+        <w:ind w:left="3600" w:hanging="360"/>
+      </w:pPr>
+      <w:rPr>
+        <w:rFonts w:ascii="Courier New" w:hAnsi="Courier New" w:cs="Courier New" w:hint="default"/>
+      </w:rPr>
+    </w:lvl>
+    <w:lvl w:ilvl="5" w:tplc="08090005" w:tentative="1">
+      <w:start w:val="1"/>
+      <w:numFmt w:val="bullet"/>
+      <w:lvlText w:val=""/>
+      <w:lvlJc w:val="left"/>
+      <w:pPr>
+        <w:ind w:left="4320" w:hanging="360"/>
+      </w:pPr>
+      <w:rPr>
+        <w:rFonts w:ascii="Wingdings" w:hAnsi="Wingdings" w:hint="default"/>
+      </w:rPr>
+    </w:lvl>
+    <w:lvl w:ilvl="6" w:tplc="08090001" w:tentative="1">
+      <w:start w:val="1"/>
+      <w:numFmt w:val="bullet"/>
+      <w:lvlText w:val=""/>
+      <w:lvlJc w:val="left"/>
+      <w:pPr>
+        <w:ind w:left="5040" w:hanging="360"/>
+      </w:pPr>
+      <w:rPr>
+        <w:rFonts w:ascii="Symbol" w:hAnsi="Symbol" w:hint="default"/>
+      </w:rPr>
+    </w:lvl>
+    <w:lvl w:ilvl="7" w:tplc="08090003" w:tentative="1">
+      <w:start w:val="1"/>
+      <w:numFmt w:val="bullet"/>
+      <w:lvlText w:val="o"/>
+      <w:lvlJc w:val="left"/>
+      <w:pPr>
+        <w:ind w:left="5760" w:hanging="360"/>
+      </w:pPr>
+      <w:rPr>
+        <w:rFonts w:ascii="Courier New" w:hAnsi="Courier New" w:cs="Courier New" w:hint="default"/>
+      </w:rPr>
+    </w:lvl>
+    <w:lvl w:ilvl="8" w:tplc="08090005" w:tentative="1">
+      <w:start w:val="1"/>
+      <w:numFmt w:val="bullet"/>
+      <w:lvlText w:val=""/>
+      <w:lvlJc w:val="left"/>
+      <w:pPr>
+        <w:ind w:left="6480" w:hanging="360"/>
+      </w:pPr>
+      <w:rPr>
+        <w:rFonts w:ascii="Wingdings" w:hAnsi="Wingdings" w:hint="default"/>
+      </w:rPr>
+    </w:lvl>
+  </w:abstractNum>
+  <w:abstractNum w:abstractNumId="37" w15:restartNumberingAfterBreak="0">
     <w:nsid w:val="5F7973D8"/>
     <w:multiLevelType w:val="hybridMultilevel"/>
     <w:tmpl w:val="D37E229E"/>
@@ -12732,7 +19242,7 @@
       </w:rPr>
     </w:lvl>
   </w:abstractNum>
-  <w:abstractNum w:abstractNumId="32" w15:restartNumberingAfterBreak="0">
+  <w:abstractNum w:abstractNumId="38" w15:restartNumberingAfterBreak="0">
     <w:nsid w:val="61C92DCF"/>
     <w:multiLevelType w:val="hybridMultilevel"/>
     <w:tmpl w:val="20CEC430"/>
@@ -12845,7 +19355,7 @@
       </w:rPr>
     </w:lvl>
   </w:abstractNum>
-  <w:abstractNum w:abstractNumId="33" w15:restartNumberingAfterBreak="0">
+  <w:abstractNum w:abstractNumId="39" w15:restartNumberingAfterBreak="0">
     <w:nsid w:val="64752419"/>
     <w:multiLevelType w:val="multilevel"/>
     <w:tmpl w:val="0809001F"/>
@@ -12931,7 +19441,7 @@
       </w:pPr>
     </w:lvl>
   </w:abstractNum>
-  <w:abstractNum w:abstractNumId="34" w15:restartNumberingAfterBreak="0">
+  <w:abstractNum w:abstractNumId="40" w15:restartNumberingAfterBreak="0">
     <w:nsid w:val="65443E06"/>
     <w:multiLevelType w:val="multilevel"/>
     <w:tmpl w:val="0809001F"/>
@@ -13017,7 +19527,7 @@
       </w:pPr>
     </w:lvl>
   </w:abstractNum>
-  <w:abstractNum w:abstractNumId="35" w15:restartNumberingAfterBreak="0">
+  <w:abstractNum w:abstractNumId="41" w15:restartNumberingAfterBreak="0">
     <w:nsid w:val="682D5340"/>
     <w:multiLevelType w:val="multilevel"/>
     <w:tmpl w:val="2C78780A"/>
@@ -13130,7 +19640,233 @@
       </w:rPr>
     </w:lvl>
   </w:abstractNum>
-  <w:abstractNum w:abstractNumId="36" w15:restartNumberingAfterBreak="0">
+  <w:abstractNum w:abstractNumId="42" w15:restartNumberingAfterBreak="0">
+    <w:nsid w:val="69361881"/>
+    <w:multiLevelType w:val="hybridMultilevel"/>
+    <w:tmpl w:val="9252BD6C"/>
+    <w:lvl w:ilvl="0" w:tplc="08090001">
+      <w:start w:val="1"/>
+      <w:numFmt w:val="bullet"/>
+      <w:lvlText w:val=""/>
+      <w:lvlJc w:val="left"/>
+      <w:pPr>
+        <w:ind w:left="720" w:hanging="360"/>
+      </w:pPr>
+      <w:rPr>
+        <w:rFonts w:ascii="Symbol" w:hAnsi="Symbol" w:hint="default"/>
+      </w:rPr>
+    </w:lvl>
+    <w:lvl w:ilvl="1" w:tplc="08090003" w:tentative="1">
+      <w:start w:val="1"/>
+      <w:numFmt w:val="bullet"/>
+      <w:lvlText w:val="o"/>
+      <w:lvlJc w:val="left"/>
+      <w:pPr>
+        <w:ind w:left="1440" w:hanging="360"/>
+      </w:pPr>
+      <w:rPr>
+        <w:rFonts w:ascii="Courier New" w:hAnsi="Courier New" w:cs="Courier New" w:hint="default"/>
+      </w:rPr>
+    </w:lvl>
+    <w:lvl w:ilvl="2" w:tplc="08090005">
+      <w:start w:val="1"/>
+      <w:numFmt w:val="bullet"/>
+      <w:lvlText w:val=""/>
+      <w:lvlJc w:val="left"/>
+      <w:pPr>
+        <w:ind w:left="2160" w:hanging="360"/>
+      </w:pPr>
+      <w:rPr>
+        <w:rFonts w:ascii="Wingdings" w:hAnsi="Wingdings" w:hint="default"/>
+      </w:rPr>
+    </w:lvl>
+    <w:lvl w:ilvl="3" w:tplc="08090001" w:tentative="1">
+      <w:start w:val="1"/>
+      <w:numFmt w:val="bullet"/>
+      <w:lvlText w:val=""/>
+      <w:lvlJc w:val="left"/>
+      <w:pPr>
+        <w:ind w:left="2880" w:hanging="360"/>
+      </w:pPr>
+      <w:rPr>
+        <w:rFonts w:ascii="Symbol" w:hAnsi="Symbol" w:hint="default"/>
+      </w:rPr>
+    </w:lvl>
+    <w:lvl w:ilvl="4" w:tplc="08090003" w:tentative="1">
+      <w:start w:val="1"/>
+      <w:numFmt w:val="bullet"/>
+      <w:lvlText w:val="o"/>
+      <w:lvlJc w:val="left"/>
+      <w:pPr>
+        <w:ind w:left="3600" w:hanging="360"/>
+      </w:pPr>
+      <w:rPr>
+        <w:rFonts w:ascii="Courier New" w:hAnsi="Courier New" w:cs="Courier New" w:hint="default"/>
+      </w:rPr>
+    </w:lvl>
+    <w:lvl w:ilvl="5" w:tplc="08090005" w:tentative="1">
+      <w:start w:val="1"/>
+      <w:numFmt w:val="bullet"/>
+      <w:lvlText w:val=""/>
+      <w:lvlJc w:val="left"/>
+      <w:pPr>
+        <w:ind w:left="4320" w:hanging="360"/>
+      </w:pPr>
+      <w:rPr>
+        <w:rFonts w:ascii="Wingdings" w:hAnsi="Wingdings" w:hint="default"/>
+      </w:rPr>
+    </w:lvl>
+    <w:lvl w:ilvl="6" w:tplc="08090001" w:tentative="1">
+      <w:start w:val="1"/>
+      <w:numFmt w:val="bullet"/>
+      <w:lvlText w:val=""/>
+      <w:lvlJc w:val="left"/>
+      <w:pPr>
+        <w:ind w:left="5040" w:hanging="360"/>
+      </w:pPr>
+      <w:rPr>
+        <w:rFonts w:ascii="Symbol" w:hAnsi="Symbol" w:hint="default"/>
+      </w:rPr>
+    </w:lvl>
+    <w:lvl w:ilvl="7" w:tplc="08090003" w:tentative="1">
+      <w:start w:val="1"/>
+      <w:numFmt w:val="bullet"/>
+      <w:lvlText w:val="o"/>
+      <w:lvlJc w:val="left"/>
+      <w:pPr>
+        <w:ind w:left="5760" w:hanging="360"/>
+      </w:pPr>
+      <w:rPr>
+        <w:rFonts w:ascii="Courier New" w:hAnsi="Courier New" w:cs="Courier New" w:hint="default"/>
+      </w:rPr>
+    </w:lvl>
+    <w:lvl w:ilvl="8" w:tplc="08090005" w:tentative="1">
+      <w:start w:val="1"/>
+      <w:numFmt w:val="bullet"/>
+      <w:lvlText w:val=""/>
+      <w:lvlJc w:val="left"/>
+      <w:pPr>
+        <w:ind w:left="6480" w:hanging="360"/>
+      </w:pPr>
+      <w:rPr>
+        <w:rFonts w:ascii="Wingdings" w:hAnsi="Wingdings" w:hint="default"/>
+      </w:rPr>
+    </w:lvl>
+  </w:abstractNum>
+  <w:abstractNum w:abstractNumId="43" w15:restartNumberingAfterBreak="0">
+    <w:nsid w:val="6FA02F52"/>
+    <w:multiLevelType w:val="hybridMultilevel"/>
+    <w:tmpl w:val="2430D22A"/>
+    <w:lvl w:ilvl="0" w:tplc="08090001">
+      <w:start w:val="1"/>
+      <w:numFmt w:val="bullet"/>
+      <w:lvlText w:val=""/>
+      <w:lvlJc w:val="left"/>
+      <w:pPr>
+        <w:ind w:left="720" w:hanging="360"/>
+      </w:pPr>
+      <w:rPr>
+        <w:rFonts w:ascii="Symbol" w:hAnsi="Symbol" w:hint="default"/>
+      </w:rPr>
+    </w:lvl>
+    <w:lvl w:ilvl="1" w:tplc="08090003" w:tentative="1">
+      <w:start w:val="1"/>
+      <w:numFmt w:val="bullet"/>
+      <w:lvlText w:val="o"/>
+      <w:lvlJc w:val="left"/>
+      <w:pPr>
+        <w:ind w:left="1440" w:hanging="360"/>
+      </w:pPr>
+      <w:rPr>
+        <w:rFonts w:ascii="Courier New" w:hAnsi="Courier New" w:cs="Courier New" w:hint="default"/>
+      </w:rPr>
+    </w:lvl>
+    <w:lvl w:ilvl="2" w:tplc="08090005">
+      <w:start w:val="1"/>
+      <w:numFmt w:val="bullet"/>
+      <w:lvlText w:val=""/>
+      <w:lvlJc w:val="left"/>
+      <w:pPr>
+        <w:ind w:left="2160" w:hanging="360"/>
+      </w:pPr>
+      <w:rPr>
+        <w:rFonts w:ascii="Wingdings" w:hAnsi="Wingdings" w:hint="default"/>
+      </w:rPr>
+    </w:lvl>
+    <w:lvl w:ilvl="3" w:tplc="08090001" w:tentative="1">
+      <w:start w:val="1"/>
+      <w:numFmt w:val="bullet"/>
+      <w:lvlText w:val=""/>
+      <w:lvlJc w:val="left"/>
+      <w:pPr>
+        <w:ind w:left="2880" w:hanging="360"/>
+      </w:pPr>
+      <w:rPr>
+        <w:rFonts w:ascii="Symbol" w:hAnsi="Symbol" w:hint="default"/>
+      </w:rPr>
+    </w:lvl>
+    <w:lvl w:ilvl="4" w:tplc="08090003" w:tentative="1">
+      <w:start w:val="1"/>
+      <w:numFmt w:val="bullet"/>
+      <w:lvlText w:val="o"/>
+      <w:lvlJc w:val="left"/>
+      <w:pPr>
+        <w:ind w:left="3600" w:hanging="360"/>
+      </w:pPr>
+      <w:rPr>
+        <w:rFonts w:ascii="Courier New" w:hAnsi="Courier New" w:cs="Courier New" w:hint="default"/>
+      </w:rPr>
+    </w:lvl>
+    <w:lvl w:ilvl="5" w:tplc="08090005" w:tentative="1">
+      <w:start w:val="1"/>
+      <w:numFmt w:val="bullet"/>
+      <w:lvlText w:val=""/>
+      <w:lvlJc w:val="left"/>
+      <w:pPr>
+        <w:ind w:left="4320" w:hanging="360"/>
+      </w:pPr>
+      <w:rPr>
+        <w:rFonts w:ascii="Wingdings" w:hAnsi="Wingdings" w:hint="default"/>
+      </w:rPr>
+    </w:lvl>
+    <w:lvl w:ilvl="6" w:tplc="08090001" w:tentative="1">
+      <w:start w:val="1"/>
+      <w:numFmt w:val="bullet"/>
+      <w:lvlText w:val=""/>
+      <w:lvlJc w:val="left"/>
+      <w:pPr>
+        <w:ind w:left="5040" w:hanging="360"/>
+      </w:pPr>
+      <w:rPr>
+        <w:rFonts w:ascii="Symbol" w:hAnsi="Symbol" w:hint="default"/>
+      </w:rPr>
+    </w:lvl>
+    <w:lvl w:ilvl="7" w:tplc="08090003" w:tentative="1">
+      <w:start w:val="1"/>
+      <w:numFmt w:val="bullet"/>
+      <w:lvlText w:val="o"/>
+      <w:lvlJc w:val="left"/>
+      <w:pPr>
+        <w:ind w:left="5760" w:hanging="360"/>
+      </w:pPr>
+      <w:rPr>
+        <w:rFonts w:ascii="Courier New" w:hAnsi="Courier New" w:cs="Courier New" w:hint="default"/>
+      </w:rPr>
+    </w:lvl>
+    <w:lvl w:ilvl="8" w:tplc="08090005" w:tentative="1">
+      <w:start w:val="1"/>
+      <w:numFmt w:val="bullet"/>
+      <w:lvlText w:val=""/>
+      <w:lvlJc w:val="left"/>
+      <w:pPr>
+        <w:ind w:left="6480" w:hanging="360"/>
+      </w:pPr>
+      <w:rPr>
+        <w:rFonts w:ascii="Wingdings" w:hAnsi="Wingdings" w:hint="default"/>
+      </w:rPr>
+    </w:lvl>
+  </w:abstractNum>
+  <w:abstractNum w:abstractNumId="44" w15:restartNumberingAfterBreak="0">
     <w:nsid w:val="71A04FEC"/>
     <w:multiLevelType w:val="multilevel"/>
     <w:tmpl w:val="0809001F"/>
@@ -13216,7 +19952,7 @@
       </w:pPr>
     </w:lvl>
   </w:abstractNum>
-  <w:abstractNum w:abstractNumId="37" w15:restartNumberingAfterBreak="0">
+  <w:abstractNum w:abstractNumId="45" w15:restartNumberingAfterBreak="0">
     <w:nsid w:val="753C511F"/>
     <w:multiLevelType w:val="multilevel"/>
     <w:tmpl w:val="A8B22FA6"/>
@@ -13329,7 +20065,7 @@
       </w:rPr>
     </w:lvl>
   </w:abstractNum>
-  <w:abstractNum w:abstractNumId="38" w15:restartNumberingAfterBreak="0">
+  <w:abstractNum w:abstractNumId="46" w15:restartNumberingAfterBreak="0">
     <w:nsid w:val="75BF7539"/>
     <w:multiLevelType w:val="hybridMultilevel"/>
     <w:tmpl w:val="A490DB92"/>
@@ -13541,7 +20277,156 @@
       </w:rPr>
     </w:lvl>
   </w:abstractNum>
-  <w:abstractNum w:abstractNumId="39" w15:restartNumberingAfterBreak="0">
+  <w:abstractNum w:abstractNumId="47" w15:restartNumberingAfterBreak="0">
+    <w:nsid w:val="7B0E29E0"/>
+    <w:multiLevelType w:val="multilevel"/>
+    <w:tmpl w:val="6E7AD358"/>
+    <w:lvl w:ilvl="0">
+      <w:start w:val="1"/>
+      <w:numFmt w:val="bullet"/>
+      <w:lvlText w:val=""/>
+      <w:lvlJc w:val="left"/>
+      <w:pPr>
+        <w:tabs>
+          <w:tab w:val="num" w:pos="720"/>
+        </w:tabs>
+        <w:ind w:left="720" w:hanging="360"/>
+      </w:pPr>
+      <w:rPr>
+        <w:rFonts w:ascii="Symbol" w:hAnsi="Symbol" w:hint="default"/>
+        <w:sz w:val="20"/>
+      </w:rPr>
+    </w:lvl>
+    <w:lvl w:ilvl="1" w:tentative="1">
+      <w:start w:val="1"/>
+      <w:numFmt w:val="bullet"/>
+      <w:lvlText w:val="o"/>
+      <w:lvlJc w:val="left"/>
+      <w:pPr>
+        <w:tabs>
+          <w:tab w:val="num" w:pos="1440"/>
+        </w:tabs>
+        <w:ind w:left="1440" w:hanging="360"/>
+      </w:pPr>
+      <w:rPr>
+        <w:rFonts w:ascii="Courier New" w:hAnsi="Courier New" w:hint="default"/>
+        <w:sz w:val="20"/>
+      </w:rPr>
+    </w:lvl>
+    <w:lvl w:ilvl="2" w:tentative="1">
+      <w:start w:val="1"/>
+      <w:numFmt w:val="bullet"/>
+      <w:lvlText w:val=""/>
+      <w:lvlJc w:val="left"/>
+      <w:pPr>
+        <w:tabs>
+          <w:tab w:val="num" w:pos="2160"/>
+        </w:tabs>
+        <w:ind w:left="2160" w:hanging="360"/>
+      </w:pPr>
+      <w:rPr>
+        <w:rFonts w:ascii="Wingdings" w:hAnsi="Wingdings" w:hint="default"/>
+        <w:sz w:val="20"/>
+      </w:rPr>
+    </w:lvl>
+    <w:lvl w:ilvl="3" w:tentative="1">
+      <w:start w:val="1"/>
+      <w:numFmt w:val="bullet"/>
+      <w:lvlText w:val=""/>
+      <w:lvlJc w:val="left"/>
+      <w:pPr>
+        <w:tabs>
+          <w:tab w:val="num" w:pos="2880"/>
+        </w:tabs>
+        <w:ind w:left="2880" w:hanging="360"/>
+      </w:pPr>
+      <w:rPr>
+        <w:rFonts w:ascii="Wingdings" w:hAnsi="Wingdings" w:hint="default"/>
+        <w:sz w:val="20"/>
+      </w:rPr>
+    </w:lvl>
+    <w:lvl w:ilvl="4" w:tentative="1">
+      <w:start w:val="1"/>
+      <w:numFmt w:val="bullet"/>
+      <w:lvlText w:val=""/>
+      <w:lvlJc w:val="left"/>
+      <w:pPr>
+        <w:tabs>
+          <w:tab w:val="num" w:pos="3600"/>
+        </w:tabs>
+        <w:ind w:left="3600" w:hanging="360"/>
+      </w:pPr>
+      <w:rPr>
+        <w:rFonts w:ascii="Wingdings" w:hAnsi="Wingdings" w:hint="default"/>
+        <w:sz w:val="20"/>
+      </w:rPr>
+    </w:lvl>
+    <w:lvl w:ilvl="5" w:tentative="1">
+      <w:start w:val="1"/>
+      <w:numFmt w:val="bullet"/>
+      <w:lvlText w:val=""/>
+      <w:lvlJc w:val="left"/>
+      <w:pPr>
+        <w:tabs>
+          <w:tab w:val="num" w:pos="4320"/>
+        </w:tabs>
+        <w:ind w:left="4320" w:hanging="360"/>
+      </w:pPr>
+      <w:rPr>
+        <w:rFonts w:ascii="Wingdings" w:hAnsi="Wingdings" w:hint="default"/>
+        <w:sz w:val="20"/>
+      </w:rPr>
+    </w:lvl>
+    <w:lvl w:ilvl="6" w:tentative="1">
+      <w:start w:val="1"/>
+      <w:numFmt w:val="bullet"/>
+      <w:lvlText w:val=""/>
+      <w:lvlJc w:val="left"/>
+      <w:pPr>
+        <w:tabs>
+          <w:tab w:val="num" w:pos="5040"/>
+        </w:tabs>
+        <w:ind w:left="5040" w:hanging="360"/>
+      </w:pPr>
+      <w:rPr>
+        <w:rFonts w:ascii="Wingdings" w:hAnsi="Wingdings" w:hint="default"/>
+        <w:sz w:val="20"/>
+      </w:rPr>
+    </w:lvl>
+    <w:lvl w:ilvl="7" w:tentative="1">
+      <w:start w:val="1"/>
+      <w:numFmt w:val="bullet"/>
+      <w:lvlText w:val=""/>
+      <w:lvlJc w:val="left"/>
+      <w:pPr>
+        <w:tabs>
+          <w:tab w:val="num" w:pos="5760"/>
+        </w:tabs>
+        <w:ind w:left="5760" w:hanging="360"/>
+      </w:pPr>
+      <w:rPr>
+        <w:rFonts w:ascii="Wingdings" w:hAnsi="Wingdings" w:hint="default"/>
+        <w:sz w:val="20"/>
+      </w:rPr>
+    </w:lvl>
+    <w:lvl w:ilvl="8" w:tentative="1">
+      <w:start w:val="1"/>
+      <w:numFmt w:val="bullet"/>
+      <w:lvlText w:val=""/>
+      <w:lvlJc w:val="left"/>
+      <w:pPr>
+        <w:tabs>
+          <w:tab w:val="num" w:pos="6480"/>
+        </w:tabs>
+        <w:ind w:left="6480" w:hanging="360"/>
+      </w:pPr>
+      <w:rPr>
+        <w:rFonts w:ascii="Wingdings" w:hAnsi="Wingdings" w:hint="default"/>
+        <w:sz w:val="20"/>
+      </w:rPr>
+    </w:lvl>
+  </w:abstractNum>
+  <w:abstractNum w:abstractNumId="48" w15:restartNumberingAfterBreak="0">
     <w:nsid w:val="7DEC2452"/>
     <w:multiLevelType w:val="multilevel"/>
     <w:tmpl w:val="78A282E0"/>
@@ -13667,13 +20552,13 @@
     </w:lvl>
   </w:abstractNum>
   <w:num w:numId="1" w16cid:durableId="1268779913">
-    <w:abstractNumId w:val="17"/>
+    <w:abstractNumId w:val="19"/>
   </w:num>
   <w:num w:numId="2" w16cid:durableId="2095666841">
     <w:abstractNumId w:val="1"/>
   </w:num>
   <w:num w:numId="3" w16cid:durableId="1716192660">
-    <w:abstractNumId w:val="38"/>
+    <w:abstractNumId w:val="46"/>
   </w:num>
   <w:num w:numId="4" w16cid:durableId="2027366265">
     <w:abstractNumId w:val="3"/>
@@ -13682,109 +20567,136 @@
     <w:abstractNumId w:val="5"/>
   </w:num>
   <w:num w:numId="6" w16cid:durableId="584847518">
-    <w:abstractNumId w:val="9"/>
+    <w:abstractNumId w:val="10"/>
   </w:num>
   <w:num w:numId="7" w16cid:durableId="178391805">
-    <w:abstractNumId w:val="20"/>
+    <w:abstractNumId w:val="22"/>
   </w:num>
   <w:num w:numId="8" w16cid:durableId="1334917904">
     <w:abstractNumId w:val="0"/>
   </w:num>
   <w:num w:numId="9" w16cid:durableId="246816790">
-    <w:abstractNumId w:val="14"/>
+    <w:abstractNumId w:val="16"/>
   </w:num>
   <w:num w:numId="10" w16cid:durableId="760760749">
-    <w:abstractNumId w:val="18"/>
+    <w:abstractNumId w:val="20"/>
   </w:num>
   <w:num w:numId="11" w16cid:durableId="1392195966">
-    <w:abstractNumId w:val="24"/>
+    <w:abstractNumId w:val="26"/>
   </w:num>
   <w:num w:numId="12" w16cid:durableId="507411032">
+    <w:abstractNumId w:val="38"/>
+  </w:num>
+  <w:num w:numId="13" w16cid:durableId="1632320234">
     <w:abstractNumId w:val="32"/>
   </w:num>
-  <w:num w:numId="13" w16cid:durableId="1632320234">
-    <w:abstractNumId w:val="28"/>
-  </w:num>
   <w:num w:numId="14" w16cid:durableId="1640644730">
-    <w:abstractNumId w:val="26"/>
+    <w:abstractNumId w:val="29"/>
   </w:num>
   <w:num w:numId="15" w16cid:durableId="1594050282">
-    <w:abstractNumId w:val="19"/>
+    <w:abstractNumId w:val="21"/>
   </w:num>
   <w:num w:numId="16" w16cid:durableId="404453577">
     <w:abstractNumId w:val="6"/>
   </w:num>
   <w:num w:numId="17" w16cid:durableId="615526848">
-    <w:abstractNumId w:val="27"/>
+    <w:abstractNumId w:val="30"/>
   </w:num>
   <w:num w:numId="18" w16cid:durableId="1679775082">
     <w:abstractNumId w:val="4"/>
   </w:num>
   <w:num w:numId="19" w16cid:durableId="1138644120">
-    <w:abstractNumId w:val="10"/>
+    <w:abstractNumId w:val="11"/>
   </w:num>
   <w:num w:numId="20" w16cid:durableId="1689797510">
-    <w:abstractNumId w:val="13"/>
+    <w:abstractNumId w:val="15"/>
   </w:num>
   <w:num w:numId="21" w16cid:durableId="1667829697">
     <w:abstractNumId w:val="2"/>
   </w:num>
   <w:num w:numId="22" w16cid:durableId="45958837">
-    <w:abstractNumId w:val="29"/>
+    <w:abstractNumId w:val="33"/>
   </w:num>
   <w:num w:numId="23" w16cid:durableId="700126356">
     <w:abstractNumId w:val="8"/>
   </w:num>
   <w:num w:numId="24" w16cid:durableId="572009470">
-    <w:abstractNumId w:val="33"/>
+    <w:abstractNumId w:val="39"/>
   </w:num>
   <w:num w:numId="25" w16cid:durableId="172763157">
-    <w:abstractNumId w:val="23"/>
+    <w:abstractNumId w:val="25"/>
   </w:num>
   <w:num w:numId="26" w16cid:durableId="1304893403">
-    <w:abstractNumId w:val="35"/>
+    <w:abstractNumId w:val="41"/>
   </w:num>
   <w:num w:numId="27" w16cid:durableId="470947966">
-    <w:abstractNumId w:val="37"/>
+    <w:abstractNumId w:val="45"/>
   </w:num>
   <w:num w:numId="28" w16cid:durableId="287710842">
-    <w:abstractNumId w:val="30"/>
+    <w:abstractNumId w:val="34"/>
   </w:num>
   <w:num w:numId="29" w16cid:durableId="1414204414">
-    <w:abstractNumId w:val="15"/>
+    <w:abstractNumId w:val="17"/>
   </w:num>
   <w:num w:numId="30" w16cid:durableId="2042053322">
-    <w:abstractNumId w:val="36"/>
+    <w:abstractNumId w:val="44"/>
   </w:num>
   <w:num w:numId="31" w16cid:durableId="237441513">
-    <w:abstractNumId w:val="25"/>
+    <w:abstractNumId w:val="27"/>
   </w:num>
   <w:num w:numId="32" w16cid:durableId="303583826">
-    <w:abstractNumId w:val="22"/>
+    <w:abstractNumId w:val="24"/>
   </w:num>
   <w:num w:numId="33" w16cid:durableId="524056550">
     <w:abstractNumId w:val="7"/>
   </w:num>
   <w:num w:numId="34" w16cid:durableId="638150393">
-    <w:abstractNumId w:val="16"/>
+    <w:abstractNumId w:val="18"/>
   </w:num>
   <w:num w:numId="35" w16cid:durableId="1836677992">
-    <w:abstractNumId w:val="11"/>
+    <w:abstractNumId w:val="12"/>
   </w:num>
   <w:num w:numId="36" w16cid:durableId="803038634">
-    <w:abstractNumId w:val="39"/>
+    <w:abstractNumId w:val="48"/>
   </w:num>
   <w:num w:numId="37" w16cid:durableId="1533690224">
-    <w:abstractNumId w:val="12"/>
+    <w:abstractNumId w:val="13"/>
   </w:num>
   <w:num w:numId="38" w16cid:durableId="875047697">
-    <w:abstractNumId w:val="34"/>
+    <w:abstractNumId w:val="40"/>
   </w:num>
   <w:num w:numId="39" w16cid:durableId="1391534920">
-    <w:abstractNumId w:val="21"/>
+    <w:abstractNumId w:val="23"/>
   </w:num>
   <w:num w:numId="40" w16cid:durableId="1441492417">
+    <w:abstractNumId w:val="37"/>
+  </w:num>
+  <w:num w:numId="41" w16cid:durableId="973826353">
+    <w:abstractNumId w:val="47"/>
+  </w:num>
+  <w:num w:numId="42" w16cid:durableId="287781797">
+    <w:abstractNumId w:val="43"/>
+  </w:num>
+  <w:num w:numId="43" w16cid:durableId="1933125422">
+    <w:abstractNumId w:val="35"/>
+  </w:num>
+  <w:num w:numId="44" w16cid:durableId="48186059">
+    <w:abstractNumId w:val="9"/>
+  </w:num>
+  <w:num w:numId="45" w16cid:durableId="609701398">
+    <w:abstractNumId w:val="42"/>
+  </w:num>
+  <w:num w:numId="46" w16cid:durableId="1849950246">
+    <w:abstractNumId w:val="36"/>
+  </w:num>
+  <w:num w:numId="47" w16cid:durableId="2136095855">
+    <w:abstractNumId w:val="14"/>
+  </w:num>
+  <w:num w:numId="48" w16cid:durableId="1861385619">
     <w:abstractNumId w:val="31"/>
+  </w:num>
+  <w:num w:numId="49" w16cid:durableId="942612370">
+    <w:abstractNumId w:val="28"/>
   </w:num>
 </w:numbering>
 </file>
@@ -14189,7 +21101,7 @@
   <w:style w:type="paragraph" w:default="1" w:styleId="Normal">
     <w:name w:val="Normal"/>
     <w:qFormat/>
-    <w:rsid w:val="00026C14"/>
+    <w:rsid w:val="00183897"/>
     <w:pPr>
       <w:spacing w:after="143" w:line="259" w:lineRule="auto"/>
       <w:ind w:left="1068" w:hanging="10"/>
